--- a/NOTES.docx
+++ b/NOTES.docx
@@ -62,19 +62,7 @@
         <w:rPr>
           <w:rFonts w:ascii="Times New Roman" w:hAnsi="Times New Roman" w:cs="Times New Roman"/>
         </w:rPr>
-        <w:t xml:space="preserve"> </w:t>
-      </w:r>
-      <w:r>
-        <w:rPr>
-          <w:rFonts w:ascii="Times New Roman" w:hAnsi="Times New Roman" w:cs="Times New Roman"/>
-        </w:rPr>
-        <w:t>I</w:t>
-      </w:r>
-      <w:r>
-        <w:rPr>
-          <w:rFonts w:ascii="Times New Roman" w:hAnsi="Times New Roman" w:cs="Times New Roman"/>
-        </w:rPr>
-        <w:t>t is a hardware communication protocol used for asynchronous serial data transfer between two devices.</w:t>
+        <w:t xml:space="preserve"> It is a hardware communication protocol used for asynchronous serial data transfer between two devices.</w:t>
       </w:r>
     </w:p>
     <w:p>
@@ -318,17 +306,15 @@
           <w:i/>
           <w:iCs/>
         </w:rPr>
-        <w:t xml:space="preserve">** </w:t>
-      </w:r>
-      <w:r>
-        <w:rPr>
-          <w:rFonts w:ascii="Times New Roman" w:hAnsi="Times New Roman" w:cs="Times New Roman"/>
-          <w:b/>
-          <w:bCs/>
+        <w:t xml:space="preserve">** Idle State </w:t>
+      </w:r>
+      <w:r>
+        <w:rPr>
+          <w:rFonts w:ascii="Times New Roman" w:hAnsi="Times New Roman" w:cs="Times New Roman"/>
           <w:i/>
           <w:iCs/>
         </w:rPr>
-        <w:t>Idle State</w:t>
+        <w:t xml:space="preserve">When no data is sent, the UART line stays </w:t>
       </w:r>
       <w:r>
         <w:rPr>
@@ -338,7 +324,7 @@
           <w:i/>
           <w:iCs/>
         </w:rPr>
-        <w:t xml:space="preserve"> </w:t>
+        <w:t>idle (logic HIGH)</w:t>
       </w:r>
       <w:r>
         <w:rPr>
@@ -346,33 +332,7 @@
           <w:i/>
           <w:iCs/>
         </w:rPr>
-        <w:t xml:space="preserve">When no data is sent, the UART line stays </w:t>
-      </w:r>
-      <w:r>
-        <w:rPr>
-          <w:rFonts w:ascii="Times New Roman" w:hAnsi="Times New Roman" w:cs="Times New Roman"/>
-          <w:b/>
-          <w:bCs/>
-          <w:i/>
-          <w:iCs/>
-        </w:rPr>
-        <w:t>idle (logic HIGH)</w:t>
-      </w:r>
-      <w:r>
-        <w:rPr>
-          <w:rFonts w:ascii="Times New Roman" w:hAnsi="Times New Roman" w:cs="Times New Roman"/>
-          <w:i/>
-          <w:iCs/>
-        </w:rPr>
-        <w:t>.</w:t>
-      </w:r>
-      <w:r>
-        <w:rPr>
-          <w:rFonts w:ascii="Times New Roman" w:hAnsi="Times New Roman" w:cs="Times New Roman"/>
-          <w:i/>
-          <w:iCs/>
-        </w:rPr>
-        <w:t>**</w:t>
+        <w:t>.**</w:t>
       </w:r>
     </w:p>
     <w:p>
@@ -731,141 +691,7 @@
               <w:sz w:val="24"/>
               <w:szCs w:val="24"/>
             </w:rPr>
-            <m:t xml:space="preserve">Bit </m:t>
-          </m:r>
-          <m:r>
-            <m:rPr>
-              <m:nor/>
-            </m:rPr>
-            <w:rPr>
-              <w:rFonts w:ascii="Times New Roman" w:hAnsi="Times New Roman" w:cs="Times New Roman"/>
-              <w:sz w:val="24"/>
-              <w:szCs w:val="24"/>
-            </w:rPr>
-            <w:tab/>
-          </m:r>
-          <m:r>
-            <m:rPr>
-              <m:nor/>
-            </m:rPr>
-            <w:rPr>
-              <w:rFonts w:ascii="Times New Roman" w:hAnsi="Times New Roman" w:cs="Times New Roman"/>
-              <w:sz w:val="24"/>
-              <w:szCs w:val="24"/>
-            </w:rPr>
-            <w:tab/>
-          </m:r>
-          <m:r>
-            <m:rPr>
-              <m:nor/>
-            </m:rPr>
-            <w:rPr>
-              <w:rFonts w:ascii="Times New Roman" w:hAnsi="Times New Roman" w:cs="Times New Roman"/>
-              <w:sz w:val="24"/>
-              <w:szCs w:val="24"/>
-            </w:rPr>
-            <w:tab/>
-          </m:r>
-          <m:r>
-            <m:rPr>
-              <m:nor/>
-            </m:rPr>
-            <w:rPr>
-              <w:rFonts w:ascii="Times New Roman" w:hAnsi="Times New Roman" w:cs="Times New Roman"/>
-              <w:sz w:val="24"/>
-              <w:szCs w:val="24"/>
-            </w:rPr>
-            <w:tab/>
-          </m:r>
-          <m:r>
-            <m:rPr>
-              <m:nor/>
-            </m:rPr>
-            <w:rPr>
-              <w:rFonts w:ascii="Times New Roman" w:hAnsi="Times New Roman" w:cs="Times New Roman"/>
-              <w:sz w:val="24"/>
-              <w:szCs w:val="24"/>
-            </w:rPr>
-            <w:tab/>
-          </m:r>
-          <m:r>
-            <m:rPr>
-              <m:nor/>
-            </m:rPr>
-            <w:rPr>
-              <w:rFonts w:ascii="Times New Roman" w:hAnsi="Times New Roman" w:cs="Times New Roman"/>
-              <w:sz w:val="24"/>
-              <w:szCs w:val="24"/>
-            </w:rPr>
-            <w:tab/>
-            <m:t xml:space="preserve">Rate </m:t>
-          </m:r>
-          <m:r>
-            <m:rPr>
-              <m:nor/>
-            </m:rPr>
-            <w:rPr>
-              <w:rFonts w:ascii="Times New Roman" w:hAnsi="Times New Roman" w:cs="Times New Roman"/>
-              <w:sz w:val="24"/>
-              <w:szCs w:val="24"/>
-            </w:rPr>
-            <w:tab/>
-          </m:r>
-          <m:r>
-            <m:rPr>
-              <m:nor/>
-            </m:rPr>
-            <w:rPr>
-              <w:rFonts w:ascii="Times New Roman" w:hAnsi="Times New Roman" w:cs="Times New Roman"/>
-              <w:sz w:val="24"/>
-              <w:szCs w:val="24"/>
-            </w:rPr>
-            <w:tab/>
-          </m:r>
-          <m:r>
-            <m:rPr>
-              <m:nor/>
-            </m:rPr>
-            <w:rPr>
-              <w:rFonts w:ascii="Times New Roman" w:hAnsi="Times New Roman" w:cs="Times New Roman"/>
-              <w:sz w:val="24"/>
-              <w:szCs w:val="24"/>
-            </w:rPr>
-            <w:tab/>
-          </m:r>
-          <m:r>
-            <m:rPr>
-              <m:nor/>
-            </m:rPr>
-            <w:rPr>
-              <w:rFonts w:ascii="Times New Roman" w:hAnsi="Times New Roman" w:cs="Times New Roman"/>
-              <w:sz w:val="24"/>
-              <w:szCs w:val="24"/>
-            </w:rPr>
-            <w:tab/>
-          </m:r>
-          <m:r>
-            <m:rPr>
-              <m:nor/>
-            </m:rPr>
-            <w:rPr>
-              <w:rFonts w:ascii="Times New Roman" w:hAnsi="Times New Roman" w:cs="Times New Roman"/>
-              <w:sz w:val="24"/>
-              <w:szCs w:val="24"/>
-            </w:rPr>
-            <w:tab/>
-          </m:r>
-          <m:r>
-            <m:rPr>
-              <m:nor/>
-            </m:rPr>
-            <w:rPr>
-              <w:rFonts w:ascii="Times New Roman" w:hAnsi="Times New Roman" w:cs="Times New Roman"/>
-              <w:sz w:val="24"/>
-              <w:szCs w:val="24"/>
-            </w:rPr>
-            <w:tab/>
-            <m:t>(bps)</m:t>
+            <m:t>Bit Rate (bps)</m:t>
           </m:r>
           <m:r>
             <w:rPr>
@@ -910,6 +736,9 @@
             </m:den>
           </m:f>
           <m:r>
+            <m:rPr>
+              <m:sty m:val="p"/>
+            </m:rPr>
             <w:rPr>
               <w:rFonts w:ascii="Times New Roman" w:hAnsi="Times New Roman" w:cs="Times New Roman"/>
               <w:sz w:val="24"/>
@@ -1079,74 +908,7 @@
               <w:sz w:val="24"/>
               <w:szCs w:val="24"/>
             </w:rPr>
-            <m:t xml:space="preserve">Bit </m:t>
-          </m:r>
-          <m:r>
-            <m:rPr>
-              <m:nor/>
-            </m:rPr>
-            <w:rPr>
-              <w:rFonts w:ascii="Times New Roman" w:hAnsi="Times New Roman" w:cs="Times New Roman"/>
-              <w:sz w:val="24"/>
-              <w:szCs w:val="24"/>
-            </w:rPr>
-            <w:tab/>
-          </m:r>
-          <m:r>
-            <m:rPr>
-              <m:nor/>
-            </m:rPr>
-            <w:rPr>
-              <w:rFonts w:ascii="Times New Roman" w:hAnsi="Times New Roman" w:cs="Times New Roman"/>
-              <w:sz w:val="24"/>
-              <w:szCs w:val="24"/>
-            </w:rPr>
-            <w:tab/>
-          </m:r>
-          <m:r>
-            <m:rPr>
-              <m:nor/>
-            </m:rPr>
-            <w:rPr>
-              <w:rFonts w:ascii="Times New Roman" w:hAnsi="Times New Roman" w:cs="Times New Roman"/>
-              <w:sz w:val="24"/>
-              <w:szCs w:val="24"/>
-            </w:rPr>
-            <w:tab/>
-          </m:r>
-          <m:r>
-            <m:rPr>
-              <m:nor/>
-            </m:rPr>
-            <w:rPr>
-              <w:rFonts w:ascii="Times New Roman" w:hAnsi="Times New Roman" w:cs="Times New Roman"/>
-              <w:sz w:val="24"/>
-              <w:szCs w:val="24"/>
-            </w:rPr>
-            <w:tab/>
-          </m:r>
-          <m:r>
-            <m:rPr>
-              <m:nor/>
-            </m:rPr>
-            <w:rPr>
-              <w:rFonts w:ascii="Times New Roman" w:hAnsi="Times New Roman" w:cs="Times New Roman"/>
-              <w:sz w:val="24"/>
-              <w:szCs w:val="24"/>
-            </w:rPr>
-            <w:tab/>
-          </m:r>
-          <m:r>
-            <m:rPr>
-              <m:nor/>
-            </m:rPr>
-            <w:rPr>
-              <w:rFonts w:ascii="Times New Roman" w:hAnsi="Times New Roman" w:cs="Times New Roman"/>
-              <w:sz w:val="24"/>
-              <w:szCs w:val="24"/>
-            </w:rPr>
-            <w:tab/>
-            <m:t>Time</m:t>
+            <m:t>Bit Time</m:t>
           </m:r>
           <m:r>
             <w:rPr>
@@ -1191,6 +953,9 @@
             </m:den>
           </m:f>
           <m:r>
+            <m:rPr>
+              <m:sty m:val="p"/>
+            </m:rPr>
             <w:rPr>
               <w:rFonts w:ascii="Times New Roman" w:hAnsi="Times New Roman" w:cs="Times New Roman"/>
               <w:sz w:val="24"/>
@@ -1280,6 +1045,9 @@
             </m:den>
           </m:f>
           <m:r>
+            <m:rPr>
+              <m:sty m:val="p"/>
+            </m:rPr>
             <w:rPr>
               <w:rFonts w:ascii="Times New Roman" w:hAnsi="Times New Roman" w:cs="Times New Roman"/>
               <w:sz w:val="24"/>
@@ -1309,6 +1077,9 @@
             <m:t xml:space="preserve"> sec</m:t>
           </m:r>
           <m:r>
+            <m:rPr>
+              <m:sty m:val="p"/>
+            </m:rPr>
             <w:rPr>
               <w:rFonts w:ascii="Times New Roman" w:hAnsi="Times New Roman" w:cs="Times New Roman"/>
               <w:sz w:val="24"/>
@@ -1338,6 +1109,9 @@
             <m:t xml:space="preserve"> microseconds</m:t>
           </m:r>
           <m:r>
+            <m:rPr>
+              <m:sty m:val="p"/>
+            </m:rPr>
             <w:rPr>
               <w:rFonts w:ascii="Times New Roman" w:hAnsi="Times New Roman" w:cs="Times New Roman"/>
               <w:sz w:val="24"/>
@@ -1345,7 +1119,12 @@
             </w:rPr>
             <w:br/>
           </m:r>
+        </m:oMath>
+        <m:oMath>
           <m:r>
+            <m:rPr>
+              <m:sty m:val="p"/>
+            </m:rPr>
             <w:rPr>
               <w:rFonts w:ascii="Times New Roman" w:hAnsi="Times New Roman" w:cs="Times New Roman"/>
               <w:sz w:val="24"/>
@@ -1376,20 +1155,20 @@
           <w:szCs w:val="24"/>
           <w:u w:val="single"/>
         </w:rPr>
+        <w:t>Total Transmission Time</w:t>
+      </w:r>
+    </w:p>
+    <w:p>
+      <w:pPr>
+        <w:rPr>
+          <w:rFonts w:ascii="Times New Roman" w:hAnsi="Times New Roman" w:cs="Times New Roman"/>
+        </w:rPr>
+      </w:pPr>
+      <w:r>
+        <w:rPr>
+          <w:rFonts w:ascii="Times New Roman" w:hAnsi="Times New Roman" w:cs="Times New Roman"/>
+        </w:rPr>
         <w:lastRenderedPageBreak/>
-        <w:t>Total Transmission Time</w:t>
-      </w:r>
-    </w:p>
-    <w:p>
-      <w:pPr>
-        <w:rPr>
-          <w:rFonts w:ascii="Times New Roman" w:hAnsi="Times New Roman" w:cs="Times New Roman"/>
-        </w:rPr>
-      </w:pPr>
-      <w:r>
-        <w:rPr>
-          <w:rFonts w:ascii="Times New Roman" w:hAnsi="Times New Roman" w:cs="Times New Roman"/>
-        </w:rPr>
         <w:t>Now in UART, one character frame usually contains:</w:t>
       </w:r>
     </w:p>
@@ -1600,62 +1379,7 @@
             <w:rPr>
               <w:rFonts w:ascii="Times New Roman" w:hAnsi="Times New Roman" w:cs="Times New Roman"/>
             </w:rPr>
-            <m:t xml:space="preserve">Total </m:t>
-          </m:r>
-          <m:r>
-            <m:rPr>
-              <m:nor/>
-            </m:rPr>
-            <w:rPr>
-              <w:rFonts w:ascii="Times New Roman" w:hAnsi="Times New Roman" w:cs="Times New Roman"/>
-            </w:rPr>
-            <w:tab/>
-          </m:r>
-          <m:r>
-            <m:rPr>
-              <m:nor/>
-            </m:rPr>
-            <w:rPr>
-              <w:rFonts w:ascii="Times New Roman" w:hAnsi="Times New Roman" w:cs="Times New Roman"/>
-            </w:rPr>
-            <w:tab/>
-          </m:r>
-          <m:r>
-            <m:rPr>
-              <m:nor/>
-            </m:rPr>
-            <w:rPr>
-              <w:rFonts w:ascii="Times New Roman" w:hAnsi="Times New Roman" w:cs="Times New Roman"/>
-            </w:rPr>
-            <w:tab/>
-          </m:r>
-          <m:r>
-            <m:rPr>
-              <m:nor/>
-            </m:rPr>
-            <w:rPr>
-              <w:rFonts w:ascii="Times New Roman" w:hAnsi="Times New Roman" w:cs="Times New Roman"/>
-            </w:rPr>
-            <w:tab/>
-          </m:r>
-          <m:r>
-            <m:rPr>
-              <m:nor/>
-            </m:rPr>
-            <w:rPr>
-              <w:rFonts w:ascii="Times New Roman" w:hAnsi="Times New Roman" w:cs="Times New Roman"/>
-            </w:rPr>
-            <w:tab/>
-          </m:r>
-          <m:r>
-            <m:rPr>
-              <m:nor/>
-            </m:rPr>
-            <w:rPr>
-              <w:rFonts w:ascii="Times New Roman" w:hAnsi="Times New Roman" w:cs="Times New Roman"/>
-            </w:rPr>
-            <w:tab/>
-            <m:t>Time</m:t>
+            <m:t>Total Time</m:t>
           </m:r>
           <m:r>
             <w:rPr>
@@ -1748,62 +1472,7 @@
             <w:rPr>
               <w:rFonts w:ascii="Times New Roman" w:hAnsi="Times New Roman" w:cs="Times New Roman"/>
             </w:rPr>
-            <m:t xml:space="preserve">Total </m:t>
-          </m:r>
-          <m:r>
-            <m:rPr>
-              <m:nor/>
-            </m:rPr>
-            <w:rPr>
-              <w:rFonts w:ascii="Times New Roman" w:hAnsi="Times New Roman" w:cs="Times New Roman"/>
-            </w:rPr>
-            <w:tab/>
-          </m:r>
-          <m:r>
-            <m:rPr>
-              <m:nor/>
-            </m:rPr>
-            <w:rPr>
-              <w:rFonts w:ascii="Times New Roman" w:hAnsi="Times New Roman" w:cs="Times New Roman"/>
-            </w:rPr>
-            <w:tab/>
-          </m:r>
-          <m:r>
-            <m:rPr>
-              <m:nor/>
-            </m:rPr>
-            <w:rPr>
-              <w:rFonts w:ascii="Times New Roman" w:hAnsi="Times New Roman" w:cs="Times New Roman"/>
-            </w:rPr>
-            <w:tab/>
-          </m:r>
-          <m:r>
-            <m:rPr>
-              <m:nor/>
-            </m:rPr>
-            <w:rPr>
-              <w:rFonts w:ascii="Times New Roman" w:hAnsi="Times New Roman" w:cs="Times New Roman"/>
-            </w:rPr>
-            <w:tab/>
-          </m:r>
-          <m:r>
-            <m:rPr>
-              <m:nor/>
-            </m:rPr>
-            <w:rPr>
-              <w:rFonts w:ascii="Times New Roman" w:hAnsi="Times New Roman" w:cs="Times New Roman"/>
-            </w:rPr>
-            <w:tab/>
-          </m:r>
-          <m:r>
-            <m:rPr>
-              <m:nor/>
-            </m:rPr>
-            <w:rPr>
-              <w:rFonts w:ascii="Times New Roman" w:hAnsi="Times New Roman" w:cs="Times New Roman"/>
-            </w:rPr>
-            <w:tab/>
-            <m:t>Time</m:t>
+            <m:t>Total Time</m:t>
           </m:r>
           <m:r>
             <w:rPr>
@@ -1843,6 +1512,9 @@
             </m:den>
           </m:f>
           <m:r>
+            <m:rPr>
+              <m:sty m:val="p"/>
+            </m:rPr>
             <w:rPr>
               <w:rFonts w:ascii="Times New Roman" w:hAnsi="Times New Roman" w:cs="Times New Roman"/>
             </w:rPr>
@@ -1937,6 +1609,9 @@
             </m:den>
           </m:f>
           <m:r>
+            <m:rPr>
+              <m:sty m:val="p"/>
+            </m:rPr>
             <w:rPr>
               <w:rFonts w:ascii="Times New Roman" w:hAnsi="Times New Roman" w:cs="Times New Roman"/>
             </w:rPr>
@@ -1960,6 +1635,9 @@
             <m:t xml:space="preserve"> sec</m:t>
           </m:r>
           <m:r>
+            <m:rPr>
+              <m:sty m:val="p"/>
+            </m:rPr>
             <w:rPr>
               <w:rFonts w:ascii="Times New Roman" w:hAnsi="Times New Roman" w:cs="Times New Roman"/>
             </w:rPr>
@@ -2099,6 +1777,9 @@
             </m:den>
           </m:f>
           <m:r>
+            <m:rPr>
+              <m:sty m:val="p"/>
+            </m:rPr>
             <w:rPr>
               <w:rFonts w:ascii="Times New Roman" w:hAnsi="Times New Roman" w:cs="Times New Roman"/>
             </w:rPr>
@@ -2122,6 +1803,9 @@
             <m:t xml:space="preserve"> sec</m:t>
           </m:r>
           <m:r>
+            <m:rPr>
+              <m:sty m:val="p"/>
+            </m:rPr>
             <w:rPr>
               <w:rFonts w:ascii="Times New Roman" w:hAnsi="Times New Roman" w:cs="Times New Roman"/>
             </w:rPr>
@@ -2145,10 +1829,11 @@
             <m:t xml:space="preserve"> ms</m:t>
           </m:r>
           <m:r>
+            <m:rPr>
+              <m:sty m:val="b"/>
+            </m:rPr>
             <w:rPr>
               <w:rFonts w:ascii="Times New Roman" w:hAnsi="Times New Roman" w:cs="Times New Roman"/>
-              <w:b/>
-              <w:bCs/>
               <w:sz w:val="32"/>
               <w:szCs w:val="32"/>
               <w:u w:val="single"/>
@@ -2583,6 +2268,16 @@
     </w:p>
     <w:p>
       <w:pPr>
+        <w:rPr>
+          <w:rFonts w:ascii="Times New Roman" w:hAnsi="Times New Roman" w:cs="Times New Roman"/>
+          <w:b/>
+          <w:bCs/>
+          <w:u w:val="single"/>
+        </w:rPr>
+      </w:pPr>
+    </w:p>
+    <w:p>
+      <w:pPr>
         <w:jc w:val="center"/>
         <w:rPr>
           <w:rFonts w:ascii="Times New Roman" w:hAnsi="Times New Roman" w:cs="Times New Roman"/>
@@ -2811,13 +2506,7 @@
                 <w:rPr>
                   <w:rFonts w:ascii="Cambria Math" w:hAnsi="Cambria Math" w:cs="Times New Roman"/>
                 </w:rPr>
-                <m:t>9600</m:t>
-              </m:r>
-              <m:r>
-                <w:rPr>
-                  <w:rFonts w:ascii="Cambria Math" w:hAnsi="Cambria Math" w:cs="Times New Roman"/>
-                </w:rPr>
-                <m:t>*16</m:t>
+                <m:t>9600*16</m:t>
               </m:r>
             </m:den>
           </m:f>
@@ -2825,13 +2514,7 @@
             <w:rPr>
               <w:rFonts w:ascii="Cambria Math" w:hAnsi="Cambria Math" w:cs="Times New Roman"/>
             </w:rPr>
-            <m:t>=</m:t>
-          </m:r>
-          <m:r>
-            <w:rPr>
-              <w:rFonts w:ascii="Cambria Math" w:hAnsi="Cambria Math" w:cs="Times New Roman"/>
-            </w:rPr>
-            <m:t>325</m:t>
+            <m:t>=325</m:t>
           </m:r>
         </m:oMath>
       </m:oMathPara>
@@ -3396,6 +3079,120 @@
           <w:u w:val="single"/>
         </w:rPr>
         <w:t xml:space="preserve"> design</w:t>
+      </w:r>
+    </w:p>
+    <w:p>
+      <w:pPr>
+        <w:jc w:val="center"/>
+        <w:rPr>
+          <w:rFonts w:ascii="Times New Roman" w:hAnsi="Times New Roman" w:cs="Times New Roman"/>
+          <w:b/>
+          <w:bCs/>
+          <w:sz w:val="32"/>
+          <w:szCs w:val="32"/>
+          <w:u w:val="single"/>
+        </w:rPr>
+      </w:pPr>
+      <w:r>
+        <w:rPr>
+          <w:rFonts w:ascii="Times New Roman" w:hAnsi="Times New Roman" w:cs="Times New Roman"/>
+          <w:b/>
+          <w:bCs/>
+          <w:sz w:val="32"/>
+          <w:szCs w:val="32"/>
+          <w:u w:val="single"/>
+        </w:rPr>
+        <w:t>| Start | D0 | D1 | D2 | D3 | D4 | D5 | D6 | D7 | Stop |</w:t>
+      </w:r>
+    </w:p>
+    <w:p>
+      <w:pPr>
+        <w:jc w:val="center"/>
+        <w:rPr>
+          <w:rFonts w:ascii="Times New Roman" w:hAnsi="Times New Roman" w:cs="Times New Roman"/>
+          <w:b/>
+          <w:bCs/>
+          <w:sz w:val="32"/>
+          <w:szCs w:val="32"/>
+          <w:u w:val="single"/>
+        </w:rPr>
+      </w:pPr>
+      <w:r>
+        <w:rPr>
+          <w:rFonts w:ascii="Times New Roman" w:hAnsi="Times New Roman" w:cs="Times New Roman"/>
+          <w:b/>
+          <w:bCs/>
+          <w:sz w:val="32"/>
+          <w:szCs w:val="32"/>
+          <w:u w:val="single"/>
+        </w:rPr>
+        <w:t>|   0   |</w:t>
+      </w:r>
+      <w:r>
+        <w:rPr>
+          <w:rFonts w:ascii="Times New Roman" w:hAnsi="Times New Roman" w:cs="Times New Roman"/>
+          <w:b/>
+          <w:bCs/>
+          <w:sz w:val="32"/>
+          <w:szCs w:val="32"/>
+          <w:u w:val="single"/>
+        </w:rPr>
+        <w:t xml:space="preserve">             </w:t>
+      </w:r>
+      <w:r>
+        <w:rPr>
+          <w:rFonts w:ascii="Times New Roman" w:hAnsi="Times New Roman" w:cs="Times New Roman"/>
+          <w:b/>
+          <w:bCs/>
+          <w:sz w:val="32"/>
+          <w:szCs w:val="32"/>
+          <w:u w:val="single"/>
+        </w:rPr>
+        <w:t xml:space="preserve"> </w:t>
+      </w:r>
+      <w:r>
+        <w:rPr>
+          <w:rFonts w:ascii="Times New Roman" w:hAnsi="Times New Roman" w:cs="Times New Roman"/>
+          <w:b/>
+          <w:bCs/>
+          <w:sz w:val="32"/>
+          <w:szCs w:val="32"/>
+          <w:u w:val="single"/>
+        </w:rPr>
+        <w:t xml:space="preserve">          </w:t>
+      </w:r>
+      <w:r>
+        <w:rPr>
+          <w:rFonts w:ascii="Times New Roman" w:hAnsi="Times New Roman" w:cs="Times New Roman"/>
+          <w:b/>
+          <w:bCs/>
+          <w:sz w:val="32"/>
+          <w:szCs w:val="32"/>
+          <w:u w:val="single"/>
+        </w:rPr>
+        <w:t xml:space="preserve">Data Bits     </w:t>
+      </w:r>
+      <w:r>
+        <w:rPr>
+          <w:rFonts w:ascii="Times New Roman" w:hAnsi="Times New Roman" w:cs="Times New Roman"/>
+          <w:b/>
+          <w:bCs/>
+          <w:sz w:val="32"/>
+          <w:szCs w:val="32"/>
+          <w:u w:val="single"/>
+        </w:rPr>
+        <w:t xml:space="preserve">          </w:t>
+      </w:r>
+      <w:r>
+        <w:rPr>
+          <w:rFonts w:ascii="Times New Roman" w:hAnsi="Times New Roman" w:cs="Times New Roman"/>
+          <w:b/>
+          <w:bCs/>
+          <w:sz w:val="32"/>
+          <w:szCs w:val="32"/>
+          <w:u w:val="single"/>
+        </w:rPr>
+        <w:t xml:space="preserve">             |  1  |</w:t>
       </w:r>
     </w:p>
     <w:p>
@@ -5021,6 +4818,7 @@
   <w:style w:type="character" w:default="1" w:styleId="DefaultParagraphFont">
     <w:name w:val="Default Paragraph Font"/>
     <w:uiPriority w:val="1"/>
+    <w:semiHidden/>
     <w:unhideWhenUsed/>
   </w:style>
   <w:style w:type="table" w:default="1" w:styleId="TableNormal">

--- a/NOTES.docx
+++ b/NOTES.docx
@@ -324,15 +324,35 @@
           <w:i/>
           <w:iCs/>
         </w:rPr>
-        <w:t>idle (logic HIGH)</w:t>
-      </w:r>
-      <w:r>
-        <w:rPr>
-          <w:rFonts w:ascii="Times New Roman" w:hAnsi="Times New Roman" w:cs="Times New Roman"/>
+        <w:t>idle (logic HIGH</w:t>
+      </w:r>
+      <w:proofErr w:type="gramStart"/>
+      <w:r>
+        <w:rPr>
+          <w:rFonts w:ascii="Times New Roman" w:hAnsi="Times New Roman" w:cs="Times New Roman"/>
+          <w:b/>
+          <w:bCs/>
           <w:i/>
           <w:iCs/>
         </w:rPr>
-        <w:t>.**</w:t>
+        <w:t>)</w:t>
+      </w:r>
+      <w:r>
+        <w:rPr>
+          <w:rFonts w:ascii="Times New Roman" w:hAnsi="Times New Roman" w:cs="Times New Roman"/>
+          <w:i/>
+          <w:iCs/>
+        </w:rPr>
+        <w:t>.*</w:t>
+      </w:r>
+      <w:proofErr w:type="gramEnd"/>
+      <w:r>
+        <w:rPr>
+          <w:rFonts w:ascii="Times New Roman" w:hAnsi="Times New Roman" w:cs="Times New Roman"/>
+          <w:i/>
+          <w:iCs/>
+        </w:rPr>
+        <w:t>*</w:t>
       </w:r>
     </w:p>
     <w:p>
@@ -1550,7 +1570,21 @@
         <w:rPr>
           <w:rFonts w:ascii="Times New Roman" w:hAnsi="Times New Roman" w:cs="Times New Roman"/>
         </w:rPr>
-        <w:t>8N1 = 8 data bits, No parity, 1 stop bit</w:t>
+        <w:t xml:space="preserve">8N1 = 8 data bits, </w:t>
+      </w:r>
+      <w:proofErr w:type="gramStart"/>
+      <w:r>
+        <w:rPr>
+          <w:rFonts w:ascii="Times New Roman" w:hAnsi="Times New Roman" w:cs="Times New Roman"/>
+        </w:rPr>
+        <w:t>No</w:t>
+      </w:r>
+      <w:proofErr w:type="gramEnd"/>
+      <w:r>
+        <w:rPr>
+          <w:rFonts w:ascii="Times New Roman" w:hAnsi="Times New Roman" w:cs="Times New Roman"/>
+        </w:rPr>
+        <w:t xml:space="preserve"> parity, 1 stop bit</w:t>
       </w:r>
       <w:r>
         <w:rPr>
@@ -1830,7 +1864,7 @@
           </m:r>
           <m:r>
             <m:rPr>
-              <m:sty m:val="b"/>
+              <m:sty m:val="p"/>
             </m:rPr>
             <w:rPr>
               <w:rFonts w:ascii="Times New Roman" w:hAnsi="Times New Roman" w:cs="Times New Roman"/>
@@ -2318,6 +2352,7 @@
           <w:rFonts w:ascii="Times New Roman" w:hAnsi="Times New Roman" w:cs="Times New Roman"/>
         </w:rPr>
       </w:pPr>
+      <w:proofErr w:type="gramStart"/>
       <w:r>
         <w:rPr>
           <w:rFonts w:ascii="Times New Roman" w:hAnsi="Times New Roman" w:cs="Times New Roman"/>
@@ -2330,17 +2365,27 @@
           <w:b/>
           <w:bCs/>
         </w:rPr>
-        <w:t>Clock = 50 MHz</w:t>
-      </w:r>
-    </w:p>
-    <w:p>
-      <w:pPr>
-        <w:rPr>
-          <w:rFonts w:ascii="Times New Roman" w:hAnsi="Times New Roman" w:cs="Times New Roman"/>
-          <w:b/>
-          <w:bCs/>
-        </w:rPr>
-      </w:pPr>
+        <w:t>Clock</w:t>
+      </w:r>
+      <w:proofErr w:type="gramEnd"/>
+      <w:r>
+        <w:rPr>
+          <w:rFonts w:ascii="Times New Roman" w:hAnsi="Times New Roman" w:cs="Times New Roman"/>
+          <w:b/>
+          <w:bCs/>
+        </w:rPr>
+        <w:t xml:space="preserve"> = 50 MHz</w:t>
+      </w:r>
+    </w:p>
+    <w:p>
+      <w:pPr>
+        <w:rPr>
+          <w:rFonts w:ascii="Times New Roman" w:hAnsi="Times New Roman" w:cs="Times New Roman"/>
+          <w:b/>
+          <w:bCs/>
+        </w:rPr>
+      </w:pPr>
+      <w:proofErr w:type="gramStart"/>
       <w:r>
         <w:rPr>
           <w:rFonts w:ascii="Times New Roman" w:hAnsi="Times New Roman" w:cs="Times New Roman"/>
@@ -2353,7 +2398,16 @@
           <w:b/>
           <w:bCs/>
         </w:rPr>
-        <w:t>Baud rate = 9600 bps</w:t>
+        <w:t>Baud</w:t>
+      </w:r>
+      <w:proofErr w:type="gramEnd"/>
+      <w:r>
+        <w:rPr>
+          <w:rFonts w:ascii="Times New Roman" w:hAnsi="Times New Roman" w:cs="Times New Roman"/>
+          <w:b/>
+          <w:bCs/>
+        </w:rPr>
+        <w:t xml:space="preserve"> rate = 9600 bps</w:t>
       </w:r>
     </w:p>
     <w:p>
@@ -3083,6 +3137,1957 @@
     </w:p>
     <w:p>
       <w:pPr>
+        <w:rPr>
+          <w:rFonts w:ascii="Times New Roman" w:hAnsi="Times New Roman" w:cs="Times New Roman"/>
+          <w:b/>
+          <w:bCs/>
+          <w:u w:val="single"/>
+        </w:rPr>
+      </w:pPr>
+      <w:r>
+        <w:rPr>
+          <w:rFonts w:ascii="Times New Roman" w:hAnsi="Times New Roman" w:cs="Times New Roman"/>
+          <w:b/>
+          <w:bCs/>
+          <w:u w:val="single"/>
+        </w:rPr>
+        <w:t>Objective</w:t>
+      </w:r>
+    </w:p>
+    <w:p>
+      <w:pPr>
+        <w:rPr>
+          <w:rFonts w:ascii="Times New Roman" w:hAnsi="Times New Roman" w:cs="Times New Roman"/>
+        </w:rPr>
+      </w:pPr>
+      <w:r>
+        <w:rPr>
+          <w:rFonts w:ascii="Times New Roman" w:hAnsi="Times New Roman" w:cs="Times New Roman"/>
+        </w:rPr>
+        <w:t>To design a synchronous UART transmitter module that serially transmits 8-bit parallel data using:</w:t>
+      </w:r>
+    </w:p>
+    <w:p>
+      <w:pPr>
+        <w:numPr>
+          <w:ilvl w:val="0"/>
+          <w:numId w:val="8"/>
+        </w:numPr>
+        <w:rPr>
+          <w:rFonts w:ascii="Times New Roman" w:hAnsi="Times New Roman" w:cs="Times New Roman"/>
+        </w:rPr>
+      </w:pPr>
+      <w:r>
+        <w:rPr>
+          <w:rFonts w:ascii="Times New Roman" w:hAnsi="Times New Roman" w:cs="Times New Roman"/>
+        </w:rPr>
+        <w:t>1 Start bit</w:t>
+      </w:r>
+    </w:p>
+    <w:p>
+      <w:pPr>
+        <w:numPr>
+          <w:ilvl w:val="0"/>
+          <w:numId w:val="8"/>
+        </w:numPr>
+        <w:rPr>
+          <w:rFonts w:ascii="Times New Roman" w:hAnsi="Times New Roman" w:cs="Times New Roman"/>
+        </w:rPr>
+      </w:pPr>
+      <w:r>
+        <w:rPr>
+          <w:rFonts w:ascii="Times New Roman" w:hAnsi="Times New Roman" w:cs="Times New Roman"/>
+        </w:rPr>
+        <w:t>8 Data bits</w:t>
+      </w:r>
+    </w:p>
+    <w:p>
+      <w:pPr>
+        <w:numPr>
+          <w:ilvl w:val="0"/>
+          <w:numId w:val="8"/>
+        </w:numPr>
+        <w:rPr>
+          <w:rFonts w:ascii="Times New Roman" w:hAnsi="Times New Roman" w:cs="Times New Roman"/>
+        </w:rPr>
+      </w:pPr>
+      <w:r>
+        <w:rPr>
+          <w:rFonts w:ascii="Times New Roman" w:hAnsi="Times New Roman" w:cs="Times New Roman"/>
+        </w:rPr>
+        <w:t>1 Stop bit</w:t>
+      </w:r>
+    </w:p>
+    <w:p>
+      <w:pPr>
+        <w:rPr>
+          <w:rFonts w:ascii="Times New Roman" w:hAnsi="Times New Roman" w:cs="Times New Roman"/>
+        </w:rPr>
+      </w:pPr>
+      <w:r>
+        <w:rPr>
+          <w:rFonts w:ascii="Times New Roman" w:hAnsi="Times New Roman" w:cs="Times New Roman"/>
+        </w:rPr>
+        <w:t>The design operates using a baud-rate enable signal (</w:t>
+      </w:r>
+      <w:proofErr w:type="spellStart"/>
+      <w:r>
+        <w:rPr>
+          <w:rFonts w:ascii="Times New Roman" w:hAnsi="Times New Roman" w:cs="Times New Roman"/>
+        </w:rPr>
+        <w:t>enb</w:t>
+      </w:r>
+      <w:proofErr w:type="spellEnd"/>
+      <w:r>
+        <w:rPr>
+          <w:rFonts w:ascii="Times New Roman" w:hAnsi="Times New Roman" w:cs="Times New Roman"/>
+        </w:rPr>
+        <w:t xml:space="preserve">) and indicates transmission status using </w:t>
+      </w:r>
+      <w:proofErr w:type="spellStart"/>
+      <w:r>
+        <w:rPr>
+          <w:rFonts w:ascii="Times New Roman" w:hAnsi="Times New Roman" w:cs="Times New Roman"/>
+        </w:rPr>
+        <w:t>tx_busy</w:t>
+      </w:r>
+      <w:proofErr w:type="spellEnd"/>
+      <w:r>
+        <w:rPr>
+          <w:rFonts w:ascii="Times New Roman" w:hAnsi="Times New Roman" w:cs="Times New Roman"/>
+        </w:rPr>
+        <w:t>.</w:t>
+      </w:r>
+    </w:p>
+    <w:p>
+      <w:pPr>
+        <w:rPr>
+          <w:rFonts w:ascii="Times New Roman" w:hAnsi="Times New Roman" w:cs="Times New Roman"/>
+          <w:b/>
+          <w:bCs/>
+        </w:rPr>
+      </w:pPr>
+      <w:r>
+        <w:rPr>
+          <w:rFonts w:ascii="Times New Roman" w:hAnsi="Times New Roman" w:cs="Times New Roman"/>
+          <w:b/>
+          <w:bCs/>
+        </w:rPr>
+        <w:t xml:space="preserve"> Functional Overview</w:t>
+      </w:r>
+    </w:p>
+    <w:p>
+      <w:pPr>
+        <w:rPr>
+          <w:rFonts w:ascii="Times New Roman" w:hAnsi="Times New Roman" w:cs="Times New Roman"/>
+        </w:rPr>
+      </w:pPr>
+      <w:r>
+        <w:rPr>
+          <w:rFonts w:ascii="Times New Roman" w:hAnsi="Times New Roman" w:cs="Times New Roman"/>
+        </w:rPr>
+        <w:t>The transmitter converts 8-bit parallel data into a serial data stream following the standard UART frame format:</w:t>
+      </w:r>
+    </w:p>
+    <w:p>
+      <w:pPr>
+        <w:jc w:val="center"/>
+        <w:rPr>
+          <w:rFonts w:ascii="Times New Roman" w:hAnsi="Times New Roman" w:cs="Times New Roman"/>
+        </w:rPr>
+      </w:pPr>
+      <w:r>
+        <w:rPr>
+          <w:rFonts w:ascii="Times New Roman" w:hAnsi="Times New Roman" w:cs="Times New Roman"/>
+        </w:rPr>
+        <w:t>| Start | D0 | D1 | D2 | D3 | D4 | D5 | D6 | D7 | Stop |</w:t>
+      </w:r>
+    </w:p>
+    <w:p>
+      <w:pPr>
+        <w:jc w:val="center"/>
+        <w:rPr>
+          <w:rFonts w:ascii="Times New Roman" w:hAnsi="Times New Roman" w:cs="Times New Roman"/>
+        </w:rPr>
+      </w:pPr>
+      <w:r>
+        <w:rPr>
+          <w:rFonts w:ascii="Times New Roman" w:hAnsi="Times New Roman" w:cs="Times New Roman"/>
+        </w:rPr>
+        <w:t>|   0   |</w:t>
+      </w:r>
+      <w:r>
+        <w:rPr>
+          <w:rFonts w:ascii="Times New Roman" w:hAnsi="Times New Roman" w:cs="Times New Roman"/>
+        </w:rPr>
+        <w:t xml:space="preserve">             </w:t>
+      </w:r>
+      <w:r>
+        <w:rPr>
+          <w:rFonts w:ascii="Times New Roman" w:hAnsi="Times New Roman" w:cs="Times New Roman"/>
+        </w:rPr>
+        <w:t xml:space="preserve">          8-bit data  </w:t>
+      </w:r>
+      <w:r>
+        <w:rPr>
+          <w:rFonts w:ascii="Times New Roman" w:hAnsi="Times New Roman" w:cs="Times New Roman"/>
+        </w:rPr>
+        <w:t xml:space="preserve">                </w:t>
+      </w:r>
+      <w:r>
+        <w:rPr>
+          <w:rFonts w:ascii="Times New Roman" w:hAnsi="Times New Roman" w:cs="Times New Roman"/>
+        </w:rPr>
+        <w:t xml:space="preserve">        </w:t>
+      </w:r>
+      <w:proofErr w:type="gramStart"/>
+      <w:r>
+        <w:rPr>
+          <w:rFonts w:ascii="Times New Roman" w:hAnsi="Times New Roman" w:cs="Times New Roman"/>
+        </w:rPr>
+        <w:t>|  1</w:t>
+      </w:r>
+      <w:proofErr w:type="gramEnd"/>
+      <w:r>
+        <w:rPr>
+          <w:rFonts w:ascii="Times New Roman" w:hAnsi="Times New Roman" w:cs="Times New Roman"/>
+        </w:rPr>
+        <w:t xml:space="preserve">  |</w:t>
+      </w:r>
+    </w:p>
+    <w:p>
+      <w:pPr>
+        <w:rPr>
+          <w:rFonts w:ascii="Times New Roman" w:hAnsi="Times New Roman" w:cs="Times New Roman"/>
+        </w:rPr>
+      </w:pPr>
+      <w:r>
+        <w:rPr>
+          <w:rFonts w:ascii="Times New Roman" w:hAnsi="Times New Roman" w:cs="Times New Roman"/>
+        </w:rPr>
+        <w:t>Transmission begins when:</w:t>
+      </w:r>
+    </w:p>
+    <w:p>
+      <w:pPr>
+        <w:numPr>
+          <w:ilvl w:val="0"/>
+          <w:numId w:val="9"/>
+        </w:numPr>
+        <w:rPr>
+          <w:rFonts w:ascii="Times New Roman" w:hAnsi="Times New Roman" w:cs="Times New Roman"/>
+        </w:rPr>
+      </w:pPr>
+      <w:proofErr w:type="spellStart"/>
+      <w:r>
+        <w:rPr>
+          <w:rFonts w:ascii="Times New Roman" w:hAnsi="Times New Roman" w:cs="Times New Roman"/>
+        </w:rPr>
+        <w:t>wr_enb</w:t>
+      </w:r>
+      <w:proofErr w:type="spellEnd"/>
+      <w:r>
+        <w:rPr>
+          <w:rFonts w:ascii="Times New Roman" w:hAnsi="Times New Roman" w:cs="Times New Roman"/>
+        </w:rPr>
+        <w:t xml:space="preserve"> = 1 (data write request)</w:t>
+      </w:r>
+    </w:p>
+    <w:p>
+      <w:pPr>
+        <w:numPr>
+          <w:ilvl w:val="0"/>
+          <w:numId w:val="9"/>
+        </w:numPr>
+        <w:rPr>
+          <w:rFonts w:ascii="Times New Roman" w:hAnsi="Times New Roman" w:cs="Times New Roman"/>
+        </w:rPr>
+      </w:pPr>
+      <w:r>
+        <w:rPr>
+          <w:rFonts w:ascii="Times New Roman" w:hAnsi="Times New Roman" w:cs="Times New Roman"/>
+        </w:rPr>
+        <w:t xml:space="preserve">Module is in </w:t>
+      </w:r>
+      <w:proofErr w:type="spellStart"/>
+      <w:r>
+        <w:rPr>
+          <w:rFonts w:ascii="Times New Roman" w:hAnsi="Times New Roman" w:cs="Times New Roman"/>
+        </w:rPr>
+        <w:t>idle_state</w:t>
+      </w:r>
+      <w:proofErr w:type="spellEnd"/>
+    </w:p>
+    <w:p>
+      <w:pPr>
+        <w:rPr>
+          <w:rFonts w:ascii="Times New Roman" w:hAnsi="Times New Roman" w:cs="Times New Roman"/>
+        </w:rPr>
+      </w:pPr>
+      <w:r>
+        <w:rPr>
+          <w:rFonts w:ascii="Times New Roman" w:hAnsi="Times New Roman" w:cs="Times New Roman"/>
+        </w:rPr>
+        <w:t xml:space="preserve">Each bit is transmitted only when </w:t>
+      </w:r>
+      <w:proofErr w:type="spellStart"/>
+      <w:r>
+        <w:rPr>
+          <w:rFonts w:ascii="Times New Roman" w:hAnsi="Times New Roman" w:cs="Times New Roman"/>
+        </w:rPr>
+        <w:t>enb</w:t>
+      </w:r>
+      <w:proofErr w:type="spellEnd"/>
+      <w:r>
+        <w:rPr>
+          <w:rFonts w:ascii="Times New Roman" w:hAnsi="Times New Roman" w:cs="Times New Roman"/>
+        </w:rPr>
+        <w:t xml:space="preserve"> = 1 (baud clock enable pulse).</w:t>
+      </w:r>
+    </w:p>
+    <w:p>
+      <w:pPr>
+        <w:rPr>
+          <w:rFonts w:ascii="Times New Roman" w:hAnsi="Times New Roman" w:cs="Times New Roman"/>
+          <w:b/>
+          <w:bCs/>
+        </w:rPr>
+      </w:pPr>
+      <w:r>
+        <w:rPr>
+          <w:rFonts w:ascii="Times New Roman" w:hAnsi="Times New Roman" w:cs="Times New Roman"/>
+          <w:b/>
+          <w:bCs/>
+        </w:rPr>
+        <w:t>Port Description</w:t>
+      </w:r>
+    </w:p>
+    <w:tbl>
+      <w:tblPr>
+        <w:tblW w:w="0" w:type="auto"/>
+        <w:tblCellSpacing w:w="15" w:type="dxa"/>
+        <w:tblBorders>
+          <w:top w:val="single" w:sz="4" w:space="0" w:color="auto"/>
+          <w:left w:val="single" w:sz="4" w:space="0" w:color="auto"/>
+          <w:bottom w:val="single" w:sz="4" w:space="0" w:color="auto"/>
+          <w:right w:val="single" w:sz="4" w:space="0" w:color="auto"/>
+          <w:insideH w:val="single" w:sz="4" w:space="0" w:color="auto"/>
+          <w:insideV w:val="single" w:sz="4" w:space="0" w:color="auto"/>
+        </w:tblBorders>
+        <w:tblCellMar>
+          <w:top w:w="15" w:type="dxa"/>
+          <w:left w:w="15" w:type="dxa"/>
+          <w:bottom w:w="15" w:type="dxa"/>
+          <w:right w:w="15" w:type="dxa"/>
+        </w:tblCellMar>
+        <w:tblLook w:val="04A0" w:firstRow="1" w:lastRow="0" w:firstColumn="1" w:lastColumn="0" w:noHBand="0" w:noVBand="1"/>
+      </w:tblPr>
+      <w:tblGrid>
+        <w:gridCol w:w="2385"/>
+        <w:gridCol w:w="1710"/>
+        <w:gridCol w:w="1530"/>
+        <w:gridCol w:w="3420"/>
+      </w:tblGrid>
+      <w:tr>
+        <w:trPr>
+          <w:tblHeader/>
+          <w:tblCellSpacing w:w="15" w:type="dxa"/>
+        </w:trPr>
+        <w:tc>
+          <w:tcPr>
+            <w:tcW w:w="2340" w:type="dxa"/>
+            <w:vAlign w:val="center"/>
+            <w:hideMark/>
+          </w:tcPr>
+          <w:p>
+            <w:pPr>
+              <w:rPr>
+                <w:rFonts w:ascii="Times New Roman" w:hAnsi="Times New Roman" w:cs="Times New Roman"/>
+                <w:b/>
+                <w:bCs/>
+              </w:rPr>
+            </w:pPr>
+            <w:r>
+              <w:rPr>
+                <w:rFonts w:ascii="Times New Roman" w:hAnsi="Times New Roman" w:cs="Times New Roman"/>
+                <w:b/>
+                <w:bCs/>
+              </w:rPr>
+              <w:t>Signal</w:t>
+            </w:r>
+          </w:p>
+        </w:tc>
+        <w:tc>
+          <w:tcPr>
+            <w:tcW w:w="1680" w:type="dxa"/>
+            <w:vAlign w:val="center"/>
+            <w:hideMark/>
+          </w:tcPr>
+          <w:p>
+            <w:pPr>
+              <w:rPr>
+                <w:rFonts w:ascii="Times New Roman" w:hAnsi="Times New Roman" w:cs="Times New Roman"/>
+                <w:b/>
+                <w:bCs/>
+              </w:rPr>
+            </w:pPr>
+            <w:r>
+              <w:rPr>
+                <w:rFonts w:ascii="Times New Roman" w:hAnsi="Times New Roman" w:cs="Times New Roman"/>
+                <w:b/>
+                <w:bCs/>
+              </w:rPr>
+              <w:t>Direction</w:t>
+            </w:r>
+          </w:p>
+        </w:tc>
+        <w:tc>
+          <w:tcPr>
+            <w:tcW w:w="1500" w:type="dxa"/>
+            <w:vAlign w:val="center"/>
+            <w:hideMark/>
+          </w:tcPr>
+          <w:p>
+            <w:pPr>
+              <w:rPr>
+                <w:rFonts w:ascii="Times New Roman" w:hAnsi="Times New Roman" w:cs="Times New Roman"/>
+                <w:b/>
+                <w:bCs/>
+              </w:rPr>
+            </w:pPr>
+            <w:r>
+              <w:rPr>
+                <w:rFonts w:ascii="Times New Roman" w:hAnsi="Times New Roman" w:cs="Times New Roman"/>
+                <w:b/>
+                <w:bCs/>
+              </w:rPr>
+              <w:t>Width</w:t>
+            </w:r>
+          </w:p>
+        </w:tc>
+        <w:tc>
+          <w:tcPr>
+            <w:tcW w:w="3375" w:type="dxa"/>
+            <w:vAlign w:val="center"/>
+            <w:hideMark/>
+          </w:tcPr>
+          <w:p>
+            <w:pPr>
+              <w:rPr>
+                <w:rFonts w:ascii="Times New Roman" w:hAnsi="Times New Roman" w:cs="Times New Roman"/>
+                <w:b/>
+                <w:bCs/>
+              </w:rPr>
+            </w:pPr>
+            <w:r>
+              <w:rPr>
+                <w:rFonts w:ascii="Times New Roman" w:hAnsi="Times New Roman" w:cs="Times New Roman"/>
+                <w:b/>
+                <w:bCs/>
+              </w:rPr>
+              <w:t>Description</w:t>
+            </w:r>
+          </w:p>
+        </w:tc>
+      </w:tr>
+      <w:tr>
+        <w:trPr>
+          <w:tblCellSpacing w:w="15" w:type="dxa"/>
+        </w:trPr>
+        <w:tc>
+          <w:tcPr>
+            <w:tcW w:w="2340" w:type="dxa"/>
+            <w:vAlign w:val="center"/>
+            <w:hideMark/>
+          </w:tcPr>
+          <w:p>
+            <w:pPr>
+              <w:rPr>
+                <w:rFonts w:ascii="Times New Roman" w:hAnsi="Times New Roman" w:cs="Times New Roman"/>
+              </w:rPr>
+            </w:pPr>
+            <w:proofErr w:type="spellStart"/>
+            <w:r>
+              <w:rPr>
+                <w:rFonts w:ascii="Times New Roman" w:hAnsi="Times New Roman" w:cs="Times New Roman"/>
+              </w:rPr>
+              <w:t>clk</w:t>
+            </w:r>
+            <w:proofErr w:type="spellEnd"/>
+          </w:p>
+        </w:tc>
+        <w:tc>
+          <w:tcPr>
+            <w:tcW w:w="1680" w:type="dxa"/>
+            <w:vAlign w:val="center"/>
+            <w:hideMark/>
+          </w:tcPr>
+          <w:p>
+            <w:pPr>
+              <w:rPr>
+                <w:rFonts w:ascii="Times New Roman" w:hAnsi="Times New Roman" w:cs="Times New Roman"/>
+              </w:rPr>
+            </w:pPr>
+            <w:r>
+              <w:rPr>
+                <w:rFonts w:ascii="Times New Roman" w:hAnsi="Times New Roman" w:cs="Times New Roman"/>
+              </w:rPr>
+              <w:t>Input</w:t>
+            </w:r>
+          </w:p>
+        </w:tc>
+        <w:tc>
+          <w:tcPr>
+            <w:tcW w:w="1500" w:type="dxa"/>
+            <w:vAlign w:val="center"/>
+            <w:hideMark/>
+          </w:tcPr>
+          <w:p>
+            <w:pPr>
+              <w:rPr>
+                <w:rFonts w:ascii="Times New Roman" w:hAnsi="Times New Roman" w:cs="Times New Roman"/>
+              </w:rPr>
+            </w:pPr>
+            <w:r>
+              <w:rPr>
+                <w:rFonts w:ascii="Times New Roman" w:hAnsi="Times New Roman" w:cs="Times New Roman"/>
+              </w:rPr>
+              <w:t>1</w:t>
+            </w:r>
+          </w:p>
+        </w:tc>
+        <w:tc>
+          <w:tcPr>
+            <w:tcW w:w="3375" w:type="dxa"/>
+            <w:vAlign w:val="center"/>
+            <w:hideMark/>
+          </w:tcPr>
+          <w:p>
+            <w:pPr>
+              <w:rPr>
+                <w:rFonts w:ascii="Times New Roman" w:hAnsi="Times New Roman" w:cs="Times New Roman"/>
+              </w:rPr>
+            </w:pPr>
+            <w:r>
+              <w:rPr>
+                <w:rFonts w:ascii="Times New Roman" w:hAnsi="Times New Roman" w:cs="Times New Roman"/>
+              </w:rPr>
+              <w:t>System clock</w:t>
+            </w:r>
+          </w:p>
+        </w:tc>
+      </w:tr>
+      <w:tr>
+        <w:trPr>
+          <w:tblCellSpacing w:w="15" w:type="dxa"/>
+        </w:trPr>
+        <w:tc>
+          <w:tcPr>
+            <w:tcW w:w="2340" w:type="dxa"/>
+            <w:vAlign w:val="center"/>
+            <w:hideMark/>
+          </w:tcPr>
+          <w:p>
+            <w:pPr>
+              <w:rPr>
+                <w:rFonts w:ascii="Times New Roman" w:hAnsi="Times New Roman" w:cs="Times New Roman"/>
+              </w:rPr>
+            </w:pPr>
+            <w:r>
+              <w:rPr>
+                <w:rFonts w:ascii="Times New Roman" w:hAnsi="Times New Roman" w:cs="Times New Roman"/>
+              </w:rPr>
+              <w:t>reset</w:t>
+            </w:r>
+          </w:p>
+        </w:tc>
+        <w:tc>
+          <w:tcPr>
+            <w:tcW w:w="1680" w:type="dxa"/>
+            <w:vAlign w:val="center"/>
+            <w:hideMark/>
+          </w:tcPr>
+          <w:p>
+            <w:pPr>
+              <w:rPr>
+                <w:rFonts w:ascii="Times New Roman" w:hAnsi="Times New Roman" w:cs="Times New Roman"/>
+              </w:rPr>
+            </w:pPr>
+            <w:r>
+              <w:rPr>
+                <w:rFonts w:ascii="Times New Roman" w:hAnsi="Times New Roman" w:cs="Times New Roman"/>
+              </w:rPr>
+              <w:t>Input</w:t>
+            </w:r>
+          </w:p>
+        </w:tc>
+        <w:tc>
+          <w:tcPr>
+            <w:tcW w:w="1500" w:type="dxa"/>
+            <w:vAlign w:val="center"/>
+            <w:hideMark/>
+          </w:tcPr>
+          <w:p>
+            <w:pPr>
+              <w:rPr>
+                <w:rFonts w:ascii="Times New Roman" w:hAnsi="Times New Roman" w:cs="Times New Roman"/>
+              </w:rPr>
+            </w:pPr>
+            <w:r>
+              <w:rPr>
+                <w:rFonts w:ascii="Times New Roman" w:hAnsi="Times New Roman" w:cs="Times New Roman"/>
+              </w:rPr>
+              <w:t>1</w:t>
+            </w:r>
+          </w:p>
+        </w:tc>
+        <w:tc>
+          <w:tcPr>
+            <w:tcW w:w="3375" w:type="dxa"/>
+            <w:vAlign w:val="center"/>
+            <w:hideMark/>
+          </w:tcPr>
+          <w:p>
+            <w:pPr>
+              <w:rPr>
+                <w:rFonts w:ascii="Times New Roman" w:hAnsi="Times New Roman" w:cs="Times New Roman"/>
+              </w:rPr>
+            </w:pPr>
+            <w:r>
+              <w:rPr>
+                <w:rFonts w:ascii="Times New Roman" w:hAnsi="Times New Roman" w:cs="Times New Roman"/>
+              </w:rPr>
+              <w:t>Active-low asynchronous reset</w:t>
+            </w:r>
+          </w:p>
+        </w:tc>
+      </w:tr>
+      <w:tr>
+        <w:trPr>
+          <w:tblCellSpacing w:w="15" w:type="dxa"/>
+        </w:trPr>
+        <w:tc>
+          <w:tcPr>
+            <w:tcW w:w="2340" w:type="dxa"/>
+            <w:vAlign w:val="center"/>
+            <w:hideMark/>
+          </w:tcPr>
+          <w:p>
+            <w:pPr>
+              <w:rPr>
+                <w:rFonts w:ascii="Times New Roman" w:hAnsi="Times New Roman" w:cs="Times New Roman"/>
+              </w:rPr>
+            </w:pPr>
+            <w:proofErr w:type="spellStart"/>
+            <w:r>
+              <w:rPr>
+                <w:rFonts w:ascii="Times New Roman" w:hAnsi="Times New Roman" w:cs="Times New Roman"/>
+              </w:rPr>
+              <w:t>wr_enb</w:t>
+            </w:r>
+            <w:proofErr w:type="spellEnd"/>
+          </w:p>
+        </w:tc>
+        <w:tc>
+          <w:tcPr>
+            <w:tcW w:w="1680" w:type="dxa"/>
+            <w:vAlign w:val="center"/>
+            <w:hideMark/>
+          </w:tcPr>
+          <w:p>
+            <w:pPr>
+              <w:rPr>
+                <w:rFonts w:ascii="Times New Roman" w:hAnsi="Times New Roman" w:cs="Times New Roman"/>
+              </w:rPr>
+            </w:pPr>
+            <w:r>
+              <w:rPr>
+                <w:rFonts w:ascii="Times New Roman" w:hAnsi="Times New Roman" w:cs="Times New Roman"/>
+              </w:rPr>
+              <w:t>Input</w:t>
+            </w:r>
+          </w:p>
+        </w:tc>
+        <w:tc>
+          <w:tcPr>
+            <w:tcW w:w="1500" w:type="dxa"/>
+            <w:vAlign w:val="center"/>
+            <w:hideMark/>
+          </w:tcPr>
+          <w:p>
+            <w:pPr>
+              <w:rPr>
+                <w:rFonts w:ascii="Times New Roman" w:hAnsi="Times New Roman" w:cs="Times New Roman"/>
+              </w:rPr>
+            </w:pPr>
+            <w:r>
+              <w:rPr>
+                <w:rFonts w:ascii="Times New Roman" w:hAnsi="Times New Roman" w:cs="Times New Roman"/>
+              </w:rPr>
+              <w:t>1</w:t>
+            </w:r>
+          </w:p>
+        </w:tc>
+        <w:tc>
+          <w:tcPr>
+            <w:tcW w:w="3375" w:type="dxa"/>
+            <w:vAlign w:val="center"/>
+            <w:hideMark/>
+          </w:tcPr>
+          <w:p>
+            <w:pPr>
+              <w:rPr>
+                <w:rFonts w:ascii="Times New Roman" w:hAnsi="Times New Roman" w:cs="Times New Roman"/>
+              </w:rPr>
+            </w:pPr>
+            <w:r>
+              <w:rPr>
+                <w:rFonts w:ascii="Times New Roman" w:hAnsi="Times New Roman" w:cs="Times New Roman"/>
+              </w:rPr>
+              <w:t>Write enable to start transmission</w:t>
+            </w:r>
+          </w:p>
+        </w:tc>
+      </w:tr>
+      <w:tr>
+        <w:trPr>
+          <w:tblCellSpacing w:w="15" w:type="dxa"/>
+        </w:trPr>
+        <w:tc>
+          <w:tcPr>
+            <w:tcW w:w="2340" w:type="dxa"/>
+            <w:vAlign w:val="center"/>
+            <w:hideMark/>
+          </w:tcPr>
+          <w:p>
+            <w:pPr>
+              <w:rPr>
+                <w:rFonts w:ascii="Times New Roman" w:hAnsi="Times New Roman" w:cs="Times New Roman"/>
+              </w:rPr>
+            </w:pPr>
+            <w:proofErr w:type="spellStart"/>
+            <w:r>
+              <w:rPr>
+                <w:rFonts w:ascii="Times New Roman" w:hAnsi="Times New Roman" w:cs="Times New Roman"/>
+              </w:rPr>
+              <w:t>enb</w:t>
+            </w:r>
+            <w:proofErr w:type="spellEnd"/>
+          </w:p>
+        </w:tc>
+        <w:tc>
+          <w:tcPr>
+            <w:tcW w:w="1680" w:type="dxa"/>
+            <w:vAlign w:val="center"/>
+            <w:hideMark/>
+          </w:tcPr>
+          <w:p>
+            <w:pPr>
+              <w:rPr>
+                <w:rFonts w:ascii="Times New Roman" w:hAnsi="Times New Roman" w:cs="Times New Roman"/>
+              </w:rPr>
+            </w:pPr>
+            <w:r>
+              <w:rPr>
+                <w:rFonts w:ascii="Times New Roman" w:hAnsi="Times New Roman" w:cs="Times New Roman"/>
+              </w:rPr>
+              <w:t>Input</w:t>
+            </w:r>
+          </w:p>
+        </w:tc>
+        <w:tc>
+          <w:tcPr>
+            <w:tcW w:w="1500" w:type="dxa"/>
+            <w:vAlign w:val="center"/>
+            <w:hideMark/>
+          </w:tcPr>
+          <w:p>
+            <w:pPr>
+              <w:rPr>
+                <w:rFonts w:ascii="Times New Roman" w:hAnsi="Times New Roman" w:cs="Times New Roman"/>
+              </w:rPr>
+            </w:pPr>
+            <w:r>
+              <w:rPr>
+                <w:rFonts w:ascii="Times New Roman" w:hAnsi="Times New Roman" w:cs="Times New Roman"/>
+              </w:rPr>
+              <w:t>1</w:t>
+            </w:r>
+          </w:p>
+        </w:tc>
+        <w:tc>
+          <w:tcPr>
+            <w:tcW w:w="3375" w:type="dxa"/>
+            <w:vAlign w:val="center"/>
+            <w:hideMark/>
+          </w:tcPr>
+          <w:p>
+            <w:pPr>
+              <w:rPr>
+                <w:rFonts w:ascii="Times New Roman" w:hAnsi="Times New Roman" w:cs="Times New Roman"/>
+              </w:rPr>
+            </w:pPr>
+            <w:r>
+              <w:rPr>
+                <w:rFonts w:ascii="Times New Roman" w:hAnsi="Times New Roman" w:cs="Times New Roman"/>
+              </w:rPr>
+              <w:t>Baud-rate enable signal</w:t>
+            </w:r>
+          </w:p>
+        </w:tc>
+      </w:tr>
+      <w:tr>
+        <w:trPr>
+          <w:tblCellSpacing w:w="15" w:type="dxa"/>
+        </w:trPr>
+        <w:tc>
+          <w:tcPr>
+            <w:tcW w:w="2340" w:type="dxa"/>
+            <w:vAlign w:val="center"/>
+            <w:hideMark/>
+          </w:tcPr>
+          <w:p>
+            <w:pPr>
+              <w:rPr>
+                <w:rFonts w:ascii="Times New Roman" w:hAnsi="Times New Roman" w:cs="Times New Roman"/>
+              </w:rPr>
+            </w:pPr>
+            <w:proofErr w:type="spellStart"/>
+            <w:r>
+              <w:rPr>
+                <w:rFonts w:ascii="Times New Roman" w:hAnsi="Times New Roman" w:cs="Times New Roman"/>
+              </w:rPr>
+              <w:t>data_in</w:t>
+            </w:r>
+            <w:proofErr w:type="spellEnd"/>
+          </w:p>
+        </w:tc>
+        <w:tc>
+          <w:tcPr>
+            <w:tcW w:w="1680" w:type="dxa"/>
+            <w:vAlign w:val="center"/>
+            <w:hideMark/>
+          </w:tcPr>
+          <w:p>
+            <w:pPr>
+              <w:rPr>
+                <w:rFonts w:ascii="Times New Roman" w:hAnsi="Times New Roman" w:cs="Times New Roman"/>
+              </w:rPr>
+            </w:pPr>
+            <w:r>
+              <w:rPr>
+                <w:rFonts w:ascii="Times New Roman" w:hAnsi="Times New Roman" w:cs="Times New Roman"/>
+              </w:rPr>
+              <w:t>Input</w:t>
+            </w:r>
+          </w:p>
+        </w:tc>
+        <w:tc>
+          <w:tcPr>
+            <w:tcW w:w="1500" w:type="dxa"/>
+            <w:vAlign w:val="center"/>
+            <w:hideMark/>
+          </w:tcPr>
+          <w:p>
+            <w:pPr>
+              <w:rPr>
+                <w:rFonts w:ascii="Times New Roman" w:hAnsi="Times New Roman" w:cs="Times New Roman"/>
+              </w:rPr>
+            </w:pPr>
+            <w:r>
+              <w:rPr>
+                <w:rFonts w:ascii="Times New Roman" w:hAnsi="Times New Roman" w:cs="Times New Roman"/>
+              </w:rPr>
+              <w:t>8</w:t>
+            </w:r>
+          </w:p>
+        </w:tc>
+        <w:tc>
+          <w:tcPr>
+            <w:tcW w:w="3375" w:type="dxa"/>
+            <w:vAlign w:val="center"/>
+            <w:hideMark/>
+          </w:tcPr>
+          <w:p>
+            <w:pPr>
+              <w:rPr>
+                <w:rFonts w:ascii="Times New Roman" w:hAnsi="Times New Roman" w:cs="Times New Roman"/>
+              </w:rPr>
+            </w:pPr>
+            <w:r>
+              <w:rPr>
+                <w:rFonts w:ascii="Times New Roman" w:hAnsi="Times New Roman" w:cs="Times New Roman"/>
+              </w:rPr>
+              <w:t>Parallel data to transmit</w:t>
+            </w:r>
+          </w:p>
+        </w:tc>
+      </w:tr>
+      <w:tr>
+        <w:trPr>
+          <w:tblCellSpacing w:w="15" w:type="dxa"/>
+        </w:trPr>
+        <w:tc>
+          <w:tcPr>
+            <w:tcW w:w="2340" w:type="dxa"/>
+            <w:vAlign w:val="center"/>
+            <w:hideMark/>
+          </w:tcPr>
+          <w:p>
+            <w:pPr>
+              <w:rPr>
+                <w:rFonts w:ascii="Times New Roman" w:hAnsi="Times New Roman" w:cs="Times New Roman"/>
+              </w:rPr>
+            </w:pPr>
+            <w:proofErr w:type="spellStart"/>
+            <w:r>
+              <w:rPr>
+                <w:rFonts w:ascii="Times New Roman" w:hAnsi="Times New Roman" w:cs="Times New Roman"/>
+              </w:rPr>
+              <w:t>tx</w:t>
+            </w:r>
+            <w:proofErr w:type="spellEnd"/>
+          </w:p>
+        </w:tc>
+        <w:tc>
+          <w:tcPr>
+            <w:tcW w:w="1680" w:type="dxa"/>
+            <w:vAlign w:val="center"/>
+            <w:hideMark/>
+          </w:tcPr>
+          <w:p>
+            <w:pPr>
+              <w:rPr>
+                <w:rFonts w:ascii="Times New Roman" w:hAnsi="Times New Roman" w:cs="Times New Roman"/>
+              </w:rPr>
+            </w:pPr>
+            <w:r>
+              <w:rPr>
+                <w:rFonts w:ascii="Times New Roman" w:hAnsi="Times New Roman" w:cs="Times New Roman"/>
+              </w:rPr>
+              <w:t>Output</w:t>
+            </w:r>
+          </w:p>
+        </w:tc>
+        <w:tc>
+          <w:tcPr>
+            <w:tcW w:w="1500" w:type="dxa"/>
+            <w:vAlign w:val="center"/>
+            <w:hideMark/>
+          </w:tcPr>
+          <w:p>
+            <w:pPr>
+              <w:rPr>
+                <w:rFonts w:ascii="Times New Roman" w:hAnsi="Times New Roman" w:cs="Times New Roman"/>
+              </w:rPr>
+            </w:pPr>
+            <w:r>
+              <w:rPr>
+                <w:rFonts w:ascii="Times New Roman" w:hAnsi="Times New Roman" w:cs="Times New Roman"/>
+              </w:rPr>
+              <w:t>1</w:t>
+            </w:r>
+          </w:p>
+        </w:tc>
+        <w:tc>
+          <w:tcPr>
+            <w:tcW w:w="3375" w:type="dxa"/>
+            <w:vAlign w:val="center"/>
+            <w:hideMark/>
+          </w:tcPr>
+          <w:p>
+            <w:pPr>
+              <w:rPr>
+                <w:rFonts w:ascii="Times New Roman" w:hAnsi="Times New Roman" w:cs="Times New Roman"/>
+              </w:rPr>
+            </w:pPr>
+            <w:r>
+              <w:rPr>
+                <w:rFonts w:ascii="Times New Roman" w:hAnsi="Times New Roman" w:cs="Times New Roman"/>
+              </w:rPr>
+              <w:t>Serial transmit line</w:t>
+            </w:r>
+          </w:p>
+        </w:tc>
+      </w:tr>
+      <w:tr>
+        <w:trPr>
+          <w:tblCellSpacing w:w="15" w:type="dxa"/>
+        </w:trPr>
+        <w:tc>
+          <w:tcPr>
+            <w:tcW w:w="2340" w:type="dxa"/>
+            <w:vAlign w:val="center"/>
+            <w:hideMark/>
+          </w:tcPr>
+          <w:p>
+            <w:pPr>
+              <w:rPr>
+                <w:rFonts w:ascii="Times New Roman" w:hAnsi="Times New Roman" w:cs="Times New Roman"/>
+              </w:rPr>
+            </w:pPr>
+            <w:proofErr w:type="spellStart"/>
+            <w:r>
+              <w:rPr>
+                <w:rFonts w:ascii="Times New Roman" w:hAnsi="Times New Roman" w:cs="Times New Roman"/>
+              </w:rPr>
+              <w:t>tx_busy</w:t>
+            </w:r>
+            <w:proofErr w:type="spellEnd"/>
+          </w:p>
+        </w:tc>
+        <w:tc>
+          <w:tcPr>
+            <w:tcW w:w="1680" w:type="dxa"/>
+            <w:vAlign w:val="center"/>
+            <w:hideMark/>
+          </w:tcPr>
+          <w:p>
+            <w:pPr>
+              <w:rPr>
+                <w:rFonts w:ascii="Times New Roman" w:hAnsi="Times New Roman" w:cs="Times New Roman"/>
+              </w:rPr>
+            </w:pPr>
+            <w:r>
+              <w:rPr>
+                <w:rFonts w:ascii="Times New Roman" w:hAnsi="Times New Roman" w:cs="Times New Roman"/>
+              </w:rPr>
+              <w:t>Output</w:t>
+            </w:r>
+          </w:p>
+        </w:tc>
+        <w:tc>
+          <w:tcPr>
+            <w:tcW w:w="1500" w:type="dxa"/>
+            <w:vAlign w:val="center"/>
+            <w:hideMark/>
+          </w:tcPr>
+          <w:p>
+            <w:pPr>
+              <w:rPr>
+                <w:rFonts w:ascii="Times New Roman" w:hAnsi="Times New Roman" w:cs="Times New Roman"/>
+              </w:rPr>
+            </w:pPr>
+            <w:r>
+              <w:rPr>
+                <w:rFonts w:ascii="Times New Roman" w:hAnsi="Times New Roman" w:cs="Times New Roman"/>
+              </w:rPr>
+              <w:t>1</w:t>
+            </w:r>
+          </w:p>
+        </w:tc>
+        <w:tc>
+          <w:tcPr>
+            <w:tcW w:w="3375" w:type="dxa"/>
+            <w:vAlign w:val="center"/>
+            <w:hideMark/>
+          </w:tcPr>
+          <w:p>
+            <w:pPr>
+              <w:rPr>
+                <w:rFonts w:ascii="Times New Roman" w:hAnsi="Times New Roman" w:cs="Times New Roman"/>
+              </w:rPr>
+            </w:pPr>
+            <w:r>
+              <w:rPr>
+                <w:rFonts w:ascii="Times New Roman" w:hAnsi="Times New Roman" w:cs="Times New Roman"/>
+              </w:rPr>
+              <w:t>Indicates transmitter is busy</w:t>
+            </w:r>
+          </w:p>
+        </w:tc>
+      </w:tr>
+    </w:tbl>
+    <w:p>
+      <w:pPr>
+        <w:rPr>
+          <w:rFonts w:ascii="Times New Roman" w:hAnsi="Times New Roman" w:cs="Times New Roman"/>
+          <w:b/>
+          <w:bCs/>
+        </w:rPr>
+      </w:pPr>
+      <w:r>
+        <w:rPr>
+          <w:rFonts w:ascii="Times New Roman" w:hAnsi="Times New Roman" w:cs="Times New Roman"/>
+          <w:b/>
+          <w:bCs/>
+        </w:rPr>
+        <w:lastRenderedPageBreak/>
+        <w:t>Internal Signals</w:t>
+      </w:r>
+    </w:p>
+    <w:tbl>
+      <w:tblPr>
+        <w:tblW w:w="0" w:type="auto"/>
+        <w:tblCellSpacing w:w="15" w:type="dxa"/>
+        <w:tblBorders>
+          <w:top w:val="single" w:sz="4" w:space="0" w:color="auto"/>
+          <w:left w:val="single" w:sz="4" w:space="0" w:color="auto"/>
+          <w:bottom w:val="single" w:sz="4" w:space="0" w:color="auto"/>
+          <w:right w:val="single" w:sz="4" w:space="0" w:color="auto"/>
+          <w:insideH w:val="single" w:sz="4" w:space="0" w:color="auto"/>
+          <w:insideV w:val="single" w:sz="4" w:space="0" w:color="auto"/>
+        </w:tblBorders>
+        <w:tblCellMar>
+          <w:top w:w="15" w:type="dxa"/>
+          <w:left w:w="15" w:type="dxa"/>
+          <w:bottom w:w="15" w:type="dxa"/>
+          <w:right w:w="15" w:type="dxa"/>
+        </w:tblCellMar>
+        <w:tblLook w:val="04A0" w:firstRow="1" w:lastRow="0" w:firstColumn="1" w:lastColumn="0" w:noHBand="0" w:noVBand="1"/>
+      </w:tblPr>
+      <w:tblGrid>
+        <w:gridCol w:w="658"/>
+        <w:gridCol w:w="630"/>
+        <w:gridCol w:w="2277"/>
+      </w:tblGrid>
+      <w:tr>
+        <w:trPr>
+          <w:tblHeader/>
+          <w:tblCellSpacing w:w="15" w:type="dxa"/>
+        </w:trPr>
+        <w:tc>
+          <w:tcPr>
+            <w:tcW w:w="0" w:type="auto"/>
+            <w:vAlign w:val="center"/>
+            <w:hideMark/>
+          </w:tcPr>
+          <w:p>
+            <w:pPr>
+              <w:rPr>
+                <w:rFonts w:ascii="Times New Roman" w:hAnsi="Times New Roman" w:cs="Times New Roman"/>
+              </w:rPr>
+            </w:pPr>
+            <w:r>
+              <w:rPr>
+                <w:rFonts w:ascii="Times New Roman" w:hAnsi="Times New Roman" w:cs="Times New Roman"/>
+              </w:rPr>
+              <w:t>Signal</w:t>
+            </w:r>
+          </w:p>
+        </w:tc>
+        <w:tc>
+          <w:tcPr>
+            <w:tcW w:w="600" w:type="dxa"/>
+            <w:vAlign w:val="center"/>
+            <w:hideMark/>
+          </w:tcPr>
+          <w:p>
+            <w:pPr>
+              <w:rPr>
+                <w:rFonts w:ascii="Times New Roman" w:hAnsi="Times New Roman" w:cs="Times New Roman"/>
+              </w:rPr>
+            </w:pPr>
+            <w:r>
+              <w:rPr>
+                <w:rFonts w:ascii="Times New Roman" w:hAnsi="Times New Roman" w:cs="Times New Roman"/>
+              </w:rPr>
+              <w:t>Width</w:t>
+            </w:r>
+          </w:p>
+        </w:tc>
+        <w:tc>
+          <w:tcPr>
+            <w:tcW w:w="2232" w:type="dxa"/>
+            <w:vAlign w:val="center"/>
+            <w:hideMark/>
+          </w:tcPr>
+          <w:p>
+            <w:pPr>
+              <w:rPr>
+                <w:rFonts w:ascii="Times New Roman" w:hAnsi="Times New Roman" w:cs="Times New Roman"/>
+              </w:rPr>
+            </w:pPr>
+            <w:r>
+              <w:rPr>
+                <w:rFonts w:ascii="Times New Roman" w:hAnsi="Times New Roman" w:cs="Times New Roman"/>
+              </w:rPr>
+              <w:t>Description</w:t>
+            </w:r>
+          </w:p>
+        </w:tc>
+      </w:tr>
+      <w:tr>
+        <w:trPr>
+          <w:tblCellSpacing w:w="15" w:type="dxa"/>
+        </w:trPr>
+        <w:tc>
+          <w:tcPr>
+            <w:tcW w:w="0" w:type="auto"/>
+            <w:vAlign w:val="center"/>
+            <w:hideMark/>
+          </w:tcPr>
+          <w:p>
+            <w:pPr>
+              <w:rPr>
+                <w:rFonts w:ascii="Times New Roman" w:hAnsi="Times New Roman" w:cs="Times New Roman"/>
+              </w:rPr>
+            </w:pPr>
+            <w:r>
+              <w:rPr>
+                <w:rFonts w:ascii="Times New Roman" w:hAnsi="Times New Roman" w:cs="Times New Roman"/>
+              </w:rPr>
+              <w:t>data</w:t>
+            </w:r>
+          </w:p>
+        </w:tc>
+        <w:tc>
+          <w:tcPr>
+            <w:tcW w:w="600" w:type="dxa"/>
+            <w:vAlign w:val="center"/>
+            <w:hideMark/>
+          </w:tcPr>
+          <w:p>
+            <w:pPr>
+              <w:rPr>
+                <w:rFonts w:ascii="Times New Roman" w:hAnsi="Times New Roman" w:cs="Times New Roman"/>
+              </w:rPr>
+            </w:pPr>
+            <w:r>
+              <w:rPr>
+                <w:rFonts w:ascii="Times New Roman" w:hAnsi="Times New Roman" w:cs="Times New Roman"/>
+              </w:rPr>
+              <w:t>8-bit</w:t>
+            </w:r>
+          </w:p>
+        </w:tc>
+        <w:tc>
+          <w:tcPr>
+            <w:tcW w:w="2232" w:type="dxa"/>
+            <w:vAlign w:val="center"/>
+            <w:hideMark/>
+          </w:tcPr>
+          <w:p>
+            <w:pPr>
+              <w:rPr>
+                <w:rFonts w:ascii="Times New Roman" w:hAnsi="Times New Roman" w:cs="Times New Roman"/>
+              </w:rPr>
+            </w:pPr>
+            <w:r>
+              <w:rPr>
+                <w:rFonts w:ascii="Times New Roman" w:hAnsi="Times New Roman" w:cs="Times New Roman"/>
+              </w:rPr>
+              <w:t>Stores input data</w:t>
+            </w:r>
+          </w:p>
+        </w:tc>
+      </w:tr>
+      <w:tr>
+        <w:trPr>
+          <w:tblCellSpacing w:w="15" w:type="dxa"/>
+        </w:trPr>
+        <w:tc>
+          <w:tcPr>
+            <w:tcW w:w="0" w:type="auto"/>
+            <w:vAlign w:val="center"/>
+            <w:hideMark/>
+          </w:tcPr>
+          <w:p>
+            <w:pPr>
+              <w:rPr>
+                <w:rFonts w:ascii="Times New Roman" w:hAnsi="Times New Roman" w:cs="Times New Roman"/>
+              </w:rPr>
+            </w:pPr>
+            <w:r>
+              <w:rPr>
+                <w:rFonts w:ascii="Times New Roman" w:hAnsi="Times New Roman" w:cs="Times New Roman"/>
+              </w:rPr>
+              <w:t>index</w:t>
+            </w:r>
+          </w:p>
+        </w:tc>
+        <w:tc>
+          <w:tcPr>
+            <w:tcW w:w="600" w:type="dxa"/>
+            <w:vAlign w:val="center"/>
+            <w:hideMark/>
+          </w:tcPr>
+          <w:p>
+            <w:pPr>
+              <w:rPr>
+                <w:rFonts w:ascii="Times New Roman" w:hAnsi="Times New Roman" w:cs="Times New Roman"/>
+              </w:rPr>
+            </w:pPr>
+            <w:r>
+              <w:rPr>
+                <w:rFonts w:ascii="Times New Roman" w:hAnsi="Times New Roman" w:cs="Times New Roman"/>
+              </w:rPr>
+              <w:t>3-bit</w:t>
+            </w:r>
+          </w:p>
+        </w:tc>
+        <w:tc>
+          <w:tcPr>
+            <w:tcW w:w="2232" w:type="dxa"/>
+            <w:vAlign w:val="center"/>
+            <w:hideMark/>
+          </w:tcPr>
+          <w:p>
+            <w:pPr>
+              <w:rPr>
+                <w:rFonts w:ascii="Times New Roman" w:hAnsi="Times New Roman" w:cs="Times New Roman"/>
+              </w:rPr>
+            </w:pPr>
+            <w:r>
+              <w:rPr>
+                <w:rFonts w:ascii="Times New Roman" w:hAnsi="Times New Roman" w:cs="Times New Roman"/>
+              </w:rPr>
+              <w:t>Bit counter (0–7)</w:t>
+            </w:r>
+          </w:p>
+        </w:tc>
+      </w:tr>
+      <w:tr>
+        <w:trPr>
+          <w:tblCellSpacing w:w="15" w:type="dxa"/>
+        </w:trPr>
+        <w:tc>
+          <w:tcPr>
+            <w:tcW w:w="0" w:type="auto"/>
+            <w:vAlign w:val="center"/>
+            <w:hideMark/>
+          </w:tcPr>
+          <w:p>
+            <w:pPr>
+              <w:rPr>
+                <w:rFonts w:ascii="Times New Roman" w:hAnsi="Times New Roman" w:cs="Times New Roman"/>
+              </w:rPr>
+            </w:pPr>
+            <w:r>
+              <w:rPr>
+                <w:rFonts w:ascii="Times New Roman" w:hAnsi="Times New Roman" w:cs="Times New Roman"/>
+              </w:rPr>
+              <w:t>state</w:t>
+            </w:r>
+          </w:p>
+        </w:tc>
+        <w:tc>
+          <w:tcPr>
+            <w:tcW w:w="600" w:type="dxa"/>
+            <w:vAlign w:val="center"/>
+            <w:hideMark/>
+          </w:tcPr>
+          <w:p>
+            <w:pPr>
+              <w:rPr>
+                <w:rFonts w:ascii="Times New Roman" w:hAnsi="Times New Roman" w:cs="Times New Roman"/>
+              </w:rPr>
+            </w:pPr>
+            <w:r>
+              <w:rPr>
+                <w:rFonts w:ascii="Times New Roman" w:hAnsi="Times New Roman" w:cs="Times New Roman"/>
+              </w:rPr>
+              <w:t>2-bit</w:t>
+            </w:r>
+          </w:p>
+        </w:tc>
+        <w:tc>
+          <w:tcPr>
+            <w:tcW w:w="2232" w:type="dxa"/>
+            <w:vAlign w:val="center"/>
+            <w:hideMark/>
+          </w:tcPr>
+          <w:p>
+            <w:pPr>
+              <w:rPr>
+                <w:rFonts w:ascii="Times New Roman" w:hAnsi="Times New Roman" w:cs="Times New Roman"/>
+              </w:rPr>
+            </w:pPr>
+            <w:r>
+              <w:rPr>
+                <w:rFonts w:ascii="Times New Roman" w:hAnsi="Times New Roman" w:cs="Times New Roman"/>
+              </w:rPr>
+              <w:t>FSM state register</w:t>
+            </w:r>
+          </w:p>
+        </w:tc>
+      </w:tr>
+    </w:tbl>
+    <w:p>
+      <w:pPr>
+        <w:rPr>
+          <w:rFonts w:ascii="Times New Roman" w:hAnsi="Times New Roman" w:cs="Times New Roman"/>
+          <w:b/>
+          <w:bCs/>
+        </w:rPr>
+      </w:pPr>
+    </w:p>
+    <w:p>
+      <w:pPr>
+        <w:rPr>
+          <w:rFonts w:ascii="Times New Roman" w:hAnsi="Times New Roman" w:cs="Times New Roman"/>
+          <w:b/>
+          <w:bCs/>
+        </w:rPr>
+      </w:pPr>
+      <w:r>
+        <w:rPr>
+          <w:rFonts w:ascii="Times New Roman" w:hAnsi="Times New Roman" w:cs="Times New Roman"/>
+          <w:b/>
+          <w:bCs/>
+        </w:rPr>
+        <w:t>Finite State Machine (FSM)</w:t>
+      </w:r>
+    </w:p>
+    <w:tbl>
+      <w:tblPr>
+        <w:tblW w:w="0" w:type="auto"/>
+        <w:tblCellSpacing w:w="15" w:type="dxa"/>
+        <w:tblBorders>
+          <w:top w:val="single" w:sz="4" w:space="0" w:color="auto"/>
+          <w:left w:val="single" w:sz="4" w:space="0" w:color="auto"/>
+          <w:bottom w:val="single" w:sz="4" w:space="0" w:color="auto"/>
+          <w:right w:val="single" w:sz="4" w:space="0" w:color="auto"/>
+          <w:insideH w:val="single" w:sz="4" w:space="0" w:color="auto"/>
+          <w:insideV w:val="single" w:sz="4" w:space="0" w:color="auto"/>
+        </w:tblBorders>
+        <w:tblCellMar>
+          <w:top w:w="15" w:type="dxa"/>
+          <w:left w:w="15" w:type="dxa"/>
+          <w:bottom w:w="15" w:type="dxa"/>
+          <w:right w:w="15" w:type="dxa"/>
+        </w:tblCellMar>
+        <w:tblLook w:val="04A0" w:firstRow="1" w:lastRow="0" w:firstColumn="1" w:lastColumn="0" w:noHBand="0" w:noVBand="1"/>
+      </w:tblPr>
+      <w:tblGrid>
+        <w:gridCol w:w="792"/>
+        <w:gridCol w:w="924"/>
+        <w:gridCol w:w="2595"/>
+      </w:tblGrid>
+      <w:tr>
+        <w:trPr>
+          <w:tblHeader/>
+          <w:tblCellSpacing w:w="15" w:type="dxa"/>
+        </w:trPr>
+        <w:tc>
+          <w:tcPr>
+            <w:tcW w:w="0" w:type="auto"/>
+            <w:vAlign w:val="center"/>
+            <w:hideMark/>
+          </w:tcPr>
+          <w:p>
+            <w:pPr>
+              <w:jc w:val="center"/>
+              <w:rPr>
+                <w:rFonts w:ascii="Times New Roman" w:hAnsi="Times New Roman" w:cs="Times New Roman"/>
+              </w:rPr>
+            </w:pPr>
+            <w:r>
+              <w:rPr>
+                <w:rFonts w:ascii="Times New Roman" w:hAnsi="Times New Roman" w:cs="Times New Roman"/>
+              </w:rPr>
+              <w:t>State</w:t>
+            </w:r>
+          </w:p>
+        </w:tc>
+        <w:tc>
+          <w:tcPr>
+            <w:tcW w:w="0" w:type="auto"/>
+            <w:vAlign w:val="center"/>
+            <w:hideMark/>
+          </w:tcPr>
+          <w:p>
+            <w:pPr>
+              <w:jc w:val="center"/>
+              <w:rPr>
+                <w:rFonts w:ascii="Times New Roman" w:hAnsi="Times New Roman" w:cs="Times New Roman"/>
+              </w:rPr>
+            </w:pPr>
+            <w:r>
+              <w:rPr>
+                <w:rFonts w:ascii="Times New Roman" w:hAnsi="Times New Roman" w:cs="Times New Roman"/>
+              </w:rPr>
+              <w:t>Encoding</w:t>
+            </w:r>
+          </w:p>
+        </w:tc>
+        <w:tc>
+          <w:tcPr>
+            <w:tcW w:w="0" w:type="auto"/>
+            <w:vAlign w:val="center"/>
+            <w:hideMark/>
+          </w:tcPr>
+          <w:p>
+            <w:pPr>
+              <w:jc w:val="center"/>
+              <w:rPr>
+                <w:rFonts w:ascii="Times New Roman" w:hAnsi="Times New Roman" w:cs="Times New Roman"/>
+              </w:rPr>
+            </w:pPr>
+            <w:r>
+              <w:rPr>
+                <w:rFonts w:ascii="Times New Roman" w:hAnsi="Times New Roman" w:cs="Times New Roman"/>
+              </w:rPr>
+              <w:t>Description</w:t>
+            </w:r>
+          </w:p>
+        </w:tc>
+      </w:tr>
+      <w:tr>
+        <w:trPr>
+          <w:tblCellSpacing w:w="15" w:type="dxa"/>
+        </w:trPr>
+        <w:tc>
+          <w:tcPr>
+            <w:tcW w:w="0" w:type="auto"/>
+            <w:vAlign w:val="center"/>
+            <w:hideMark/>
+          </w:tcPr>
+          <w:p>
+            <w:pPr>
+              <w:jc w:val="center"/>
+              <w:rPr>
+                <w:rFonts w:ascii="Times New Roman" w:hAnsi="Times New Roman" w:cs="Times New Roman"/>
+              </w:rPr>
+            </w:pPr>
+            <w:r>
+              <w:rPr>
+                <w:rFonts w:ascii="Times New Roman" w:hAnsi="Times New Roman" w:cs="Times New Roman"/>
+              </w:rPr>
+              <w:t>IDLE</w:t>
+            </w:r>
+          </w:p>
+        </w:tc>
+        <w:tc>
+          <w:tcPr>
+            <w:tcW w:w="0" w:type="auto"/>
+            <w:vAlign w:val="center"/>
+            <w:hideMark/>
+          </w:tcPr>
+          <w:p>
+            <w:pPr>
+              <w:jc w:val="center"/>
+              <w:rPr>
+                <w:rFonts w:ascii="Times New Roman" w:hAnsi="Times New Roman" w:cs="Times New Roman"/>
+              </w:rPr>
+            </w:pPr>
+            <w:r>
+              <w:rPr>
+                <w:rFonts w:ascii="Times New Roman" w:hAnsi="Times New Roman" w:cs="Times New Roman"/>
+              </w:rPr>
+              <w:t>00</w:t>
+            </w:r>
+          </w:p>
+        </w:tc>
+        <w:tc>
+          <w:tcPr>
+            <w:tcW w:w="0" w:type="auto"/>
+            <w:vAlign w:val="center"/>
+            <w:hideMark/>
+          </w:tcPr>
+          <w:p>
+            <w:pPr>
+              <w:jc w:val="center"/>
+              <w:rPr>
+                <w:rFonts w:ascii="Times New Roman" w:hAnsi="Times New Roman" w:cs="Times New Roman"/>
+              </w:rPr>
+            </w:pPr>
+            <w:r>
+              <w:rPr>
+                <w:rFonts w:ascii="Times New Roman" w:hAnsi="Times New Roman" w:cs="Times New Roman"/>
+              </w:rPr>
+              <w:t>Waits for write enable</w:t>
+            </w:r>
+          </w:p>
+        </w:tc>
+      </w:tr>
+      <w:tr>
+        <w:trPr>
+          <w:tblCellSpacing w:w="15" w:type="dxa"/>
+        </w:trPr>
+        <w:tc>
+          <w:tcPr>
+            <w:tcW w:w="0" w:type="auto"/>
+            <w:vAlign w:val="center"/>
+            <w:hideMark/>
+          </w:tcPr>
+          <w:p>
+            <w:pPr>
+              <w:jc w:val="center"/>
+              <w:rPr>
+                <w:rFonts w:ascii="Times New Roman" w:hAnsi="Times New Roman" w:cs="Times New Roman"/>
+              </w:rPr>
+            </w:pPr>
+            <w:r>
+              <w:rPr>
+                <w:rFonts w:ascii="Times New Roman" w:hAnsi="Times New Roman" w:cs="Times New Roman"/>
+              </w:rPr>
+              <w:t>START</w:t>
+            </w:r>
+          </w:p>
+        </w:tc>
+        <w:tc>
+          <w:tcPr>
+            <w:tcW w:w="0" w:type="auto"/>
+            <w:vAlign w:val="center"/>
+            <w:hideMark/>
+          </w:tcPr>
+          <w:p>
+            <w:pPr>
+              <w:jc w:val="center"/>
+              <w:rPr>
+                <w:rFonts w:ascii="Times New Roman" w:hAnsi="Times New Roman" w:cs="Times New Roman"/>
+              </w:rPr>
+            </w:pPr>
+            <w:r>
+              <w:rPr>
+                <w:rFonts w:ascii="Times New Roman" w:hAnsi="Times New Roman" w:cs="Times New Roman"/>
+              </w:rPr>
+              <w:t>01</w:t>
+            </w:r>
+          </w:p>
+        </w:tc>
+        <w:tc>
+          <w:tcPr>
+            <w:tcW w:w="0" w:type="auto"/>
+            <w:vAlign w:val="center"/>
+            <w:hideMark/>
+          </w:tcPr>
+          <w:p>
+            <w:pPr>
+              <w:jc w:val="center"/>
+              <w:rPr>
+                <w:rFonts w:ascii="Times New Roman" w:hAnsi="Times New Roman" w:cs="Times New Roman"/>
+              </w:rPr>
+            </w:pPr>
+            <w:r>
+              <w:rPr>
+                <w:rFonts w:ascii="Times New Roman" w:hAnsi="Times New Roman" w:cs="Times New Roman"/>
+              </w:rPr>
+              <w:t>Sends start bit (0)</w:t>
+            </w:r>
+          </w:p>
+        </w:tc>
+      </w:tr>
+      <w:tr>
+        <w:trPr>
+          <w:tblCellSpacing w:w="15" w:type="dxa"/>
+        </w:trPr>
+        <w:tc>
+          <w:tcPr>
+            <w:tcW w:w="0" w:type="auto"/>
+            <w:vAlign w:val="center"/>
+            <w:hideMark/>
+          </w:tcPr>
+          <w:p>
+            <w:pPr>
+              <w:jc w:val="center"/>
+              <w:rPr>
+                <w:rFonts w:ascii="Times New Roman" w:hAnsi="Times New Roman" w:cs="Times New Roman"/>
+              </w:rPr>
+            </w:pPr>
+            <w:r>
+              <w:rPr>
+                <w:rFonts w:ascii="Times New Roman" w:hAnsi="Times New Roman" w:cs="Times New Roman"/>
+              </w:rPr>
+              <w:t>DATA</w:t>
+            </w:r>
+          </w:p>
+        </w:tc>
+        <w:tc>
+          <w:tcPr>
+            <w:tcW w:w="0" w:type="auto"/>
+            <w:vAlign w:val="center"/>
+            <w:hideMark/>
+          </w:tcPr>
+          <w:p>
+            <w:pPr>
+              <w:jc w:val="center"/>
+              <w:rPr>
+                <w:rFonts w:ascii="Times New Roman" w:hAnsi="Times New Roman" w:cs="Times New Roman"/>
+              </w:rPr>
+            </w:pPr>
+            <w:r>
+              <w:rPr>
+                <w:rFonts w:ascii="Times New Roman" w:hAnsi="Times New Roman" w:cs="Times New Roman"/>
+              </w:rPr>
+              <w:t>10</w:t>
+            </w:r>
+          </w:p>
+        </w:tc>
+        <w:tc>
+          <w:tcPr>
+            <w:tcW w:w="0" w:type="auto"/>
+            <w:vAlign w:val="center"/>
+            <w:hideMark/>
+          </w:tcPr>
+          <w:p>
+            <w:pPr>
+              <w:jc w:val="center"/>
+              <w:rPr>
+                <w:rFonts w:ascii="Times New Roman" w:hAnsi="Times New Roman" w:cs="Times New Roman"/>
+              </w:rPr>
+            </w:pPr>
+            <w:r>
+              <w:rPr>
+                <w:rFonts w:ascii="Times New Roman" w:hAnsi="Times New Roman" w:cs="Times New Roman"/>
+              </w:rPr>
+              <w:t>Sends 8 data bits (LSB first)</w:t>
+            </w:r>
+          </w:p>
+        </w:tc>
+      </w:tr>
+      <w:tr>
+        <w:trPr>
+          <w:tblCellSpacing w:w="15" w:type="dxa"/>
+        </w:trPr>
+        <w:tc>
+          <w:tcPr>
+            <w:tcW w:w="0" w:type="auto"/>
+            <w:vAlign w:val="center"/>
+            <w:hideMark/>
+          </w:tcPr>
+          <w:p>
+            <w:pPr>
+              <w:jc w:val="center"/>
+              <w:rPr>
+                <w:rFonts w:ascii="Times New Roman" w:hAnsi="Times New Roman" w:cs="Times New Roman"/>
+              </w:rPr>
+            </w:pPr>
+            <w:r>
+              <w:rPr>
+                <w:rFonts w:ascii="Times New Roman" w:hAnsi="Times New Roman" w:cs="Times New Roman"/>
+              </w:rPr>
+              <w:t>STOP</w:t>
+            </w:r>
+          </w:p>
+        </w:tc>
+        <w:tc>
+          <w:tcPr>
+            <w:tcW w:w="0" w:type="auto"/>
+            <w:vAlign w:val="center"/>
+            <w:hideMark/>
+          </w:tcPr>
+          <w:p>
+            <w:pPr>
+              <w:jc w:val="center"/>
+              <w:rPr>
+                <w:rFonts w:ascii="Times New Roman" w:hAnsi="Times New Roman" w:cs="Times New Roman"/>
+              </w:rPr>
+            </w:pPr>
+            <w:r>
+              <w:rPr>
+                <w:rFonts w:ascii="Times New Roman" w:hAnsi="Times New Roman" w:cs="Times New Roman"/>
+              </w:rPr>
+              <w:t>11</w:t>
+            </w:r>
+          </w:p>
+        </w:tc>
+        <w:tc>
+          <w:tcPr>
+            <w:tcW w:w="0" w:type="auto"/>
+            <w:vAlign w:val="center"/>
+            <w:hideMark/>
+          </w:tcPr>
+          <w:p>
+            <w:pPr>
+              <w:jc w:val="center"/>
+              <w:rPr>
+                <w:rFonts w:ascii="Times New Roman" w:hAnsi="Times New Roman" w:cs="Times New Roman"/>
+              </w:rPr>
+            </w:pPr>
+            <w:r>
+              <w:rPr>
+                <w:rFonts w:ascii="Times New Roman" w:hAnsi="Times New Roman" w:cs="Times New Roman"/>
+              </w:rPr>
+              <w:t>Sends stop bit (1)</w:t>
+            </w:r>
+          </w:p>
+        </w:tc>
+      </w:tr>
+    </w:tbl>
+    <w:p>
+      <w:pPr>
+        <w:jc w:val="center"/>
+        <w:rPr>
+          <w:rFonts w:ascii="Times New Roman" w:hAnsi="Times New Roman" w:cs="Times New Roman"/>
+        </w:rPr>
+      </w:pPr>
+      <w:proofErr w:type="gramStart"/>
+      <w:r>
+        <w:rPr>
+          <w:rFonts w:ascii="Times New Roman" w:hAnsi="Times New Roman" w:cs="Times New Roman"/>
+        </w:rPr>
+        <w:t>IDLE  --</w:t>
+      </w:r>
+      <w:proofErr w:type="spellStart"/>
+      <w:proofErr w:type="gramEnd"/>
+      <w:r>
+        <w:rPr>
+          <w:rFonts w:ascii="Times New Roman" w:hAnsi="Times New Roman" w:cs="Times New Roman"/>
+        </w:rPr>
+        <w:t>wr_enb</w:t>
+      </w:r>
+      <w:proofErr w:type="spellEnd"/>
+      <w:r>
+        <w:rPr>
+          <w:rFonts w:ascii="Times New Roman" w:hAnsi="Times New Roman" w:cs="Times New Roman"/>
+        </w:rPr>
+        <w:t>--</w:t>
+      </w:r>
+      <w:proofErr w:type="gramStart"/>
+      <w:r>
+        <w:rPr>
+          <w:rFonts w:ascii="Times New Roman" w:hAnsi="Times New Roman" w:cs="Times New Roman"/>
+        </w:rPr>
+        <w:t>&gt;  START</w:t>
+      </w:r>
+      <w:proofErr w:type="gramEnd"/>
+    </w:p>
+    <w:p>
+      <w:pPr>
+        <w:jc w:val="center"/>
+        <w:rPr>
+          <w:rFonts w:ascii="Times New Roman" w:hAnsi="Times New Roman" w:cs="Times New Roman"/>
+        </w:rPr>
+      </w:pPr>
+      <w:r>
+        <w:rPr>
+          <w:rFonts w:ascii="Times New Roman" w:hAnsi="Times New Roman" w:cs="Times New Roman"/>
+        </w:rPr>
+        <w:t>START --</w:t>
+      </w:r>
+      <w:proofErr w:type="spellStart"/>
+      <w:r>
+        <w:rPr>
+          <w:rFonts w:ascii="Times New Roman" w:hAnsi="Times New Roman" w:cs="Times New Roman"/>
+        </w:rPr>
+        <w:t>enb</w:t>
+      </w:r>
+      <w:proofErr w:type="spellEnd"/>
+      <w:r>
+        <w:rPr>
+          <w:rFonts w:ascii="Times New Roman" w:hAnsi="Times New Roman" w:cs="Times New Roman"/>
+        </w:rPr>
+        <w:t>--&gt; DATA</w:t>
+      </w:r>
+    </w:p>
+    <w:p>
+      <w:pPr>
+        <w:jc w:val="center"/>
+        <w:rPr>
+          <w:rFonts w:ascii="Times New Roman" w:hAnsi="Times New Roman" w:cs="Times New Roman"/>
+        </w:rPr>
+      </w:pPr>
+      <w:proofErr w:type="gramStart"/>
+      <w:r>
+        <w:rPr>
+          <w:rFonts w:ascii="Times New Roman" w:hAnsi="Times New Roman" w:cs="Times New Roman"/>
+        </w:rPr>
+        <w:t>DATA  --</w:t>
+      </w:r>
+      <w:proofErr w:type="gramEnd"/>
+      <w:r>
+        <w:rPr>
+          <w:rFonts w:ascii="Times New Roman" w:hAnsi="Times New Roman" w:cs="Times New Roman"/>
+        </w:rPr>
+        <w:t>8 bits--&gt; STOP</w:t>
+      </w:r>
+    </w:p>
+    <w:p>
+      <w:pPr>
+        <w:jc w:val="center"/>
+        <w:rPr>
+          <w:rFonts w:ascii="Times New Roman" w:hAnsi="Times New Roman" w:cs="Times New Roman"/>
+        </w:rPr>
+      </w:pPr>
+      <w:proofErr w:type="gramStart"/>
+      <w:r>
+        <w:rPr>
+          <w:rFonts w:ascii="Times New Roman" w:hAnsi="Times New Roman" w:cs="Times New Roman"/>
+        </w:rPr>
+        <w:t>STOP  --</w:t>
+      </w:r>
+      <w:proofErr w:type="spellStart"/>
+      <w:proofErr w:type="gramEnd"/>
+      <w:r>
+        <w:rPr>
+          <w:rFonts w:ascii="Times New Roman" w:hAnsi="Times New Roman" w:cs="Times New Roman"/>
+        </w:rPr>
+        <w:t>enb</w:t>
+      </w:r>
+      <w:proofErr w:type="spellEnd"/>
+      <w:r>
+        <w:rPr>
+          <w:rFonts w:ascii="Times New Roman" w:hAnsi="Times New Roman" w:cs="Times New Roman"/>
+        </w:rPr>
+        <w:t>--&gt; IDLE</w:t>
+      </w:r>
+    </w:p>
+    <w:p>
+      <w:pPr>
+        <w:jc w:val="center"/>
+        <w:rPr>
+          <w:rFonts w:ascii="Times New Roman" w:hAnsi="Times New Roman" w:cs="Times New Roman"/>
+        </w:rPr>
+      </w:pPr>
+    </w:p>
+    <w:p>
+      <w:pPr>
+        <w:jc w:val="center"/>
+        <w:rPr>
+          <w:rFonts w:ascii="Times New Roman" w:hAnsi="Times New Roman" w:cs="Times New Roman"/>
+        </w:rPr>
+      </w:pPr>
+    </w:p>
+    <w:p>
+      <w:pPr>
+        <w:jc w:val="center"/>
+        <w:rPr>
+          <w:rFonts w:ascii="Times New Roman" w:hAnsi="Times New Roman" w:cs="Times New Roman"/>
+        </w:rPr>
+      </w:pPr>
+    </w:p>
+    <w:p>
+      <w:pPr>
+        <w:jc w:val="center"/>
+        <w:rPr>
+          <w:rFonts w:ascii="Times New Roman" w:hAnsi="Times New Roman" w:cs="Times New Roman"/>
+        </w:rPr>
+      </w:pPr>
+    </w:p>
+    <w:p>
+      <w:pPr>
+        <w:jc w:val="center"/>
+        <w:rPr>
+          <w:rFonts w:ascii="Times New Roman" w:hAnsi="Times New Roman" w:cs="Times New Roman"/>
+        </w:rPr>
+      </w:pPr>
+    </w:p>
+    <w:p>
+      <w:pPr>
+        <w:jc w:val="center"/>
+        <w:rPr>
+          <w:rFonts w:ascii="Times New Roman" w:hAnsi="Times New Roman" w:cs="Times New Roman"/>
+        </w:rPr>
+      </w:pPr>
+    </w:p>
+    <w:p>
+      <w:pPr>
+        <w:jc w:val="center"/>
+        <w:rPr>
+          <w:rFonts w:ascii="Times New Roman" w:hAnsi="Times New Roman" w:cs="Times New Roman"/>
+        </w:rPr>
+      </w:pPr>
+    </w:p>
+    <w:p>
+      <w:pPr>
+        <w:jc w:val="center"/>
+        <w:rPr>
+          <w:rFonts w:ascii="Times New Roman" w:hAnsi="Times New Roman" w:cs="Times New Roman"/>
+        </w:rPr>
+      </w:pPr>
+    </w:p>
+    <w:p>
+      <w:pPr>
+        <w:jc w:val="center"/>
+        <w:rPr>
+          <w:rFonts w:ascii="Times New Roman" w:hAnsi="Times New Roman" w:cs="Times New Roman"/>
+        </w:rPr>
+      </w:pPr>
+    </w:p>
+    <w:p>
+      <w:pPr>
         <w:jc w:val="center"/>
         <w:rPr>
           <w:rFonts w:ascii="Times New Roman" w:hAnsi="Times New Roman" w:cs="Times New Roman"/>
@@ -3102,12 +5107,10 @@
           <w:szCs w:val="32"/>
           <w:u w:val="single"/>
         </w:rPr>
-        <w:t>| Start | D0 | D1 | D2 | D3 | D4 | D5 | D6 | D7 | Stop |</w:t>
-      </w:r>
-    </w:p>
-    <w:p>
-      <w:pPr>
-        <w:jc w:val="center"/>
+        <w:lastRenderedPageBreak/>
+        <w:t>Receiver</w:t>
+      </w:r>
+      <w:r>
         <w:rPr>
           <w:rFonts w:ascii="Times New Roman" w:hAnsi="Times New Roman" w:cs="Times New Roman"/>
           <w:b/>
@@ -3116,91 +5119,2863 @@
           <w:szCs w:val="32"/>
           <w:u w:val="single"/>
         </w:rPr>
-      </w:pPr>
-      <w:r>
-        <w:rPr>
-          <w:rFonts w:ascii="Times New Roman" w:hAnsi="Times New Roman" w:cs="Times New Roman"/>
-          <w:b/>
-          <w:bCs/>
-          <w:sz w:val="32"/>
-          <w:szCs w:val="32"/>
+        <w:t xml:space="preserve"> design</w:t>
+      </w:r>
+    </w:p>
+    <w:p>
+      <w:pPr>
+        <w:rPr>
+          <w:rFonts w:ascii="Times New Roman" w:hAnsi="Times New Roman" w:cs="Times New Roman"/>
+          <w:b/>
+          <w:bCs/>
+        </w:rPr>
+      </w:pPr>
+      <w:r>
+        <w:rPr>
+          <w:rFonts w:ascii="Times New Roman" w:hAnsi="Times New Roman" w:cs="Times New Roman"/>
+          <w:b/>
+          <w:bCs/>
+        </w:rPr>
+        <w:t>Objective</w:t>
+      </w:r>
+    </w:p>
+    <w:p>
+      <w:pPr>
+        <w:rPr>
+          <w:rFonts w:ascii="Times New Roman" w:hAnsi="Times New Roman" w:cs="Times New Roman"/>
+        </w:rPr>
+      </w:pPr>
+      <w:r>
+        <w:rPr>
+          <w:rFonts w:ascii="Times New Roman" w:hAnsi="Times New Roman" w:cs="Times New Roman"/>
+        </w:rPr>
+        <w:t>To design a UART receiver module that converts serial input data (</w:t>
+      </w:r>
+      <w:proofErr w:type="spellStart"/>
+      <w:r>
+        <w:rPr>
+          <w:rFonts w:ascii="Times New Roman" w:hAnsi="Times New Roman" w:cs="Times New Roman"/>
+        </w:rPr>
+        <w:t>rx</w:t>
+      </w:r>
+      <w:proofErr w:type="spellEnd"/>
+      <w:r>
+        <w:rPr>
+          <w:rFonts w:ascii="Times New Roman" w:hAnsi="Times New Roman" w:cs="Times New Roman"/>
+        </w:rPr>
+        <w:t>) into 8-bit parallel output using:</w:t>
+      </w:r>
+    </w:p>
+    <w:p>
+      <w:pPr>
+        <w:numPr>
+          <w:ilvl w:val="0"/>
+          <w:numId w:val="11"/>
+        </w:numPr>
+        <w:rPr>
+          <w:rFonts w:ascii="Times New Roman" w:hAnsi="Times New Roman" w:cs="Times New Roman"/>
+        </w:rPr>
+      </w:pPr>
+      <w:r>
+        <w:rPr>
+          <w:rFonts w:ascii="Times New Roman" w:hAnsi="Times New Roman" w:cs="Times New Roman"/>
+        </w:rPr>
+        <w:t>1 Start bit</w:t>
+      </w:r>
+    </w:p>
+    <w:p>
+      <w:pPr>
+        <w:numPr>
+          <w:ilvl w:val="0"/>
+          <w:numId w:val="11"/>
+        </w:numPr>
+        <w:rPr>
+          <w:rFonts w:ascii="Times New Roman" w:hAnsi="Times New Roman" w:cs="Times New Roman"/>
+        </w:rPr>
+      </w:pPr>
+      <w:r>
+        <w:rPr>
+          <w:rFonts w:ascii="Times New Roman" w:hAnsi="Times New Roman" w:cs="Times New Roman"/>
+        </w:rPr>
+        <w:t>8 Data bits</w:t>
+      </w:r>
+    </w:p>
+    <w:p>
+      <w:pPr>
+        <w:numPr>
+          <w:ilvl w:val="0"/>
+          <w:numId w:val="11"/>
+        </w:numPr>
+        <w:rPr>
+          <w:rFonts w:ascii="Times New Roman" w:hAnsi="Times New Roman" w:cs="Times New Roman"/>
+        </w:rPr>
+      </w:pPr>
+      <w:r>
+        <w:rPr>
+          <w:rFonts w:ascii="Times New Roman" w:hAnsi="Times New Roman" w:cs="Times New Roman"/>
+        </w:rPr>
+        <w:t>1 Stop bit</w:t>
+      </w:r>
+    </w:p>
+    <w:p>
+      <w:pPr>
+        <w:rPr>
+          <w:rFonts w:ascii="Times New Roman" w:hAnsi="Times New Roman" w:cs="Times New Roman"/>
+        </w:rPr>
+      </w:pPr>
+      <w:r>
+        <w:rPr>
+          <w:rFonts w:ascii="Times New Roman" w:hAnsi="Times New Roman" w:cs="Times New Roman"/>
+        </w:rPr>
+        <w:t xml:space="preserve">The design uses </w:t>
+      </w:r>
+      <w:r>
+        <w:rPr>
+          <w:rFonts w:ascii="Times New Roman" w:hAnsi="Times New Roman" w:cs="Times New Roman"/>
+          <w:b/>
+          <w:bCs/>
+        </w:rPr>
+        <w:t>16x oversampling</w:t>
+      </w:r>
+      <w:r>
+        <w:rPr>
+          <w:rFonts w:ascii="Times New Roman" w:hAnsi="Times New Roman" w:cs="Times New Roman"/>
+        </w:rPr>
+        <w:t xml:space="preserve"> for reliable data recovery and generates a </w:t>
+      </w:r>
+      <w:proofErr w:type="spellStart"/>
+      <w:r>
+        <w:rPr>
+          <w:rFonts w:ascii="Times New Roman" w:hAnsi="Times New Roman" w:cs="Times New Roman"/>
+        </w:rPr>
+        <w:t>rdy</w:t>
+      </w:r>
+      <w:proofErr w:type="spellEnd"/>
+      <w:r>
+        <w:rPr>
+          <w:rFonts w:ascii="Times New Roman" w:hAnsi="Times New Roman" w:cs="Times New Roman"/>
+        </w:rPr>
+        <w:t xml:space="preserve"> signal when valid data is received.</w:t>
+      </w:r>
+    </w:p>
+    <w:p>
+      <w:pPr>
+        <w:rPr>
+          <w:rFonts w:ascii="Times New Roman" w:hAnsi="Times New Roman" w:cs="Times New Roman"/>
+        </w:rPr>
+      </w:pPr>
+    </w:p>
+    <w:p>
+      <w:pPr>
+        <w:rPr>
+          <w:rFonts w:ascii="Times New Roman" w:hAnsi="Times New Roman" w:cs="Times New Roman"/>
+        </w:rPr>
+      </w:pPr>
+      <w:r>
+        <w:rPr>
+          <w:rFonts w:ascii="Times New Roman" w:hAnsi="Times New Roman" w:cs="Times New Roman"/>
+        </w:rPr>
+        <w:t>| Start | D0 | D1 | D2 | D3 | D4 | D5 | D6 | D7 | Stop |</w:t>
+      </w:r>
+    </w:p>
+    <w:p>
+      <w:pPr>
+        <w:rPr>
+          <w:rFonts w:ascii="Times New Roman" w:hAnsi="Times New Roman" w:cs="Times New Roman"/>
+        </w:rPr>
+      </w:pPr>
+      <w:r>
+        <w:rPr>
+          <w:rFonts w:ascii="Times New Roman" w:hAnsi="Times New Roman" w:cs="Times New Roman"/>
+        </w:rPr>
+        <w:t xml:space="preserve">|   0   |        </w:t>
+      </w:r>
+      <w:r>
+        <w:rPr>
+          <w:rFonts w:ascii="Times New Roman" w:hAnsi="Times New Roman" w:cs="Times New Roman"/>
+        </w:rPr>
+        <w:t xml:space="preserve">   </w:t>
+      </w:r>
+      <w:r>
+        <w:rPr>
+          <w:rFonts w:ascii="Times New Roman" w:hAnsi="Times New Roman" w:cs="Times New Roman"/>
+        </w:rPr>
+        <w:t xml:space="preserve"> </w:t>
+      </w:r>
+      <w:r>
+        <w:rPr>
+          <w:rFonts w:ascii="Times New Roman" w:hAnsi="Times New Roman" w:cs="Times New Roman"/>
+        </w:rPr>
+        <w:t xml:space="preserve"> </w:t>
+      </w:r>
+      <w:r>
+        <w:rPr>
+          <w:rFonts w:ascii="Times New Roman" w:hAnsi="Times New Roman" w:cs="Times New Roman"/>
+        </w:rPr>
+        <w:t xml:space="preserve">  8-bit Data (LSB </w:t>
+      </w:r>
+      <w:proofErr w:type="gramStart"/>
+      <w:r>
+        <w:rPr>
+          <w:rFonts w:ascii="Times New Roman" w:hAnsi="Times New Roman" w:cs="Times New Roman"/>
+        </w:rPr>
+        <w:t xml:space="preserve">First)   </w:t>
+      </w:r>
+      <w:proofErr w:type="gramEnd"/>
+      <w:r>
+        <w:rPr>
+          <w:rFonts w:ascii="Times New Roman" w:hAnsi="Times New Roman" w:cs="Times New Roman"/>
+        </w:rPr>
+        <w:t xml:space="preserve">   </w:t>
+      </w:r>
+      <w:r>
+        <w:rPr>
+          <w:rFonts w:ascii="Times New Roman" w:hAnsi="Times New Roman" w:cs="Times New Roman"/>
+        </w:rPr>
+        <w:t xml:space="preserve">     </w:t>
+      </w:r>
+      <w:r>
+        <w:rPr>
+          <w:rFonts w:ascii="Times New Roman" w:hAnsi="Times New Roman" w:cs="Times New Roman"/>
+        </w:rPr>
+        <w:t xml:space="preserve">  </w:t>
+      </w:r>
+      <w:proofErr w:type="gramStart"/>
+      <w:r>
+        <w:rPr>
+          <w:rFonts w:ascii="Times New Roman" w:hAnsi="Times New Roman" w:cs="Times New Roman"/>
+        </w:rPr>
+        <w:t>|  1</w:t>
+      </w:r>
+      <w:proofErr w:type="gramEnd"/>
+      <w:r>
+        <w:rPr>
+          <w:rFonts w:ascii="Times New Roman" w:hAnsi="Times New Roman" w:cs="Times New Roman"/>
+        </w:rPr>
+        <w:t xml:space="preserve">  |</w:t>
+      </w:r>
+    </w:p>
+    <w:p>
+      <w:pPr>
+        <w:rPr>
+          <w:rFonts w:ascii="Times New Roman" w:hAnsi="Times New Roman" w:cs="Times New Roman"/>
+        </w:rPr>
+      </w:pPr>
+    </w:p>
+    <w:p>
+      <w:pPr>
+        <w:rPr>
+          <w:rFonts w:ascii="Times New Roman" w:hAnsi="Times New Roman" w:cs="Times New Roman"/>
+          <w:b/>
+          <w:bCs/>
+        </w:rPr>
+      </w:pPr>
+      <w:r>
+        <w:rPr>
+          <w:rFonts w:ascii="Times New Roman" w:hAnsi="Times New Roman" w:cs="Times New Roman"/>
+          <w:b/>
+          <w:bCs/>
+        </w:rPr>
+        <w:t>Port Description</w:t>
+      </w:r>
+    </w:p>
+    <w:tbl>
+      <w:tblPr>
+        <w:tblW w:w="0" w:type="auto"/>
+        <w:tblCellSpacing w:w="15" w:type="dxa"/>
+        <w:tblBorders>
+          <w:top w:val="single" w:sz="4" w:space="0" w:color="auto"/>
+          <w:left w:val="single" w:sz="4" w:space="0" w:color="auto"/>
+          <w:bottom w:val="single" w:sz="4" w:space="0" w:color="auto"/>
+          <w:right w:val="single" w:sz="4" w:space="0" w:color="auto"/>
+          <w:insideH w:val="single" w:sz="4" w:space="0" w:color="auto"/>
+          <w:insideV w:val="single" w:sz="4" w:space="0" w:color="auto"/>
+        </w:tblBorders>
+        <w:tblCellMar>
+          <w:top w:w="15" w:type="dxa"/>
+          <w:left w:w="15" w:type="dxa"/>
+          <w:bottom w:w="15" w:type="dxa"/>
+          <w:right w:w="15" w:type="dxa"/>
+        </w:tblCellMar>
+        <w:tblLook w:val="04A0" w:firstRow="1" w:lastRow="0" w:firstColumn="1" w:lastColumn="0" w:noHBand="0" w:noVBand="1"/>
+      </w:tblPr>
+      <w:tblGrid>
+        <w:gridCol w:w="853"/>
+        <w:gridCol w:w="911"/>
+        <w:gridCol w:w="630"/>
+        <w:gridCol w:w="2985"/>
+      </w:tblGrid>
+      <w:tr>
+        <w:trPr>
+          <w:tblHeader/>
+          <w:tblCellSpacing w:w="15" w:type="dxa"/>
+        </w:trPr>
+        <w:tc>
+          <w:tcPr>
+            <w:tcW w:w="0" w:type="auto"/>
+            <w:vAlign w:val="center"/>
+            <w:hideMark/>
+          </w:tcPr>
+          <w:p>
+            <w:pPr>
+              <w:jc w:val="center"/>
+              <w:rPr>
+                <w:rFonts w:ascii="Times New Roman" w:hAnsi="Times New Roman" w:cs="Times New Roman"/>
+              </w:rPr>
+            </w:pPr>
+            <w:r>
+              <w:rPr>
+                <w:rFonts w:ascii="Times New Roman" w:hAnsi="Times New Roman" w:cs="Times New Roman"/>
+              </w:rPr>
+              <w:t>Signal</w:t>
+            </w:r>
+          </w:p>
+        </w:tc>
+        <w:tc>
+          <w:tcPr>
+            <w:tcW w:w="0" w:type="auto"/>
+            <w:vAlign w:val="center"/>
+            <w:hideMark/>
+          </w:tcPr>
+          <w:p>
+            <w:pPr>
+              <w:jc w:val="center"/>
+              <w:rPr>
+                <w:rFonts w:ascii="Times New Roman" w:hAnsi="Times New Roman" w:cs="Times New Roman"/>
+              </w:rPr>
+            </w:pPr>
+            <w:r>
+              <w:rPr>
+                <w:rFonts w:ascii="Times New Roman" w:hAnsi="Times New Roman" w:cs="Times New Roman"/>
+              </w:rPr>
+              <w:t>Direction</w:t>
+            </w:r>
+          </w:p>
+        </w:tc>
+        <w:tc>
+          <w:tcPr>
+            <w:tcW w:w="0" w:type="auto"/>
+            <w:vAlign w:val="center"/>
+            <w:hideMark/>
+          </w:tcPr>
+          <w:p>
+            <w:pPr>
+              <w:jc w:val="center"/>
+              <w:rPr>
+                <w:rFonts w:ascii="Times New Roman" w:hAnsi="Times New Roman" w:cs="Times New Roman"/>
+              </w:rPr>
+            </w:pPr>
+            <w:r>
+              <w:rPr>
+                <w:rFonts w:ascii="Times New Roman" w:hAnsi="Times New Roman" w:cs="Times New Roman"/>
+              </w:rPr>
+              <w:t>Width</w:t>
+            </w:r>
+          </w:p>
+        </w:tc>
+        <w:tc>
+          <w:tcPr>
+            <w:tcW w:w="0" w:type="auto"/>
+            <w:vAlign w:val="center"/>
+            <w:hideMark/>
+          </w:tcPr>
+          <w:p>
+            <w:pPr>
+              <w:jc w:val="center"/>
+              <w:rPr>
+                <w:rFonts w:ascii="Times New Roman" w:hAnsi="Times New Roman" w:cs="Times New Roman"/>
+              </w:rPr>
+            </w:pPr>
+            <w:r>
+              <w:rPr>
+                <w:rFonts w:ascii="Times New Roman" w:hAnsi="Times New Roman" w:cs="Times New Roman"/>
+              </w:rPr>
+              <w:t>Description</w:t>
+            </w:r>
+          </w:p>
+        </w:tc>
+      </w:tr>
+      <w:tr>
+        <w:trPr>
+          <w:tblCellSpacing w:w="15" w:type="dxa"/>
+        </w:trPr>
+        <w:tc>
+          <w:tcPr>
+            <w:tcW w:w="0" w:type="auto"/>
+            <w:vAlign w:val="center"/>
+            <w:hideMark/>
+          </w:tcPr>
+          <w:p>
+            <w:pPr>
+              <w:jc w:val="center"/>
+              <w:rPr>
+                <w:rFonts w:ascii="Times New Roman" w:hAnsi="Times New Roman" w:cs="Times New Roman"/>
+              </w:rPr>
+            </w:pPr>
+            <w:proofErr w:type="spellStart"/>
+            <w:r>
+              <w:rPr>
+                <w:rFonts w:ascii="Times New Roman" w:hAnsi="Times New Roman" w:cs="Times New Roman"/>
+              </w:rPr>
+              <w:t>clk</w:t>
+            </w:r>
+            <w:proofErr w:type="spellEnd"/>
+          </w:p>
+        </w:tc>
+        <w:tc>
+          <w:tcPr>
+            <w:tcW w:w="0" w:type="auto"/>
+            <w:vAlign w:val="center"/>
+            <w:hideMark/>
+          </w:tcPr>
+          <w:p>
+            <w:pPr>
+              <w:jc w:val="center"/>
+              <w:rPr>
+                <w:rFonts w:ascii="Times New Roman" w:hAnsi="Times New Roman" w:cs="Times New Roman"/>
+              </w:rPr>
+            </w:pPr>
+            <w:r>
+              <w:rPr>
+                <w:rFonts w:ascii="Times New Roman" w:hAnsi="Times New Roman" w:cs="Times New Roman"/>
+              </w:rPr>
+              <w:t>Input</w:t>
+            </w:r>
+          </w:p>
+        </w:tc>
+        <w:tc>
+          <w:tcPr>
+            <w:tcW w:w="0" w:type="auto"/>
+            <w:vAlign w:val="center"/>
+            <w:hideMark/>
+          </w:tcPr>
+          <w:p>
+            <w:pPr>
+              <w:jc w:val="center"/>
+              <w:rPr>
+                <w:rFonts w:ascii="Times New Roman" w:hAnsi="Times New Roman" w:cs="Times New Roman"/>
+              </w:rPr>
+            </w:pPr>
+            <w:r>
+              <w:rPr>
+                <w:rFonts w:ascii="Times New Roman" w:hAnsi="Times New Roman" w:cs="Times New Roman"/>
+              </w:rPr>
+              <w:t>1</w:t>
+            </w:r>
+          </w:p>
+        </w:tc>
+        <w:tc>
+          <w:tcPr>
+            <w:tcW w:w="0" w:type="auto"/>
+            <w:vAlign w:val="center"/>
+            <w:hideMark/>
+          </w:tcPr>
+          <w:p>
+            <w:pPr>
+              <w:jc w:val="center"/>
+              <w:rPr>
+                <w:rFonts w:ascii="Times New Roman" w:hAnsi="Times New Roman" w:cs="Times New Roman"/>
+              </w:rPr>
+            </w:pPr>
+            <w:r>
+              <w:rPr>
+                <w:rFonts w:ascii="Times New Roman" w:hAnsi="Times New Roman" w:cs="Times New Roman"/>
+              </w:rPr>
+              <w:t>System clock</w:t>
+            </w:r>
+          </w:p>
+        </w:tc>
+      </w:tr>
+      <w:tr>
+        <w:trPr>
+          <w:tblCellSpacing w:w="15" w:type="dxa"/>
+        </w:trPr>
+        <w:tc>
+          <w:tcPr>
+            <w:tcW w:w="0" w:type="auto"/>
+            <w:vAlign w:val="center"/>
+            <w:hideMark/>
+          </w:tcPr>
+          <w:p>
+            <w:pPr>
+              <w:jc w:val="center"/>
+              <w:rPr>
+                <w:rFonts w:ascii="Times New Roman" w:hAnsi="Times New Roman" w:cs="Times New Roman"/>
+              </w:rPr>
+            </w:pPr>
+            <w:r>
+              <w:rPr>
+                <w:rFonts w:ascii="Times New Roman" w:hAnsi="Times New Roman" w:cs="Times New Roman"/>
+              </w:rPr>
+              <w:t>reset</w:t>
+            </w:r>
+          </w:p>
+        </w:tc>
+        <w:tc>
+          <w:tcPr>
+            <w:tcW w:w="0" w:type="auto"/>
+            <w:vAlign w:val="center"/>
+            <w:hideMark/>
+          </w:tcPr>
+          <w:p>
+            <w:pPr>
+              <w:jc w:val="center"/>
+              <w:rPr>
+                <w:rFonts w:ascii="Times New Roman" w:hAnsi="Times New Roman" w:cs="Times New Roman"/>
+              </w:rPr>
+            </w:pPr>
+            <w:r>
+              <w:rPr>
+                <w:rFonts w:ascii="Times New Roman" w:hAnsi="Times New Roman" w:cs="Times New Roman"/>
+              </w:rPr>
+              <w:t>Input</w:t>
+            </w:r>
+          </w:p>
+        </w:tc>
+        <w:tc>
+          <w:tcPr>
+            <w:tcW w:w="0" w:type="auto"/>
+            <w:vAlign w:val="center"/>
+            <w:hideMark/>
+          </w:tcPr>
+          <w:p>
+            <w:pPr>
+              <w:jc w:val="center"/>
+              <w:rPr>
+                <w:rFonts w:ascii="Times New Roman" w:hAnsi="Times New Roman" w:cs="Times New Roman"/>
+              </w:rPr>
+            </w:pPr>
+            <w:r>
+              <w:rPr>
+                <w:rFonts w:ascii="Times New Roman" w:hAnsi="Times New Roman" w:cs="Times New Roman"/>
+              </w:rPr>
+              <w:t>1</w:t>
+            </w:r>
+          </w:p>
+        </w:tc>
+        <w:tc>
+          <w:tcPr>
+            <w:tcW w:w="0" w:type="auto"/>
+            <w:vAlign w:val="center"/>
+            <w:hideMark/>
+          </w:tcPr>
+          <w:p>
+            <w:pPr>
+              <w:jc w:val="center"/>
+              <w:rPr>
+                <w:rFonts w:ascii="Times New Roman" w:hAnsi="Times New Roman" w:cs="Times New Roman"/>
+              </w:rPr>
+            </w:pPr>
+            <w:r>
+              <w:rPr>
+                <w:rFonts w:ascii="Times New Roman" w:hAnsi="Times New Roman" w:cs="Times New Roman"/>
+              </w:rPr>
+              <w:t>Active-low asynchronous reset</w:t>
+            </w:r>
+          </w:p>
+        </w:tc>
+      </w:tr>
+      <w:tr>
+        <w:trPr>
+          <w:tblCellSpacing w:w="15" w:type="dxa"/>
+        </w:trPr>
+        <w:tc>
+          <w:tcPr>
+            <w:tcW w:w="0" w:type="auto"/>
+            <w:vAlign w:val="center"/>
+            <w:hideMark/>
+          </w:tcPr>
+          <w:p>
+            <w:pPr>
+              <w:jc w:val="center"/>
+              <w:rPr>
+                <w:rFonts w:ascii="Times New Roman" w:hAnsi="Times New Roman" w:cs="Times New Roman"/>
+              </w:rPr>
+            </w:pPr>
+            <w:proofErr w:type="spellStart"/>
+            <w:r>
+              <w:rPr>
+                <w:rFonts w:ascii="Times New Roman" w:hAnsi="Times New Roman" w:cs="Times New Roman"/>
+              </w:rPr>
+              <w:t>rx</w:t>
+            </w:r>
+            <w:proofErr w:type="spellEnd"/>
+          </w:p>
+        </w:tc>
+        <w:tc>
+          <w:tcPr>
+            <w:tcW w:w="0" w:type="auto"/>
+            <w:vAlign w:val="center"/>
+            <w:hideMark/>
+          </w:tcPr>
+          <w:p>
+            <w:pPr>
+              <w:jc w:val="center"/>
+              <w:rPr>
+                <w:rFonts w:ascii="Times New Roman" w:hAnsi="Times New Roman" w:cs="Times New Roman"/>
+              </w:rPr>
+            </w:pPr>
+            <w:r>
+              <w:rPr>
+                <w:rFonts w:ascii="Times New Roman" w:hAnsi="Times New Roman" w:cs="Times New Roman"/>
+              </w:rPr>
+              <w:t>Input</w:t>
+            </w:r>
+          </w:p>
+        </w:tc>
+        <w:tc>
+          <w:tcPr>
+            <w:tcW w:w="0" w:type="auto"/>
+            <w:vAlign w:val="center"/>
+            <w:hideMark/>
+          </w:tcPr>
+          <w:p>
+            <w:pPr>
+              <w:jc w:val="center"/>
+              <w:rPr>
+                <w:rFonts w:ascii="Times New Roman" w:hAnsi="Times New Roman" w:cs="Times New Roman"/>
+              </w:rPr>
+            </w:pPr>
+            <w:r>
+              <w:rPr>
+                <w:rFonts w:ascii="Times New Roman" w:hAnsi="Times New Roman" w:cs="Times New Roman"/>
+              </w:rPr>
+              <w:t>1</w:t>
+            </w:r>
+          </w:p>
+        </w:tc>
+        <w:tc>
+          <w:tcPr>
+            <w:tcW w:w="0" w:type="auto"/>
+            <w:vAlign w:val="center"/>
+            <w:hideMark/>
+          </w:tcPr>
+          <w:p>
+            <w:pPr>
+              <w:jc w:val="center"/>
+              <w:rPr>
+                <w:rFonts w:ascii="Times New Roman" w:hAnsi="Times New Roman" w:cs="Times New Roman"/>
+              </w:rPr>
+            </w:pPr>
+            <w:r>
+              <w:rPr>
+                <w:rFonts w:ascii="Times New Roman" w:hAnsi="Times New Roman" w:cs="Times New Roman"/>
+              </w:rPr>
+              <w:t>Serial input line</w:t>
+            </w:r>
+          </w:p>
+        </w:tc>
+      </w:tr>
+      <w:tr>
+        <w:trPr>
+          <w:tblCellSpacing w:w="15" w:type="dxa"/>
+        </w:trPr>
+        <w:tc>
+          <w:tcPr>
+            <w:tcW w:w="0" w:type="auto"/>
+            <w:vAlign w:val="center"/>
+            <w:hideMark/>
+          </w:tcPr>
+          <w:p>
+            <w:pPr>
+              <w:jc w:val="center"/>
+              <w:rPr>
+                <w:rFonts w:ascii="Times New Roman" w:hAnsi="Times New Roman" w:cs="Times New Roman"/>
+              </w:rPr>
+            </w:pPr>
+            <w:proofErr w:type="spellStart"/>
+            <w:r>
+              <w:rPr>
+                <w:rFonts w:ascii="Times New Roman" w:hAnsi="Times New Roman" w:cs="Times New Roman"/>
+              </w:rPr>
+              <w:t>rdy_clr</w:t>
+            </w:r>
+            <w:proofErr w:type="spellEnd"/>
+          </w:p>
+        </w:tc>
+        <w:tc>
+          <w:tcPr>
+            <w:tcW w:w="0" w:type="auto"/>
+            <w:vAlign w:val="center"/>
+            <w:hideMark/>
+          </w:tcPr>
+          <w:p>
+            <w:pPr>
+              <w:jc w:val="center"/>
+              <w:rPr>
+                <w:rFonts w:ascii="Times New Roman" w:hAnsi="Times New Roman" w:cs="Times New Roman"/>
+              </w:rPr>
+            </w:pPr>
+            <w:r>
+              <w:rPr>
+                <w:rFonts w:ascii="Times New Roman" w:hAnsi="Times New Roman" w:cs="Times New Roman"/>
+              </w:rPr>
+              <w:t>Input</w:t>
+            </w:r>
+          </w:p>
+        </w:tc>
+        <w:tc>
+          <w:tcPr>
+            <w:tcW w:w="0" w:type="auto"/>
+            <w:vAlign w:val="center"/>
+            <w:hideMark/>
+          </w:tcPr>
+          <w:p>
+            <w:pPr>
+              <w:jc w:val="center"/>
+              <w:rPr>
+                <w:rFonts w:ascii="Times New Roman" w:hAnsi="Times New Roman" w:cs="Times New Roman"/>
+              </w:rPr>
+            </w:pPr>
+            <w:r>
+              <w:rPr>
+                <w:rFonts w:ascii="Times New Roman" w:hAnsi="Times New Roman" w:cs="Times New Roman"/>
+              </w:rPr>
+              <w:t>1</w:t>
+            </w:r>
+          </w:p>
+        </w:tc>
+        <w:tc>
+          <w:tcPr>
+            <w:tcW w:w="0" w:type="auto"/>
+            <w:vAlign w:val="center"/>
+            <w:hideMark/>
+          </w:tcPr>
+          <w:p>
+            <w:pPr>
+              <w:jc w:val="center"/>
+              <w:rPr>
+                <w:rFonts w:ascii="Times New Roman" w:hAnsi="Times New Roman" w:cs="Times New Roman"/>
+              </w:rPr>
+            </w:pPr>
+            <w:r>
+              <w:rPr>
+                <w:rFonts w:ascii="Times New Roman" w:hAnsi="Times New Roman" w:cs="Times New Roman"/>
+              </w:rPr>
+              <w:t>Clears ready signal</w:t>
+            </w:r>
+          </w:p>
+        </w:tc>
+      </w:tr>
+      <w:tr>
+        <w:trPr>
+          <w:tblCellSpacing w:w="15" w:type="dxa"/>
+        </w:trPr>
+        <w:tc>
+          <w:tcPr>
+            <w:tcW w:w="0" w:type="auto"/>
+            <w:vAlign w:val="center"/>
+            <w:hideMark/>
+          </w:tcPr>
+          <w:p>
+            <w:pPr>
+              <w:jc w:val="center"/>
+              <w:rPr>
+                <w:rFonts w:ascii="Times New Roman" w:hAnsi="Times New Roman" w:cs="Times New Roman"/>
+              </w:rPr>
+            </w:pPr>
+            <w:proofErr w:type="spellStart"/>
+            <w:r>
+              <w:rPr>
+                <w:rFonts w:ascii="Times New Roman" w:hAnsi="Times New Roman" w:cs="Times New Roman"/>
+              </w:rPr>
+              <w:t>clk_en</w:t>
+            </w:r>
+            <w:proofErr w:type="spellEnd"/>
+          </w:p>
+        </w:tc>
+        <w:tc>
+          <w:tcPr>
+            <w:tcW w:w="0" w:type="auto"/>
+            <w:vAlign w:val="center"/>
+            <w:hideMark/>
+          </w:tcPr>
+          <w:p>
+            <w:pPr>
+              <w:jc w:val="center"/>
+              <w:rPr>
+                <w:rFonts w:ascii="Times New Roman" w:hAnsi="Times New Roman" w:cs="Times New Roman"/>
+              </w:rPr>
+            </w:pPr>
+            <w:r>
+              <w:rPr>
+                <w:rFonts w:ascii="Times New Roman" w:hAnsi="Times New Roman" w:cs="Times New Roman"/>
+              </w:rPr>
+              <w:t>Input</w:t>
+            </w:r>
+          </w:p>
+        </w:tc>
+        <w:tc>
+          <w:tcPr>
+            <w:tcW w:w="0" w:type="auto"/>
+            <w:vAlign w:val="center"/>
+            <w:hideMark/>
+          </w:tcPr>
+          <w:p>
+            <w:pPr>
+              <w:jc w:val="center"/>
+              <w:rPr>
+                <w:rFonts w:ascii="Times New Roman" w:hAnsi="Times New Roman" w:cs="Times New Roman"/>
+              </w:rPr>
+            </w:pPr>
+            <w:r>
+              <w:rPr>
+                <w:rFonts w:ascii="Times New Roman" w:hAnsi="Times New Roman" w:cs="Times New Roman"/>
+              </w:rPr>
+              <w:t>1</w:t>
+            </w:r>
+          </w:p>
+        </w:tc>
+        <w:tc>
+          <w:tcPr>
+            <w:tcW w:w="0" w:type="auto"/>
+            <w:vAlign w:val="center"/>
+            <w:hideMark/>
+          </w:tcPr>
+          <w:p>
+            <w:pPr>
+              <w:jc w:val="center"/>
+              <w:rPr>
+                <w:rFonts w:ascii="Times New Roman" w:hAnsi="Times New Roman" w:cs="Times New Roman"/>
+              </w:rPr>
+            </w:pPr>
+            <w:r>
+              <w:rPr>
+                <w:rFonts w:ascii="Times New Roman" w:hAnsi="Times New Roman" w:cs="Times New Roman"/>
+              </w:rPr>
+              <w:t xml:space="preserve">Baud-rate sampling </w:t>
+            </w:r>
+            <w:proofErr w:type="gramStart"/>
+            <w:r>
+              <w:rPr>
+                <w:rFonts w:ascii="Times New Roman" w:hAnsi="Times New Roman" w:cs="Times New Roman"/>
+              </w:rPr>
+              <w:t>enable</w:t>
+            </w:r>
+            <w:proofErr w:type="gramEnd"/>
+            <w:r>
+              <w:rPr>
+                <w:rFonts w:ascii="Times New Roman" w:hAnsi="Times New Roman" w:cs="Times New Roman"/>
+              </w:rPr>
+              <w:t xml:space="preserve"> (16x)</w:t>
+            </w:r>
+          </w:p>
+        </w:tc>
+      </w:tr>
+      <w:tr>
+        <w:trPr>
+          <w:tblCellSpacing w:w="15" w:type="dxa"/>
+        </w:trPr>
+        <w:tc>
+          <w:tcPr>
+            <w:tcW w:w="0" w:type="auto"/>
+            <w:vAlign w:val="center"/>
+            <w:hideMark/>
+          </w:tcPr>
+          <w:p>
+            <w:pPr>
+              <w:jc w:val="center"/>
+              <w:rPr>
+                <w:rFonts w:ascii="Times New Roman" w:hAnsi="Times New Roman" w:cs="Times New Roman"/>
+              </w:rPr>
+            </w:pPr>
+            <w:proofErr w:type="spellStart"/>
+            <w:r>
+              <w:rPr>
+                <w:rFonts w:ascii="Times New Roman" w:hAnsi="Times New Roman" w:cs="Times New Roman"/>
+              </w:rPr>
+              <w:t>rdy</w:t>
+            </w:r>
+            <w:proofErr w:type="spellEnd"/>
+          </w:p>
+        </w:tc>
+        <w:tc>
+          <w:tcPr>
+            <w:tcW w:w="0" w:type="auto"/>
+            <w:vAlign w:val="center"/>
+            <w:hideMark/>
+          </w:tcPr>
+          <w:p>
+            <w:pPr>
+              <w:jc w:val="center"/>
+              <w:rPr>
+                <w:rFonts w:ascii="Times New Roman" w:hAnsi="Times New Roman" w:cs="Times New Roman"/>
+              </w:rPr>
+            </w:pPr>
+            <w:r>
+              <w:rPr>
+                <w:rFonts w:ascii="Times New Roman" w:hAnsi="Times New Roman" w:cs="Times New Roman"/>
+              </w:rPr>
+              <w:t>Output</w:t>
+            </w:r>
+          </w:p>
+        </w:tc>
+        <w:tc>
+          <w:tcPr>
+            <w:tcW w:w="0" w:type="auto"/>
+            <w:vAlign w:val="center"/>
+            <w:hideMark/>
+          </w:tcPr>
+          <w:p>
+            <w:pPr>
+              <w:jc w:val="center"/>
+              <w:rPr>
+                <w:rFonts w:ascii="Times New Roman" w:hAnsi="Times New Roman" w:cs="Times New Roman"/>
+              </w:rPr>
+            </w:pPr>
+            <w:r>
+              <w:rPr>
+                <w:rFonts w:ascii="Times New Roman" w:hAnsi="Times New Roman" w:cs="Times New Roman"/>
+              </w:rPr>
+              <w:t>1</w:t>
+            </w:r>
+          </w:p>
+        </w:tc>
+        <w:tc>
+          <w:tcPr>
+            <w:tcW w:w="0" w:type="auto"/>
+            <w:vAlign w:val="center"/>
+            <w:hideMark/>
+          </w:tcPr>
+          <w:p>
+            <w:pPr>
+              <w:jc w:val="center"/>
+              <w:rPr>
+                <w:rFonts w:ascii="Times New Roman" w:hAnsi="Times New Roman" w:cs="Times New Roman"/>
+              </w:rPr>
+            </w:pPr>
+            <w:r>
+              <w:rPr>
+                <w:rFonts w:ascii="Times New Roman" w:hAnsi="Times New Roman" w:cs="Times New Roman"/>
+              </w:rPr>
+              <w:t>High when valid data received</w:t>
+            </w:r>
+          </w:p>
+        </w:tc>
+      </w:tr>
+      <w:tr>
+        <w:trPr>
+          <w:tblCellSpacing w:w="15" w:type="dxa"/>
+        </w:trPr>
+        <w:tc>
+          <w:tcPr>
+            <w:tcW w:w="0" w:type="auto"/>
+            <w:vAlign w:val="center"/>
+            <w:hideMark/>
+          </w:tcPr>
+          <w:p>
+            <w:pPr>
+              <w:jc w:val="center"/>
+              <w:rPr>
+                <w:rFonts w:ascii="Times New Roman" w:hAnsi="Times New Roman" w:cs="Times New Roman"/>
+              </w:rPr>
+            </w:pPr>
+            <w:proofErr w:type="spellStart"/>
+            <w:r>
+              <w:rPr>
+                <w:rFonts w:ascii="Times New Roman" w:hAnsi="Times New Roman" w:cs="Times New Roman"/>
+              </w:rPr>
+              <w:t>data_out</w:t>
+            </w:r>
+            <w:proofErr w:type="spellEnd"/>
+          </w:p>
+        </w:tc>
+        <w:tc>
+          <w:tcPr>
+            <w:tcW w:w="0" w:type="auto"/>
+            <w:vAlign w:val="center"/>
+            <w:hideMark/>
+          </w:tcPr>
+          <w:p>
+            <w:pPr>
+              <w:jc w:val="center"/>
+              <w:rPr>
+                <w:rFonts w:ascii="Times New Roman" w:hAnsi="Times New Roman" w:cs="Times New Roman"/>
+              </w:rPr>
+            </w:pPr>
+            <w:r>
+              <w:rPr>
+                <w:rFonts w:ascii="Times New Roman" w:hAnsi="Times New Roman" w:cs="Times New Roman"/>
+              </w:rPr>
+              <w:t>Output</w:t>
+            </w:r>
+          </w:p>
+        </w:tc>
+        <w:tc>
+          <w:tcPr>
+            <w:tcW w:w="0" w:type="auto"/>
+            <w:vAlign w:val="center"/>
+            <w:hideMark/>
+          </w:tcPr>
+          <w:p>
+            <w:pPr>
+              <w:jc w:val="center"/>
+              <w:rPr>
+                <w:rFonts w:ascii="Times New Roman" w:hAnsi="Times New Roman" w:cs="Times New Roman"/>
+              </w:rPr>
+            </w:pPr>
+            <w:r>
+              <w:rPr>
+                <w:rFonts w:ascii="Times New Roman" w:hAnsi="Times New Roman" w:cs="Times New Roman"/>
+              </w:rPr>
+              <w:t>8</w:t>
+            </w:r>
+          </w:p>
+        </w:tc>
+        <w:tc>
+          <w:tcPr>
+            <w:tcW w:w="0" w:type="auto"/>
+            <w:vAlign w:val="center"/>
+            <w:hideMark/>
+          </w:tcPr>
+          <w:p>
+            <w:pPr>
+              <w:jc w:val="center"/>
+              <w:rPr>
+                <w:rFonts w:ascii="Times New Roman" w:hAnsi="Times New Roman" w:cs="Times New Roman"/>
+              </w:rPr>
+            </w:pPr>
+            <w:r>
+              <w:rPr>
+                <w:rFonts w:ascii="Times New Roman" w:hAnsi="Times New Roman" w:cs="Times New Roman"/>
+              </w:rPr>
+              <w:t>Received parallel data</w:t>
+            </w:r>
+          </w:p>
+        </w:tc>
+      </w:tr>
+    </w:tbl>
+    <w:p>
+      <w:pPr>
+        <w:rPr>
+          <w:rFonts w:ascii="Times New Roman" w:hAnsi="Times New Roman" w:cs="Times New Roman"/>
+          <w:b/>
+          <w:bCs/>
+        </w:rPr>
+      </w:pPr>
+    </w:p>
+    <w:p>
+      <w:pPr>
+        <w:rPr>
+          <w:rFonts w:ascii="Times New Roman" w:hAnsi="Times New Roman" w:cs="Times New Roman"/>
+          <w:b/>
+          <w:bCs/>
+        </w:rPr>
+      </w:pPr>
+    </w:p>
+    <w:p>
+      <w:pPr>
+        <w:rPr>
+          <w:rFonts w:ascii="Times New Roman" w:hAnsi="Times New Roman" w:cs="Times New Roman"/>
+          <w:b/>
+          <w:bCs/>
+        </w:rPr>
+      </w:pPr>
+    </w:p>
+    <w:p>
+      <w:pPr>
+        <w:rPr>
+          <w:rFonts w:ascii="Times New Roman" w:hAnsi="Times New Roman" w:cs="Times New Roman"/>
+          <w:b/>
+          <w:bCs/>
+        </w:rPr>
+      </w:pPr>
+    </w:p>
+    <w:p>
+      <w:pPr>
+        <w:rPr>
+          <w:rFonts w:ascii="Times New Roman" w:hAnsi="Times New Roman" w:cs="Times New Roman"/>
+          <w:b/>
+          <w:bCs/>
+        </w:rPr>
+      </w:pPr>
+      <w:r>
+        <w:rPr>
+          <w:rFonts w:ascii="Times New Roman" w:hAnsi="Times New Roman" w:cs="Times New Roman"/>
+          <w:b/>
+          <w:bCs/>
+        </w:rPr>
+        <w:lastRenderedPageBreak/>
+        <w:t>Internal Registers</w:t>
+      </w:r>
+    </w:p>
+    <w:tbl>
+      <w:tblPr>
+        <w:tblW w:w="0" w:type="auto"/>
+        <w:tblCellSpacing w:w="15" w:type="dxa"/>
+        <w:tblBorders>
+          <w:top w:val="single" w:sz="4" w:space="0" w:color="auto"/>
+          <w:left w:val="single" w:sz="4" w:space="0" w:color="auto"/>
+          <w:bottom w:val="single" w:sz="4" w:space="0" w:color="auto"/>
+          <w:right w:val="single" w:sz="4" w:space="0" w:color="auto"/>
+          <w:insideH w:val="single" w:sz="4" w:space="0" w:color="auto"/>
+          <w:insideV w:val="single" w:sz="4" w:space="0" w:color="auto"/>
+        </w:tblBorders>
+        <w:tblCellMar>
+          <w:top w:w="15" w:type="dxa"/>
+          <w:left w:w="15" w:type="dxa"/>
+          <w:bottom w:w="15" w:type="dxa"/>
+          <w:right w:w="15" w:type="dxa"/>
+        </w:tblCellMar>
+        <w:tblLook w:val="04A0" w:firstRow="1" w:lastRow="0" w:firstColumn="1" w:lastColumn="0" w:noHBand="0" w:noVBand="1"/>
+      </w:tblPr>
+      <w:tblGrid>
+        <w:gridCol w:w="1305"/>
+        <w:gridCol w:w="630"/>
+        <w:gridCol w:w="2698"/>
+      </w:tblGrid>
+      <w:tr>
+        <w:trPr>
+          <w:tblHeader/>
+          <w:tblCellSpacing w:w="15" w:type="dxa"/>
+        </w:trPr>
+        <w:tc>
+          <w:tcPr>
+            <w:tcW w:w="0" w:type="auto"/>
+            <w:vAlign w:val="center"/>
+            <w:hideMark/>
+          </w:tcPr>
+          <w:p>
+            <w:pPr>
+              <w:jc w:val="center"/>
+              <w:rPr>
+                <w:rFonts w:ascii="Times New Roman" w:hAnsi="Times New Roman" w:cs="Times New Roman"/>
+              </w:rPr>
+            </w:pPr>
+            <w:r>
+              <w:rPr>
+                <w:rFonts w:ascii="Times New Roman" w:hAnsi="Times New Roman" w:cs="Times New Roman"/>
+              </w:rPr>
+              <w:t>Signal</w:t>
+            </w:r>
+          </w:p>
+        </w:tc>
+        <w:tc>
+          <w:tcPr>
+            <w:tcW w:w="0" w:type="auto"/>
+            <w:vAlign w:val="center"/>
+            <w:hideMark/>
+          </w:tcPr>
+          <w:p>
+            <w:pPr>
+              <w:jc w:val="center"/>
+              <w:rPr>
+                <w:rFonts w:ascii="Times New Roman" w:hAnsi="Times New Roman" w:cs="Times New Roman"/>
+              </w:rPr>
+            </w:pPr>
+            <w:r>
+              <w:rPr>
+                <w:rFonts w:ascii="Times New Roman" w:hAnsi="Times New Roman" w:cs="Times New Roman"/>
+              </w:rPr>
+              <w:t>Width</w:t>
+            </w:r>
+          </w:p>
+        </w:tc>
+        <w:tc>
+          <w:tcPr>
+            <w:tcW w:w="0" w:type="auto"/>
+            <w:vAlign w:val="center"/>
+            <w:hideMark/>
+          </w:tcPr>
+          <w:p>
+            <w:pPr>
+              <w:jc w:val="center"/>
+              <w:rPr>
+                <w:rFonts w:ascii="Times New Roman" w:hAnsi="Times New Roman" w:cs="Times New Roman"/>
+              </w:rPr>
+            </w:pPr>
+            <w:r>
+              <w:rPr>
+                <w:rFonts w:ascii="Times New Roman" w:hAnsi="Times New Roman" w:cs="Times New Roman"/>
+              </w:rPr>
+              <w:t>Description</w:t>
+            </w:r>
+          </w:p>
+        </w:tc>
+      </w:tr>
+      <w:tr>
+        <w:trPr>
+          <w:tblCellSpacing w:w="15" w:type="dxa"/>
+        </w:trPr>
+        <w:tc>
+          <w:tcPr>
+            <w:tcW w:w="0" w:type="auto"/>
+            <w:vAlign w:val="center"/>
+            <w:hideMark/>
+          </w:tcPr>
+          <w:p>
+            <w:pPr>
+              <w:jc w:val="center"/>
+              <w:rPr>
+                <w:rFonts w:ascii="Times New Roman" w:hAnsi="Times New Roman" w:cs="Times New Roman"/>
+              </w:rPr>
+            </w:pPr>
+            <w:r>
+              <w:rPr>
+                <w:rFonts w:ascii="Times New Roman" w:hAnsi="Times New Roman" w:cs="Times New Roman"/>
+              </w:rPr>
+              <w:t>state</w:t>
+            </w:r>
+          </w:p>
+        </w:tc>
+        <w:tc>
+          <w:tcPr>
+            <w:tcW w:w="0" w:type="auto"/>
+            <w:vAlign w:val="center"/>
+            <w:hideMark/>
+          </w:tcPr>
+          <w:p>
+            <w:pPr>
+              <w:jc w:val="center"/>
+              <w:rPr>
+                <w:rFonts w:ascii="Times New Roman" w:hAnsi="Times New Roman" w:cs="Times New Roman"/>
+              </w:rPr>
+            </w:pPr>
+            <w:r>
+              <w:rPr>
+                <w:rFonts w:ascii="Times New Roman" w:hAnsi="Times New Roman" w:cs="Times New Roman"/>
+              </w:rPr>
+              <w:t>2-bit</w:t>
+            </w:r>
+          </w:p>
+        </w:tc>
+        <w:tc>
+          <w:tcPr>
+            <w:tcW w:w="0" w:type="auto"/>
+            <w:vAlign w:val="center"/>
+            <w:hideMark/>
+          </w:tcPr>
+          <w:p>
+            <w:pPr>
+              <w:jc w:val="center"/>
+              <w:rPr>
+                <w:rFonts w:ascii="Times New Roman" w:hAnsi="Times New Roman" w:cs="Times New Roman"/>
+              </w:rPr>
+            </w:pPr>
+            <w:r>
+              <w:rPr>
+                <w:rFonts w:ascii="Times New Roman" w:hAnsi="Times New Roman" w:cs="Times New Roman"/>
+              </w:rPr>
+              <w:t>FSM state register</w:t>
+            </w:r>
+          </w:p>
+        </w:tc>
+      </w:tr>
+      <w:tr>
+        <w:trPr>
+          <w:tblCellSpacing w:w="15" w:type="dxa"/>
+        </w:trPr>
+        <w:tc>
+          <w:tcPr>
+            <w:tcW w:w="0" w:type="auto"/>
+            <w:vAlign w:val="center"/>
+            <w:hideMark/>
+          </w:tcPr>
+          <w:p>
+            <w:pPr>
+              <w:jc w:val="center"/>
+              <w:rPr>
+                <w:rFonts w:ascii="Times New Roman" w:hAnsi="Times New Roman" w:cs="Times New Roman"/>
+              </w:rPr>
+            </w:pPr>
+            <w:r>
+              <w:rPr>
+                <w:rFonts w:ascii="Times New Roman" w:hAnsi="Times New Roman" w:cs="Times New Roman"/>
+              </w:rPr>
+              <w:t>sample</w:t>
+            </w:r>
+          </w:p>
+        </w:tc>
+        <w:tc>
+          <w:tcPr>
+            <w:tcW w:w="0" w:type="auto"/>
+            <w:vAlign w:val="center"/>
+            <w:hideMark/>
+          </w:tcPr>
+          <w:p>
+            <w:pPr>
+              <w:jc w:val="center"/>
+              <w:rPr>
+                <w:rFonts w:ascii="Times New Roman" w:hAnsi="Times New Roman" w:cs="Times New Roman"/>
+              </w:rPr>
+            </w:pPr>
+            <w:r>
+              <w:rPr>
+                <w:rFonts w:ascii="Times New Roman" w:hAnsi="Times New Roman" w:cs="Times New Roman"/>
+              </w:rPr>
+              <w:t>4-bit</w:t>
+            </w:r>
+          </w:p>
+        </w:tc>
+        <w:tc>
+          <w:tcPr>
+            <w:tcW w:w="0" w:type="auto"/>
+            <w:vAlign w:val="center"/>
+            <w:hideMark/>
+          </w:tcPr>
+          <w:p>
+            <w:pPr>
+              <w:jc w:val="center"/>
+              <w:rPr>
+                <w:rFonts w:ascii="Times New Roman" w:hAnsi="Times New Roman" w:cs="Times New Roman"/>
+              </w:rPr>
+            </w:pPr>
+            <w:r>
+              <w:rPr>
+                <w:rFonts w:ascii="Times New Roman" w:hAnsi="Times New Roman" w:cs="Times New Roman"/>
+              </w:rPr>
+              <w:t>Oversampling counter (0–15)</w:t>
+            </w:r>
+          </w:p>
+        </w:tc>
+      </w:tr>
+      <w:tr>
+        <w:trPr>
+          <w:tblCellSpacing w:w="15" w:type="dxa"/>
+        </w:trPr>
+        <w:tc>
+          <w:tcPr>
+            <w:tcW w:w="0" w:type="auto"/>
+            <w:vAlign w:val="center"/>
+            <w:hideMark/>
+          </w:tcPr>
+          <w:p>
+            <w:pPr>
+              <w:jc w:val="center"/>
+              <w:rPr>
+                <w:rFonts w:ascii="Times New Roman" w:hAnsi="Times New Roman" w:cs="Times New Roman"/>
+              </w:rPr>
+            </w:pPr>
+            <w:r>
+              <w:rPr>
+                <w:rFonts w:ascii="Times New Roman" w:hAnsi="Times New Roman" w:cs="Times New Roman"/>
+              </w:rPr>
+              <w:t>index</w:t>
+            </w:r>
+          </w:p>
+        </w:tc>
+        <w:tc>
+          <w:tcPr>
+            <w:tcW w:w="0" w:type="auto"/>
+            <w:vAlign w:val="center"/>
+            <w:hideMark/>
+          </w:tcPr>
+          <w:p>
+            <w:pPr>
+              <w:jc w:val="center"/>
+              <w:rPr>
+                <w:rFonts w:ascii="Times New Roman" w:hAnsi="Times New Roman" w:cs="Times New Roman"/>
+              </w:rPr>
+            </w:pPr>
+            <w:r>
+              <w:rPr>
+                <w:rFonts w:ascii="Times New Roman" w:hAnsi="Times New Roman" w:cs="Times New Roman"/>
+              </w:rPr>
+              <w:t>3-bit</w:t>
+            </w:r>
+          </w:p>
+        </w:tc>
+        <w:tc>
+          <w:tcPr>
+            <w:tcW w:w="0" w:type="auto"/>
+            <w:vAlign w:val="center"/>
+            <w:hideMark/>
+          </w:tcPr>
+          <w:p>
+            <w:pPr>
+              <w:jc w:val="center"/>
+              <w:rPr>
+                <w:rFonts w:ascii="Times New Roman" w:hAnsi="Times New Roman" w:cs="Times New Roman"/>
+              </w:rPr>
+            </w:pPr>
+            <w:r>
+              <w:rPr>
+                <w:rFonts w:ascii="Times New Roman" w:hAnsi="Times New Roman" w:cs="Times New Roman"/>
+              </w:rPr>
+              <w:t>Bit counter (0–7)</w:t>
+            </w:r>
+          </w:p>
+        </w:tc>
+      </w:tr>
+      <w:tr>
+        <w:trPr>
+          <w:tblCellSpacing w:w="15" w:type="dxa"/>
+        </w:trPr>
+        <w:tc>
+          <w:tcPr>
+            <w:tcW w:w="0" w:type="auto"/>
+            <w:vAlign w:val="center"/>
+            <w:hideMark/>
+          </w:tcPr>
+          <w:p>
+            <w:pPr>
+              <w:jc w:val="center"/>
+              <w:rPr>
+                <w:rFonts w:ascii="Times New Roman" w:hAnsi="Times New Roman" w:cs="Times New Roman"/>
+              </w:rPr>
+            </w:pPr>
+            <w:proofErr w:type="spellStart"/>
+            <w:r>
+              <w:rPr>
+                <w:rFonts w:ascii="Times New Roman" w:hAnsi="Times New Roman" w:cs="Times New Roman"/>
+              </w:rPr>
+              <w:t>temp_register</w:t>
+            </w:r>
+            <w:proofErr w:type="spellEnd"/>
+          </w:p>
+        </w:tc>
+        <w:tc>
+          <w:tcPr>
+            <w:tcW w:w="0" w:type="auto"/>
+            <w:vAlign w:val="center"/>
+            <w:hideMark/>
+          </w:tcPr>
+          <w:p>
+            <w:pPr>
+              <w:jc w:val="center"/>
+              <w:rPr>
+                <w:rFonts w:ascii="Times New Roman" w:hAnsi="Times New Roman" w:cs="Times New Roman"/>
+              </w:rPr>
+            </w:pPr>
+            <w:r>
+              <w:rPr>
+                <w:rFonts w:ascii="Times New Roman" w:hAnsi="Times New Roman" w:cs="Times New Roman"/>
+              </w:rPr>
+              <w:t>8-bit</w:t>
+            </w:r>
+          </w:p>
+        </w:tc>
+        <w:tc>
+          <w:tcPr>
+            <w:tcW w:w="0" w:type="auto"/>
+            <w:vAlign w:val="center"/>
+            <w:hideMark/>
+          </w:tcPr>
+          <w:p>
+            <w:pPr>
+              <w:jc w:val="center"/>
+              <w:rPr>
+                <w:rFonts w:ascii="Times New Roman" w:hAnsi="Times New Roman" w:cs="Times New Roman"/>
+              </w:rPr>
+            </w:pPr>
+            <w:r>
+              <w:rPr>
+                <w:rFonts w:ascii="Times New Roman" w:hAnsi="Times New Roman" w:cs="Times New Roman"/>
+              </w:rPr>
+              <w:t>Temporary data storage</w:t>
+            </w:r>
+          </w:p>
+        </w:tc>
+      </w:tr>
+    </w:tbl>
+    <w:p>
+      <w:pPr>
+        <w:jc w:val="center"/>
+        <w:rPr>
+          <w:rFonts w:ascii="Times New Roman" w:hAnsi="Times New Roman" w:cs="Times New Roman"/>
+          <w:b/>
+          <w:bCs/>
+        </w:rPr>
+      </w:pPr>
+    </w:p>
+    <w:p>
+      <w:pPr>
+        <w:rPr>
+          <w:rFonts w:ascii="Times New Roman" w:hAnsi="Times New Roman" w:cs="Times New Roman"/>
+          <w:b/>
+          <w:bCs/>
+        </w:rPr>
+      </w:pPr>
+      <w:r>
+        <w:rPr>
+          <w:rFonts w:ascii="Times New Roman" w:hAnsi="Times New Roman" w:cs="Times New Roman"/>
+          <w:b/>
+          <w:bCs/>
+        </w:rPr>
+        <w:t>Finite State Machine (FSM)</w:t>
+      </w:r>
+    </w:p>
+    <w:tbl>
+      <w:tblPr>
+        <w:tblW w:w="0" w:type="auto"/>
+        <w:tblCellSpacing w:w="15" w:type="dxa"/>
+        <w:tblBorders>
+          <w:top w:val="single" w:sz="4" w:space="0" w:color="auto"/>
+          <w:left w:val="single" w:sz="4" w:space="0" w:color="auto"/>
+          <w:bottom w:val="single" w:sz="4" w:space="0" w:color="auto"/>
+          <w:right w:val="single" w:sz="4" w:space="0" w:color="auto"/>
+          <w:insideH w:val="single" w:sz="4" w:space="0" w:color="auto"/>
+          <w:insideV w:val="single" w:sz="4" w:space="0" w:color="auto"/>
+        </w:tblBorders>
+        <w:tblCellMar>
+          <w:top w:w="15" w:type="dxa"/>
+          <w:left w:w="15" w:type="dxa"/>
+          <w:bottom w:w="15" w:type="dxa"/>
+          <w:right w:w="15" w:type="dxa"/>
+        </w:tblCellMar>
+        <w:tblLook w:val="04A0" w:firstRow="1" w:lastRow="0" w:firstColumn="1" w:lastColumn="0" w:noHBand="0" w:noVBand="1"/>
+      </w:tblPr>
+      <w:tblGrid>
+        <w:gridCol w:w="2063"/>
+        <w:gridCol w:w="924"/>
+        <w:gridCol w:w="1763"/>
+      </w:tblGrid>
+      <w:tr>
+        <w:trPr>
+          <w:tblHeader/>
+          <w:tblCellSpacing w:w="15" w:type="dxa"/>
+        </w:trPr>
+        <w:tc>
+          <w:tcPr>
+            <w:tcW w:w="0" w:type="auto"/>
+            <w:vAlign w:val="center"/>
+            <w:hideMark/>
+          </w:tcPr>
+          <w:p>
+            <w:pPr>
+              <w:jc w:val="center"/>
+              <w:rPr>
+                <w:rFonts w:ascii="Times New Roman" w:hAnsi="Times New Roman" w:cs="Times New Roman"/>
+              </w:rPr>
+            </w:pPr>
+            <w:r>
+              <w:rPr>
+                <w:rFonts w:ascii="Times New Roman" w:hAnsi="Times New Roman" w:cs="Times New Roman"/>
+              </w:rPr>
+              <w:t>State</w:t>
+            </w:r>
+          </w:p>
+        </w:tc>
+        <w:tc>
+          <w:tcPr>
+            <w:tcW w:w="0" w:type="auto"/>
+            <w:vAlign w:val="center"/>
+            <w:hideMark/>
+          </w:tcPr>
+          <w:p>
+            <w:pPr>
+              <w:jc w:val="center"/>
+              <w:rPr>
+                <w:rFonts w:ascii="Times New Roman" w:hAnsi="Times New Roman" w:cs="Times New Roman"/>
+              </w:rPr>
+            </w:pPr>
+            <w:r>
+              <w:rPr>
+                <w:rFonts w:ascii="Times New Roman" w:hAnsi="Times New Roman" w:cs="Times New Roman"/>
+              </w:rPr>
+              <w:t>Encoding</w:t>
+            </w:r>
+          </w:p>
+        </w:tc>
+        <w:tc>
+          <w:tcPr>
+            <w:tcW w:w="0" w:type="auto"/>
+            <w:vAlign w:val="center"/>
+            <w:hideMark/>
+          </w:tcPr>
+          <w:p>
+            <w:pPr>
+              <w:jc w:val="center"/>
+              <w:rPr>
+                <w:rFonts w:ascii="Times New Roman" w:hAnsi="Times New Roman" w:cs="Times New Roman"/>
+              </w:rPr>
+            </w:pPr>
+            <w:r>
+              <w:rPr>
+                <w:rFonts w:ascii="Times New Roman" w:hAnsi="Times New Roman" w:cs="Times New Roman"/>
+              </w:rPr>
+              <w:t>Description</w:t>
+            </w:r>
+          </w:p>
+        </w:tc>
+      </w:tr>
+      <w:tr>
+        <w:trPr>
+          <w:tblCellSpacing w:w="15" w:type="dxa"/>
+        </w:trPr>
+        <w:tc>
+          <w:tcPr>
+            <w:tcW w:w="0" w:type="auto"/>
+            <w:vAlign w:val="center"/>
+            <w:hideMark/>
+          </w:tcPr>
+          <w:p>
+            <w:pPr>
+              <w:jc w:val="center"/>
+              <w:rPr>
+                <w:rFonts w:ascii="Times New Roman" w:hAnsi="Times New Roman" w:cs="Times New Roman"/>
+              </w:rPr>
+            </w:pPr>
+            <w:r>
+              <w:rPr>
+                <w:rFonts w:ascii="Times New Roman" w:hAnsi="Times New Roman" w:cs="Times New Roman"/>
+              </w:rPr>
+              <w:t>START_STATE</w:t>
+            </w:r>
+          </w:p>
+        </w:tc>
+        <w:tc>
+          <w:tcPr>
+            <w:tcW w:w="0" w:type="auto"/>
+            <w:vAlign w:val="center"/>
+            <w:hideMark/>
+          </w:tcPr>
+          <w:p>
+            <w:pPr>
+              <w:jc w:val="center"/>
+              <w:rPr>
+                <w:rFonts w:ascii="Times New Roman" w:hAnsi="Times New Roman" w:cs="Times New Roman"/>
+              </w:rPr>
+            </w:pPr>
+            <w:r>
+              <w:rPr>
+                <w:rFonts w:ascii="Times New Roman" w:hAnsi="Times New Roman" w:cs="Times New Roman"/>
+              </w:rPr>
+              <w:t>00</w:t>
+            </w:r>
+          </w:p>
+        </w:tc>
+        <w:tc>
+          <w:tcPr>
+            <w:tcW w:w="0" w:type="auto"/>
+            <w:vAlign w:val="center"/>
+            <w:hideMark/>
+          </w:tcPr>
+          <w:p>
+            <w:pPr>
+              <w:jc w:val="center"/>
+              <w:rPr>
+                <w:rFonts w:ascii="Times New Roman" w:hAnsi="Times New Roman" w:cs="Times New Roman"/>
+              </w:rPr>
+            </w:pPr>
+            <w:r>
+              <w:rPr>
+                <w:rFonts w:ascii="Times New Roman" w:hAnsi="Times New Roman" w:cs="Times New Roman"/>
+              </w:rPr>
+              <w:t>Detect start bit</w:t>
+            </w:r>
+          </w:p>
+        </w:tc>
+      </w:tr>
+      <w:tr>
+        <w:trPr>
+          <w:tblCellSpacing w:w="15" w:type="dxa"/>
+        </w:trPr>
+        <w:tc>
+          <w:tcPr>
+            <w:tcW w:w="0" w:type="auto"/>
+            <w:vAlign w:val="center"/>
+            <w:hideMark/>
+          </w:tcPr>
+          <w:p>
+            <w:pPr>
+              <w:jc w:val="center"/>
+              <w:rPr>
+                <w:rFonts w:ascii="Times New Roman" w:hAnsi="Times New Roman" w:cs="Times New Roman"/>
+              </w:rPr>
+            </w:pPr>
+            <w:r>
+              <w:rPr>
+                <w:rFonts w:ascii="Times New Roman" w:hAnsi="Times New Roman" w:cs="Times New Roman"/>
+              </w:rPr>
+              <w:t>DATA_OUT_STATE</w:t>
+            </w:r>
+          </w:p>
+        </w:tc>
+        <w:tc>
+          <w:tcPr>
+            <w:tcW w:w="0" w:type="auto"/>
+            <w:vAlign w:val="center"/>
+            <w:hideMark/>
+          </w:tcPr>
+          <w:p>
+            <w:pPr>
+              <w:jc w:val="center"/>
+              <w:rPr>
+                <w:rFonts w:ascii="Times New Roman" w:hAnsi="Times New Roman" w:cs="Times New Roman"/>
+              </w:rPr>
+            </w:pPr>
+            <w:r>
+              <w:rPr>
+                <w:rFonts w:ascii="Times New Roman" w:hAnsi="Times New Roman" w:cs="Times New Roman"/>
+              </w:rPr>
+              <w:t>01</w:t>
+            </w:r>
+          </w:p>
+        </w:tc>
+        <w:tc>
+          <w:tcPr>
+            <w:tcW w:w="0" w:type="auto"/>
+            <w:vAlign w:val="center"/>
+            <w:hideMark/>
+          </w:tcPr>
+          <w:p>
+            <w:pPr>
+              <w:jc w:val="center"/>
+              <w:rPr>
+                <w:rFonts w:ascii="Times New Roman" w:hAnsi="Times New Roman" w:cs="Times New Roman"/>
+              </w:rPr>
+            </w:pPr>
+            <w:r>
+              <w:rPr>
+                <w:rFonts w:ascii="Times New Roman" w:hAnsi="Times New Roman" w:cs="Times New Roman"/>
+              </w:rPr>
+              <w:t>Receive 8 data bits</w:t>
+            </w:r>
+          </w:p>
+        </w:tc>
+      </w:tr>
+      <w:tr>
+        <w:trPr>
+          <w:tblCellSpacing w:w="15" w:type="dxa"/>
+        </w:trPr>
+        <w:tc>
+          <w:tcPr>
+            <w:tcW w:w="0" w:type="auto"/>
+            <w:vAlign w:val="center"/>
+            <w:hideMark/>
+          </w:tcPr>
+          <w:p>
+            <w:pPr>
+              <w:jc w:val="center"/>
+              <w:rPr>
+                <w:rFonts w:ascii="Times New Roman" w:hAnsi="Times New Roman" w:cs="Times New Roman"/>
+              </w:rPr>
+            </w:pPr>
+            <w:r>
+              <w:rPr>
+                <w:rFonts w:ascii="Times New Roman" w:hAnsi="Times New Roman" w:cs="Times New Roman"/>
+              </w:rPr>
+              <w:t>STOP_STATE</w:t>
+            </w:r>
+          </w:p>
+        </w:tc>
+        <w:tc>
+          <w:tcPr>
+            <w:tcW w:w="0" w:type="auto"/>
+            <w:vAlign w:val="center"/>
+            <w:hideMark/>
+          </w:tcPr>
+          <w:p>
+            <w:pPr>
+              <w:jc w:val="center"/>
+              <w:rPr>
+                <w:rFonts w:ascii="Times New Roman" w:hAnsi="Times New Roman" w:cs="Times New Roman"/>
+              </w:rPr>
+            </w:pPr>
+            <w:r>
+              <w:rPr>
+                <w:rFonts w:ascii="Times New Roman" w:hAnsi="Times New Roman" w:cs="Times New Roman"/>
+              </w:rPr>
+              <w:t>10</w:t>
+            </w:r>
+          </w:p>
+        </w:tc>
+        <w:tc>
+          <w:tcPr>
+            <w:tcW w:w="0" w:type="auto"/>
+            <w:vAlign w:val="center"/>
+            <w:hideMark/>
+          </w:tcPr>
+          <w:p>
+            <w:pPr>
+              <w:jc w:val="center"/>
+              <w:rPr>
+                <w:rFonts w:ascii="Times New Roman" w:hAnsi="Times New Roman" w:cs="Times New Roman"/>
+              </w:rPr>
+            </w:pPr>
+            <w:r>
+              <w:rPr>
+                <w:rFonts w:ascii="Times New Roman" w:hAnsi="Times New Roman" w:cs="Times New Roman"/>
+              </w:rPr>
+              <w:t>Validate stop bit</w:t>
+            </w:r>
+          </w:p>
+        </w:tc>
+      </w:tr>
+    </w:tbl>
+    <w:p>
+      <w:pPr>
+        <w:rPr>
+          <w:rFonts w:ascii="Times New Roman" w:hAnsi="Times New Roman" w:cs="Times New Roman"/>
+          <w:b/>
+          <w:bCs/>
+        </w:rPr>
+      </w:pPr>
+    </w:p>
+    <w:p>
+      <w:pPr>
+        <w:rPr>
+          <w:rFonts w:ascii="Times New Roman" w:hAnsi="Times New Roman" w:cs="Times New Roman"/>
+          <w:b/>
+          <w:bCs/>
+        </w:rPr>
+      </w:pPr>
+      <w:r>
+        <w:rPr>
+          <w:rFonts w:ascii="Times New Roman" w:hAnsi="Times New Roman" w:cs="Times New Roman"/>
+          <w:b/>
+          <w:bCs/>
+        </w:rPr>
+        <w:t>State Operation</w:t>
+      </w:r>
+    </w:p>
+    <w:p>
+      <w:pPr>
+        <w:rPr>
+          <w:rFonts w:ascii="Times New Roman" w:hAnsi="Times New Roman" w:cs="Times New Roman"/>
+        </w:rPr>
+      </w:pPr>
+      <w:r>
+        <w:rPr>
+          <w:rFonts w:ascii="Times New Roman" w:hAnsi="Times New Roman" w:cs="Times New Roman"/>
+        </w:rPr>
+        <w:t>Start State</w:t>
+      </w:r>
+    </w:p>
+    <w:p>
+      <w:pPr>
+        <w:numPr>
+          <w:ilvl w:val="0"/>
+          <w:numId w:val="12"/>
+        </w:numPr>
+        <w:rPr>
+          <w:rFonts w:ascii="Times New Roman" w:hAnsi="Times New Roman" w:cs="Times New Roman"/>
+        </w:rPr>
+      </w:pPr>
+      <w:r>
+        <w:rPr>
+          <w:rFonts w:ascii="Times New Roman" w:hAnsi="Times New Roman" w:cs="Times New Roman"/>
+        </w:rPr>
+        <w:t xml:space="preserve">Wait for </w:t>
+      </w:r>
+      <w:proofErr w:type="spellStart"/>
+      <w:r>
+        <w:rPr>
+          <w:rFonts w:ascii="Times New Roman" w:hAnsi="Times New Roman" w:cs="Times New Roman"/>
+        </w:rPr>
+        <w:t>rx</w:t>
+      </w:r>
+      <w:proofErr w:type="spellEnd"/>
+      <w:r>
+        <w:rPr>
+          <w:rFonts w:ascii="Times New Roman" w:hAnsi="Times New Roman" w:cs="Times New Roman"/>
+        </w:rPr>
+        <w:t xml:space="preserve"> = 0 (start bit detection)</w:t>
+      </w:r>
+    </w:p>
+    <w:p>
+      <w:pPr>
+        <w:numPr>
+          <w:ilvl w:val="0"/>
+          <w:numId w:val="12"/>
+        </w:numPr>
+        <w:rPr>
+          <w:rFonts w:ascii="Times New Roman" w:hAnsi="Times New Roman" w:cs="Times New Roman"/>
+        </w:rPr>
+      </w:pPr>
+      <w:r>
+        <w:rPr>
+          <w:rFonts w:ascii="Times New Roman" w:hAnsi="Times New Roman" w:cs="Times New Roman"/>
+        </w:rPr>
+        <w:t>Increment sample counter</w:t>
+      </w:r>
+    </w:p>
+    <w:p>
+      <w:pPr>
+        <w:numPr>
+          <w:ilvl w:val="0"/>
+          <w:numId w:val="12"/>
+        </w:numPr>
+        <w:rPr>
+          <w:rFonts w:ascii="Times New Roman" w:hAnsi="Times New Roman" w:cs="Times New Roman"/>
+        </w:rPr>
+      </w:pPr>
+      <w:r>
+        <w:rPr>
+          <w:rFonts w:ascii="Times New Roman" w:hAnsi="Times New Roman" w:cs="Times New Roman"/>
+        </w:rPr>
+        <w:t>When sample == 7 (middle of start bit):</w:t>
+      </w:r>
+    </w:p>
+    <w:p>
+      <w:pPr>
+        <w:numPr>
+          <w:ilvl w:val="1"/>
+          <w:numId w:val="12"/>
+        </w:numPr>
+        <w:rPr>
+          <w:rFonts w:ascii="Times New Roman" w:hAnsi="Times New Roman" w:cs="Times New Roman"/>
+        </w:rPr>
+      </w:pPr>
+      <w:r>
+        <w:rPr>
+          <w:rFonts w:ascii="Times New Roman" w:hAnsi="Times New Roman" w:cs="Times New Roman"/>
+        </w:rPr>
+        <w:t>Reset counters</w:t>
+      </w:r>
+    </w:p>
+    <w:p>
+      <w:pPr>
+        <w:numPr>
+          <w:ilvl w:val="1"/>
+          <w:numId w:val="12"/>
+        </w:numPr>
+        <w:rPr>
+          <w:rFonts w:ascii="Times New Roman" w:hAnsi="Times New Roman" w:cs="Times New Roman"/>
+        </w:rPr>
+      </w:pPr>
+      <w:r>
+        <w:rPr>
+          <w:rFonts w:ascii="Times New Roman" w:hAnsi="Times New Roman" w:cs="Times New Roman"/>
+        </w:rPr>
+        <w:t>Move to DATA state</w:t>
+      </w:r>
+    </w:p>
+    <w:p>
+      <w:pPr>
+        <w:rPr>
+          <w:rFonts w:ascii="Times New Roman" w:hAnsi="Times New Roman" w:cs="Times New Roman"/>
+        </w:rPr>
+      </w:pPr>
+      <w:r>
+        <w:rPr>
+          <w:rFonts w:ascii="Times New Roman" w:hAnsi="Times New Roman" w:cs="Times New Roman"/>
+        </w:rPr>
+        <w:t>Data State</w:t>
+      </w:r>
+    </w:p>
+    <w:p>
+      <w:pPr>
+        <w:numPr>
+          <w:ilvl w:val="0"/>
+          <w:numId w:val="13"/>
+        </w:numPr>
+        <w:rPr>
+          <w:rFonts w:ascii="Times New Roman" w:hAnsi="Times New Roman" w:cs="Times New Roman"/>
+        </w:rPr>
+      </w:pPr>
+      <w:r>
+        <w:rPr>
+          <w:rFonts w:ascii="Times New Roman" w:hAnsi="Times New Roman" w:cs="Times New Roman"/>
+        </w:rPr>
+        <w:t>sample counts from 0 to 15 (16x oversampling)</w:t>
+      </w:r>
+    </w:p>
+    <w:p>
+      <w:pPr>
+        <w:numPr>
+          <w:ilvl w:val="0"/>
+          <w:numId w:val="13"/>
+        </w:numPr>
+        <w:rPr>
+          <w:rFonts w:ascii="Times New Roman" w:hAnsi="Times New Roman" w:cs="Times New Roman"/>
+        </w:rPr>
+      </w:pPr>
+      <w:r>
+        <w:rPr>
+          <w:rFonts w:ascii="Times New Roman" w:hAnsi="Times New Roman" w:cs="Times New Roman"/>
+        </w:rPr>
+        <w:t>When sample == 15:</w:t>
+      </w:r>
+    </w:p>
+    <w:p>
+      <w:pPr>
+        <w:numPr>
+          <w:ilvl w:val="1"/>
+          <w:numId w:val="13"/>
+        </w:numPr>
+        <w:rPr>
+          <w:rFonts w:ascii="Times New Roman" w:hAnsi="Times New Roman" w:cs="Times New Roman"/>
+        </w:rPr>
+      </w:pPr>
+      <w:r>
+        <w:rPr>
+          <w:rFonts w:ascii="Times New Roman" w:hAnsi="Times New Roman" w:cs="Times New Roman"/>
+        </w:rPr>
+        <w:t xml:space="preserve">Sample </w:t>
+      </w:r>
+      <w:proofErr w:type="spellStart"/>
+      <w:r>
+        <w:rPr>
+          <w:rFonts w:ascii="Times New Roman" w:hAnsi="Times New Roman" w:cs="Times New Roman"/>
+        </w:rPr>
+        <w:t>rx</w:t>
+      </w:r>
+      <w:proofErr w:type="spellEnd"/>
+    </w:p>
+    <w:p>
+      <w:pPr>
+        <w:numPr>
+          <w:ilvl w:val="1"/>
+          <w:numId w:val="13"/>
+        </w:numPr>
+        <w:rPr>
+          <w:rFonts w:ascii="Times New Roman" w:hAnsi="Times New Roman" w:cs="Times New Roman"/>
+        </w:rPr>
+      </w:pPr>
+      <w:r>
+        <w:rPr>
+          <w:rFonts w:ascii="Times New Roman" w:hAnsi="Times New Roman" w:cs="Times New Roman"/>
+        </w:rPr>
+        <w:t xml:space="preserve">Store into </w:t>
+      </w:r>
+      <w:proofErr w:type="spellStart"/>
+      <w:r>
+        <w:rPr>
+          <w:rFonts w:ascii="Times New Roman" w:hAnsi="Times New Roman" w:cs="Times New Roman"/>
+        </w:rPr>
+        <w:t>temp_register</w:t>
+      </w:r>
+      <w:proofErr w:type="spellEnd"/>
+      <w:r>
+        <w:rPr>
+          <w:rFonts w:ascii="Times New Roman" w:hAnsi="Times New Roman" w:cs="Times New Roman"/>
+        </w:rPr>
+        <w:t>[index]</w:t>
+      </w:r>
+    </w:p>
+    <w:p>
+      <w:pPr>
+        <w:numPr>
+          <w:ilvl w:val="1"/>
+          <w:numId w:val="13"/>
+        </w:numPr>
+        <w:rPr>
+          <w:rFonts w:ascii="Times New Roman" w:hAnsi="Times New Roman" w:cs="Times New Roman"/>
+        </w:rPr>
+      </w:pPr>
+      <w:r>
+        <w:rPr>
+          <w:rFonts w:ascii="Times New Roman" w:hAnsi="Times New Roman" w:cs="Times New Roman"/>
+        </w:rPr>
+        <w:lastRenderedPageBreak/>
+        <w:t>Increment index</w:t>
+      </w:r>
+    </w:p>
+    <w:p>
+      <w:pPr>
+        <w:numPr>
+          <w:ilvl w:val="0"/>
+          <w:numId w:val="13"/>
+        </w:numPr>
+        <w:rPr>
+          <w:rFonts w:ascii="Times New Roman" w:hAnsi="Times New Roman" w:cs="Times New Roman"/>
+        </w:rPr>
+      </w:pPr>
+      <w:r>
+        <w:rPr>
+          <w:rFonts w:ascii="Times New Roman" w:hAnsi="Times New Roman" w:cs="Times New Roman"/>
+        </w:rPr>
+        <w:t>After 8 bits → move to STOP state</w:t>
+      </w:r>
+    </w:p>
+    <w:p>
+      <w:pPr>
+        <w:rPr>
+          <w:rFonts w:ascii="Times New Roman" w:hAnsi="Times New Roman" w:cs="Times New Roman"/>
+        </w:rPr>
+      </w:pPr>
+      <w:r>
+        <w:rPr>
+          <w:rFonts w:ascii="Times New Roman" w:hAnsi="Times New Roman" w:cs="Times New Roman"/>
+        </w:rPr>
+        <w:t xml:space="preserve"> Stop State</w:t>
+      </w:r>
+    </w:p>
+    <w:p>
+      <w:pPr>
+        <w:numPr>
+          <w:ilvl w:val="0"/>
+          <w:numId w:val="14"/>
+        </w:numPr>
+        <w:rPr>
+          <w:rFonts w:ascii="Times New Roman" w:hAnsi="Times New Roman" w:cs="Times New Roman"/>
+        </w:rPr>
+      </w:pPr>
+      <w:r>
+        <w:rPr>
+          <w:rFonts w:ascii="Times New Roman" w:hAnsi="Times New Roman" w:cs="Times New Roman"/>
+        </w:rPr>
+        <w:t>Wait until sample == 15</w:t>
+      </w:r>
+    </w:p>
+    <w:p>
+      <w:pPr>
+        <w:numPr>
+          <w:ilvl w:val="0"/>
+          <w:numId w:val="14"/>
+        </w:numPr>
+        <w:rPr>
+          <w:rFonts w:ascii="Times New Roman" w:hAnsi="Times New Roman" w:cs="Times New Roman"/>
+        </w:rPr>
+      </w:pPr>
+      <w:r>
+        <w:rPr>
+          <w:rFonts w:ascii="Times New Roman" w:hAnsi="Times New Roman" w:cs="Times New Roman"/>
+        </w:rPr>
+        <w:t xml:space="preserve">Transfer </w:t>
+      </w:r>
+      <w:proofErr w:type="spellStart"/>
+      <w:r>
+        <w:rPr>
+          <w:rFonts w:ascii="Times New Roman" w:hAnsi="Times New Roman" w:cs="Times New Roman"/>
+        </w:rPr>
+        <w:t>temp_register</w:t>
+      </w:r>
+      <w:proofErr w:type="spellEnd"/>
+      <w:r>
+        <w:rPr>
+          <w:rFonts w:ascii="Times New Roman" w:hAnsi="Times New Roman" w:cs="Times New Roman"/>
+        </w:rPr>
+        <w:t xml:space="preserve"> → </w:t>
+      </w:r>
+      <w:proofErr w:type="spellStart"/>
+      <w:r>
+        <w:rPr>
+          <w:rFonts w:ascii="Times New Roman" w:hAnsi="Times New Roman" w:cs="Times New Roman"/>
+        </w:rPr>
+        <w:t>data_out</w:t>
+      </w:r>
+      <w:proofErr w:type="spellEnd"/>
+    </w:p>
+    <w:p>
+      <w:pPr>
+        <w:numPr>
+          <w:ilvl w:val="0"/>
+          <w:numId w:val="14"/>
+        </w:numPr>
+        <w:rPr>
+          <w:rFonts w:ascii="Times New Roman" w:hAnsi="Times New Roman" w:cs="Times New Roman"/>
+        </w:rPr>
+      </w:pPr>
+      <w:r>
+        <w:rPr>
+          <w:rFonts w:ascii="Times New Roman" w:hAnsi="Times New Roman" w:cs="Times New Roman"/>
+        </w:rPr>
+        <w:t xml:space="preserve">Set </w:t>
+      </w:r>
+      <w:proofErr w:type="spellStart"/>
+      <w:r>
+        <w:rPr>
+          <w:rFonts w:ascii="Times New Roman" w:hAnsi="Times New Roman" w:cs="Times New Roman"/>
+        </w:rPr>
+        <w:t>rdy</w:t>
+      </w:r>
+      <w:proofErr w:type="spellEnd"/>
+      <w:r>
+        <w:rPr>
+          <w:rFonts w:ascii="Times New Roman" w:hAnsi="Times New Roman" w:cs="Times New Roman"/>
+        </w:rPr>
+        <w:t xml:space="preserve"> = 1</w:t>
+      </w:r>
+    </w:p>
+    <w:p>
+      <w:pPr>
+        <w:numPr>
+          <w:ilvl w:val="0"/>
+          <w:numId w:val="14"/>
+        </w:numPr>
+        <w:rPr>
+          <w:rFonts w:ascii="Times New Roman" w:hAnsi="Times New Roman" w:cs="Times New Roman"/>
+        </w:rPr>
+      </w:pPr>
+      <w:r>
+        <w:rPr>
+          <w:rFonts w:ascii="Times New Roman" w:hAnsi="Times New Roman" w:cs="Times New Roman"/>
+        </w:rPr>
+        <w:t>Return to START state</w:t>
+      </w:r>
+    </w:p>
+    <w:p>
+      <w:pPr>
+        <w:numPr>
+          <w:ilvl w:val="0"/>
+          <w:numId w:val="14"/>
+        </w:numPr>
+        <w:rPr>
+          <w:rFonts w:ascii="Times New Roman" w:hAnsi="Times New Roman" w:cs="Times New Roman"/>
+        </w:rPr>
+      </w:pPr>
+      <w:proofErr w:type="spellStart"/>
+      <w:r>
+        <w:rPr>
+          <w:rFonts w:ascii="Times New Roman" w:hAnsi="Times New Roman" w:cs="Times New Roman"/>
+        </w:rPr>
+        <w:t>rdy_clr</w:t>
+      </w:r>
+      <w:proofErr w:type="spellEnd"/>
+      <w:r>
+        <w:rPr>
+          <w:rFonts w:ascii="Times New Roman" w:hAnsi="Times New Roman" w:cs="Times New Roman"/>
+        </w:rPr>
+        <w:t xml:space="preserve"> clears ready flag</w:t>
+      </w:r>
+    </w:p>
+    <w:p>
+      <w:pPr>
+        <w:rPr>
+          <w:rFonts w:ascii="Times New Roman" w:hAnsi="Times New Roman" w:cs="Times New Roman"/>
+        </w:rPr>
+      </w:pPr>
+    </w:p>
+    <w:p>
+      <w:pPr>
+        <w:rPr>
+          <w:rFonts w:ascii="Times New Roman" w:hAnsi="Times New Roman" w:cs="Times New Roman"/>
+        </w:rPr>
+      </w:pPr>
+    </w:p>
+    <w:p>
+      <w:pPr>
+        <w:rPr>
+          <w:rFonts w:ascii="Times New Roman" w:hAnsi="Times New Roman" w:cs="Times New Roman"/>
+        </w:rPr>
+      </w:pPr>
+    </w:p>
+    <w:p>
+      <w:pPr>
+        <w:rPr>
+          <w:rFonts w:ascii="Times New Roman" w:hAnsi="Times New Roman" w:cs="Times New Roman"/>
+        </w:rPr>
+      </w:pPr>
+    </w:p>
+    <w:p>
+      <w:pPr>
+        <w:rPr>
+          <w:rFonts w:ascii="Times New Roman" w:hAnsi="Times New Roman" w:cs="Times New Roman"/>
+        </w:rPr>
+      </w:pPr>
+    </w:p>
+    <w:p>
+      <w:pPr>
+        <w:rPr>
+          <w:rFonts w:ascii="Times New Roman" w:hAnsi="Times New Roman" w:cs="Times New Roman"/>
+        </w:rPr>
+      </w:pPr>
+    </w:p>
+    <w:p>
+      <w:pPr>
+        <w:rPr>
+          <w:rFonts w:ascii="Times New Roman" w:hAnsi="Times New Roman" w:cs="Times New Roman"/>
+        </w:rPr>
+      </w:pPr>
+    </w:p>
+    <w:p>
+      <w:pPr>
+        <w:rPr>
+          <w:rFonts w:ascii="Times New Roman" w:hAnsi="Times New Roman" w:cs="Times New Roman"/>
+        </w:rPr>
+      </w:pPr>
+    </w:p>
+    <w:p>
+      <w:pPr>
+        <w:rPr>
+          <w:rFonts w:ascii="Times New Roman" w:hAnsi="Times New Roman" w:cs="Times New Roman"/>
+        </w:rPr>
+      </w:pPr>
+    </w:p>
+    <w:p>
+      <w:pPr>
+        <w:rPr>
+          <w:rFonts w:ascii="Times New Roman" w:hAnsi="Times New Roman" w:cs="Times New Roman"/>
+        </w:rPr>
+      </w:pPr>
+    </w:p>
+    <w:p>
+      <w:pPr>
+        <w:rPr>
+          <w:rFonts w:ascii="Times New Roman" w:hAnsi="Times New Roman" w:cs="Times New Roman"/>
+        </w:rPr>
+      </w:pPr>
+    </w:p>
+    <w:p>
+      <w:pPr>
+        <w:rPr>
+          <w:rFonts w:ascii="Times New Roman" w:hAnsi="Times New Roman" w:cs="Times New Roman"/>
+        </w:rPr>
+      </w:pPr>
+    </w:p>
+    <w:p>
+      <w:pPr>
+        <w:rPr>
+          <w:rFonts w:ascii="Times New Roman" w:hAnsi="Times New Roman" w:cs="Times New Roman"/>
+        </w:rPr>
+      </w:pPr>
+    </w:p>
+    <w:p>
+      <w:pPr>
+        <w:rPr>
+          <w:rFonts w:ascii="Times New Roman" w:hAnsi="Times New Roman" w:cs="Times New Roman"/>
+        </w:rPr>
+      </w:pPr>
+    </w:p>
+    <w:p>
+      <w:pPr>
+        <w:rPr>
+          <w:rFonts w:ascii="Times New Roman" w:hAnsi="Times New Roman" w:cs="Times New Roman"/>
+        </w:rPr>
+      </w:pPr>
+    </w:p>
+    <w:p>
+      <w:pPr>
+        <w:rPr>
+          <w:rFonts w:ascii="Times New Roman" w:hAnsi="Times New Roman" w:cs="Times New Roman"/>
+        </w:rPr>
+      </w:pPr>
+    </w:p>
+    <w:p>
+      <w:pPr>
+        <w:rPr>
+          <w:rFonts w:ascii="Times New Roman" w:hAnsi="Times New Roman" w:cs="Times New Roman"/>
+        </w:rPr>
+      </w:pPr>
+    </w:p>
+    <w:p>
+      <w:pPr>
+        <w:rPr>
+          <w:rFonts w:ascii="Times New Roman" w:hAnsi="Times New Roman" w:cs="Times New Roman"/>
+        </w:rPr>
+      </w:pPr>
+    </w:p>
+    <w:p>
+      <w:pPr>
+        <w:jc w:val="center"/>
+        <w:rPr>
+          <w:rFonts w:ascii="Times New Roman" w:hAnsi="Times New Roman" w:cs="Times New Roman"/>
+          <w:b/>
+          <w:bCs/>
+          <w:sz w:val="40"/>
+          <w:szCs w:val="40"/>
           <w:u w:val="single"/>
         </w:rPr>
-        <w:t>|   0   |</w:t>
-      </w:r>
-      <w:r>
-        <w:rPr>
-          <w:rFonts w:ascii="Times New Roman" w:hAnsi="Times New Roman" w:cs="Times New Roman"/>
-          <w:b/>
-          <w:bCs/>
-          <w:sz w:val="32"/>
-          <w:szCs w:val="32"/>
+      </w:pPr>
+      <w:r>
+        <w:rPr>
+          <w:rFonts w:ascii="Times New Roman" w:hAnsi="Times New Roman" w:cs="Times New Roman"/>
+          <w:b/>
+          <w:bCs/>
+          <w:sz w:val="40"/>
+          <w:szCs w:val="40"/>
           <w:u w:val="single"/>
         </w:rPr>
-        <w:t xml:space="preserve">             </w:t>
-      </w:r>
-      <w:r>
-        <w:rPr>
-          <w:rFonts w:ascii="Times New Roman" w:hAnsi="Times New Roman" w:cs="Times New Roman"/>
-          <w:b/>
-          <w:bCs/>
-          <w:sz w:val="32"/>
-          <w:szCs w:val="32"/>
-          <w:u w:val="single"/>
-        </w:rPr>
+        <w:lastRenderedPageBreak/>
+        <w:t>UVM</w:t>
+      </w:r>
+    </w:p>
+    <w:p>
+      <w:pPr>
+        <w:rPr>
+          <w:rFonts w:ascii="Times New Roman" w:hAnsi="Times New Roman" w:cs="Times New Roman"/>
+        </w:rPr>
+      </w:pPr>
+      <w:r>
+        <w:rPr>
+          <w:rFonts w:ascii="Times New Roman" w:hAnsi="Times New Roman" w:cs="Times New Roman"/>
+          <w:b/>
+          <w:bCs/>
+        </w:rPr>
+        <w:t>UVM (Universal Verification Methodology)</w:t>
+      </w:r>
+      <w:r>
+        <w:rPr>
+          <w:rFonts w:ascii="Times New Roman" w:hAnsi="Times New Roman" w:cs="Times New Roman"/>
+        </w:rPr>
+        <w:t xml:space="preserve"> is a standard verification framework built on top of </w:t>
+      </w:r>
+      <w:proofErr w:type="spellStart"/>
+      <w:r>
+        <w:rPr>
+          <w:rFonts w:ascii="Times New Roman" w:hAnsi="Times New Roman" w:cs="Times New Roman"/>
+        </w:rPr>
+        <w:t>SystemVerilog</w:t>
+      </w:r>
+      <w:proofErr w:type="spellEnd"/>
+      <w:r>
+        <w:rPr>
+          <w:rFonts w:ascii="Times New Roman" w:hAnsi="Times New Roman" w:cs="Times New Roman"/>
+        </w:rPr>
+        <w:t>.</w:t>
+      </w:r>
+      <w:r>
         <w:t xml:space="preserve"> </w:t>
       </w:r>
       <w:r>
         <w:rPr>
           <w:rFonts w:ascii="Times New Roman" w:hAnsi="Times New Roman" w:cs="Times New Roman"/>
-          <w:b/>
-          <w:bCs/>
-          <w:sz w:val="32"/>
-          <w:szCs w:val="32"/>
-          <w:u w:val="single"/>
-        </w:rPr>
-        <w:t xml:space="preserve">          </w:t>
-      </w:r>
-      <w:r>
-        <w:rPr>
-          <w:rFonts w:ascii="Times New Roman" w:hAnsi="Times New Roman" w:cs="Times New Roman"/>
-          <w:b/>
-          <w:bCs/>
-          <w:sz w:val="32"/>
-          <w:szCs w:val="32"/>
-          <w:u w:val="single"/>
-        </w:rPr>
-        <w:t xml:space="preserve">Data Bits     </w:t>
-      </w:r>
-      <w:r>
-        <w:rPr>
-          <w:rFonts w:ascii="Times New Roman" w:hAnsi="Times New Roman" w:cs="Times New Roman"/>
-          <w:b/>
-          <w:bCs/>
-          <w:sz w:val="32"/>
-          <w:szCs w:val="32"/>
-          <w:u w:val="single"/>
-        </w:rPr>
-        <w:t xml:space="preserve">          </w:t>
-      </w:r>
-      <w:r>
-        <w:rPr>
-          <w:rFonts w:ascii="Times New Roman" w:hAnsi="Times New Roman" w:cs="Times New Roman"/>
-          <w:b/>
-          <w:bCs/>
-          <w:sz w:val="32"/>
-          <w:szCs w:val="32"/>
-          <w:u w:val="single"/>
-        </w:rPr>
-        <w:t xml:space="preserve">             |  1  |</w:t>
-      </w:r>
-    </w:p>
-    <w:p>
-      <w:pPr>
-        <w:rPr>
-          <w:rFonts w:ascii="Times New Roman" w:hAnsi="Times New Roman" w:cs="Times New Roman"/>
-        </w:rPr>
-      </w:pPr>
+        </w:rPr>
+        <w:t xml:space="preserve">It provides a </w:t>
+      </w:r>
+      <w:r>
+        <w:rPr>
+          <w:rFonts w:ascii="Times New Roman" w:hAnsi="Times New Roman" w:cs="Times New Roman"/>
+          <w:b/>
+          <w:bCs/>
+        </w:rPr>
+        <w:t>standard structure</w:t>
+      </w:r>
+      <w:r>
+        <w:rPr>
+          <w:rFonts w:ascii="Times New Roman" w:hAnsi="Times New Roman" w:cs="Times New Roman"/>
+        </w:rPr>
+        <w:t xml:space="preserve"> to build reusable testbenches.</w:t>
+      </w:r>
+    </w:p>
+    <w:p>
+      <w:pPr>
+        <w:rPr>
+          <w:rFonts w:ascii="Times New Roman" w:hAnsi="Times New Roman" w:cs="Times New Roman"/>
+          <w:b/>
+          <w:bCs/>
+        </w:rPr>
+      </w:pPr>
+      <w:r>
+        <w:rPr>
+          <w:rFonts w:ascii="Times New Roman" w:hAnsi="Times New Roman" w:cs="Times New Roman"/>
+          <w:b/>
+          <w:bCs/>
+        </w:rPr>
+        <w:tab/>
+      </w:r>
+      <w:r>
+        <w:rPr>
+          <w:rFonts w:ascii="Times New Roman" w:hAnsi="Times New Roman" w:cs="Times New Roman"/>
+          <w:b/>
+          <w:bCs/>
+        </w:rPr>
+        <w:tab/>
+      </w:r>
+      <w:r>
+        <w:rPr>
+          <w:rFonts w:ascii="Times New Roman" w:hAnsi="Times New Roman" w:cs="Times New Roman"/>
+          <w:b/>
+          <w:bCs/>
+        </w:rPr>
+        <w:tab/>
+      </w:r>
+      <w:r>
+        <w:rPr>
+          <w:rFonts w:ascii="Times New Roman" w:hAnsi="Times New Roman" w:cs="Times New Roman"/>
+          <w:b/>
+          <w:bCs/>
+        </w:rPr>
+        <w:tab/>
+      </w:r>
+      <w:r>
+        <w:rPr>
+          <w:rFonts w:ascii="Times New Roman" w:hAnsi="Times New Roman" w:cs="Times New Roman"/>
+          <w:b/>
+          <w:bCs/>
+        </w:rPr>
+        <w:tab/>
+      </w:r>
+      <w:r>
+        <w:rPr>
+          <w:rFonts w:ascii="Times New Roman" w:hAnsi="Times New Roman" w:cs="Times New Roman"/>
+          <w:b/>
+          <w:bCs/>
+        </w:rPr>
+        <w:t>Test</w:t>
+      </w:r>
+    </w:p>
+    <w:p>
+      <w:pPr>
+        <w:rPr>
+          <w:rFonts w:ascii="Times New Roman" w:hAnsi="Times New Roman" w:cs="Times New Roman"/>
+          <w:b/>
+          <w:bCs/>
+        </w:rPr>
+      </w:pPr>
+      <w:r>
+        <w:rPr>
+          <w:rFonts w:ascii="Times New Roman" w:hAnsi="Times New Roman" w:cs="Times New Roman"/>
+          <w:b/>
+          <w:bCs/>
+        </w:rPr>
+        <w:tab/>
+      </w:r>
+      <w:r>
+        <w:rPr>
+          <w:rFonts w:ascii="Times New Roman" w:hAnsi="Times New Roman" w:cs="Times New Roman"/>
+          <w:b/>
+          <w:bCs/>
+        </w:rPr>
+        <w:tab/>
+      </w:r>
+      <w:r>
+        <w:rPr>
+          <w:rFonts w:ascii="Times New Roman" w:hAnsi="Times New Roman" w:cs="Times New Roman"/>
+          <w:b/>
+          <w:bCs/>
+        </w:rPr>
+        <w:tab/>
+      </w:r>
+      <w:r>
+        <w:rPr>
+          <w:rFonts w:ascii="Times New Roman" w:hAnsi="Times New Roman" w:cs="Times New Roman"/>
+          <w:b/>
+          <w:bCs/>
+        </w:rPr>
+        <w:tab/>
+      </w:r>
+      <w:r>
+        <w:rPr>
+          <w:rFonts w:ascii="Times New Roman" w:hAnsi="Times New Roman" w:cs="Times New Roman"/>
+          <w:b/>
+          <w:bCs/>
+        </w:rPr>
+        <w:tab/>
+      </w:r>
+      <w:r>
+        <w:rPr>
+          <w:rFonts w:ascii="Times New Roman" w:hAnsi="Times New Roman" w:cs="Times New Roman"/>
+          <w:b/>
+          <w:bCs/>
+        </w:rPr>
+        <w:t>└── Environment (env)</w:t>
+      </w:r>
+    </w:p>
+    <w:p>
+      <w:pPr>
+        <w:rPr>
+          <w:rFonts w:ascii="Times New Roman" w:hAnsi="Times New Roman" w:cs="Times New Roman"/>
+          <w:b/>
+          <w:bCs/>
+        </w:rPr>
+      </w:pPr>
+      <w:r>
+        <w:rPr>
+          <w:rFonts w:ascii="Times New Roman" w:hAnsi="Times New Roman" w:cs="Times New Roman"/>
+          <w:b/>
+          <w:bCs/>
+        </w:rPr>
+        <w:tab/>
+      </w:r>
+      <w:r>
+        <w:rPr>
+          <w:rFonts w:ascii="Times New Roman" w:hAnsi="Times New Roman" w:cs="Times New Roman"/>
+          <w:b/>
+          <w:bCs/>
+        </w:rPr>
+        <w:tab/>
+      </w:r>
+      <w:r>
+        <w:rPr>
+          <w:rFonts w:ascii="Times New Roman" w:hAnsi="Times New Roman" w:cs="Times New Roman"/>
+          <w:b/>
+          <w:bCs/>
+        </w:rPr>
+        <w:tab/>
+      </w:r>
+      <w:r>
+        <w:rPr>
+          <w:rFonts w:ascii="Times New Roman" w:hAnsi="Times New Roman" w:cs="Times New Roman"/>
+          <w:b/>
+          <w:bCs/>
+        </w:rPr>
+        <w:tab/>
+      </w:r>
+      <w:r>
+        <w:rPr>
+          <w:rFonts w:ascii="Times New Roman" w:hAnsi="Times New Roman" w:cs="Times New Roman"/>
+          <w:b/>
+          <w:bCs/>
+        </w:rPr>
+        <w:tab/>
+      </w:r>
+      <w:r>
+        <w:rPr>
+          <w:rFonts w:ascii="Times New Roman" w:hAnsi="Times New Roman" w:cs="Times New Roman"/>
+          <w:b/>
+          <w:bCs/>
+        </w:rPr>
+        <w:t>├── Agent</w:t>
+      </w:r>
+    </w:p>
+    <w:p>
+      <w:pPr>
+        <w:rPr>
+          <w:rFonts w:ascii="Times New Roman" w:hAnsi="Times New Roman" w:cs="Times New Roman"/>
+          <w:b/>
+          <w:bCs/>
+        </w:rPr>
+      </w:pPr>
+      <w:r>
+        <w:rPr>
+          <w:rFonts w:ascii="Times New Roman" w:hAnsi="Times New Roman" w:cs="Times New Roman"/>
+          <w:b/>
+          <w:bCs/>
+        </w:rPr>
+        <w:tab/>
+      </w:r>
+      <w:r>
+        <w:rPr>
+          <w:rFonts w:ascii="Times New Roman" w:hAnsi="Times New Roman" w:cs="Times New Roman"/>
+          <w:b/>
+          <w:bCs/>
+        </w:rPr>
+        <w:tab/>
+      </w:r>
+      <w:r>
+        <w:rPr>
+          <w:rFonts w:ascii="Times New Roman" w:hAnsi="Times New Roman" w:cs="Times New Roman"/>
+          <w:b/>
+          <w:bCs/>
+        </w:rPr>
+        <w:tab/>
+      </w:r>
+      <w:r>
+        <w:rPr>
+          <w:rFonts w:ascii="Times New Roman" w:hAnsi="Times New Roman" w:cs="Times New Roman"/>
+          <w:b/>
+          <w:bCs/>
+        </w:rPr>
+        <w:tab/>
+      </w:r>
+      <w:r>
+        <w:rPr>
+          <w:rFonts w:ascii="Times New Roman" w:hAnsi="Times New Roman" w:cs="Times New Roman"/>
+          <w:b/>
+          <w:bCs/>
+        </w:rPr>
+        <w:tab/>
+      </w:r>
+      <w:r>
+        <w:rPr>
+          <w:rFonts w:ascii="Times New Roman" w:hAnsi="Times New Roman" w:cs="Times New Roman"/>
+          <w:b/>
+          <w:bCs/>
+        </w:rPr>
+        <w:t>│     ├── Driver</w:t>
+      </w:r>
+    </w:p>
+    <w:p>
+      <w:pPr>
+        <w:rPr>
+          <w:rFonts w:ascii="Times New Roman" w:hAnsi="Times New Roman" w:cs="Times New Roman"/>
+          <w:b/>
+          <w:bCs/>
+        </w:rPr>
+      </w:pPr>
+      <w:r>
+        <w:rPr>
+          <w:rFonts w:ascii="Times New Roman" w:hAnsi="Times New Roman" w:cs="Times New Roman"/>
+          <w:b/>
+          <w:bCs/>
+        </w:rPr>
+        <w:tab/>
+      </w:r>
+      <w:r>
+        <w:rPr>
+          <w:rFonts w:ascii="Times New Roman" w:hAnsi="Times New Roman" w:cs="Times New Roman"/>
+          <w:b/>
+          <w:bCs/>
+        </w:rPr>
+        <w:tab/>
+      </w:r>
+      <w:r>
+        <w:rPr>
+          <w:rFonts w:ascii="Times New Roman" w:hAnsi="Times New Roman" w:cs="Times New Roman"/>
+          <w:b/>
+          <w:bCs/>
+        </w:rPr>
+        <w:tab/>
+      </w:r>
+      <w:r>
+        <w:rPr>
+          <w:rFonts w:ascii="Times New Roman" w:hAnsi="Times New Roman" w:cs="Times New Roman"/>
+          <w:b/>
+          <w:bCs/>
+        </w:rPr>
+        <w:tab/>
+      </w:r>
+      <w:r>
+        <w:rPr>
+          <w:rFonts w:ascii="Times New Roman" w:hAnsi="Times New Roman" w:cs="Times New Roman"/>
+          <w:b/>
+          <w:bCs/>
+        </w:rPr>
+        <w:tab/>
+      </w:r>
+      <w:r>
+        <w:rPr>
+          <w:rFonts w:ascii="Times New Roman" w:hAnsi="Times New Roman" w:cs="Times New Roman"/>
+          <w:b/>
+          <w:bCs/>
+        </w:rPr>
+        <w:t>│     ├── Sequencer</w:t>
+      </w:r>
+    </w:p>
+    <w:p>
+      <w:pPr>
+        <w:rPr>
+          <w:rFonts w:ascii="Times New Roman" w:hAnsi="Times New Roman" w:cs="Times New Roman"/>
+          <w:b/>
+          <w:bCs/>
+        </w:rPr>
+      </w:pPr>
+      <w:r>
+        <w:rPr>
+          <w:rFonts w:ascii="Times New Roman" w:hAnsi="Times New Roman" w:cs="Times New Roman"/>
+          <w:b/>
+          <w:bCs/>
+        </w:rPr>
+        <w:tab/>
+      </w:r>
+      <w:r>
+        <w:rPr>
+          <w:rFonts w:ascii="Times New Roman" w:hAnsi="Times New Roman" w:cs="Times New Roman"/>
+          <w:b/>
+          <w:bCs/>
+        </w:rPr>
+        <w:tab/>
+      </w:r>
+      <w:r>
+        <w:rPr>
+          <w:rFonts w:ascii="Times New Roman" w:hAnsi="Times New Roman" w:cs="Times New Roman"/>
+          <w:b/>
+          <w:bCs/>
+        </w:rPr>
+        <w:tab/>
+      </w:r>
+      <w:r>
+        <w:rPr>
+          <w:rFonts w:ascii="Times New Roman" w:hAnsi="Times New Roman" w:cs="Times New Roman"/>
+          <w:b/>
+          <w:bCs/>
+        </w:rPr>
+        <w:tab/>
+      </w:r>
+      <w:r>
+        <w:rPr>
+          <w:rFonts w:ascii="Times New Roman" w:hAnsi="Times New Roman" w:cs="Times New Roman"/>
+          <w:b/>
+          <w:bCs/>
+        </w:rPr>
+        <w:tab/>
+      </w:r>
+      <w:r>
+        <w:rPr>
+          <w:rFonts w:ascii="Times New Roman" w:hAnsi="Times New Roman" w:cs="Times New Roman"/>
+          <w:b/>
+          <w:bCs/>
+        </w:rPr>
+        <w:t>│     └── Monitor</w:t>
+      </w:r>
+    </w:p>
+    <w:p>
+      <w:pPr>
+        <w:rPr>
+          <w:rFonts w:ascii="Times New Roman" w:hAnsi="Times New Roman" w:cs="Times New Roman"/>
+          <w:b/>
+          <w:bCs/>
+        </w:rPr>
+      </w:pPr>
+      <w:r>
+        <w:rPr>
+          <w:rFonts w:ascii="Times New Roman" w:hAnsi="Times New Roman" w:cs="Times New Roman"/>
+          <w:b/>
+          <w:bCs/>
+        </w:rPr>
+        <w:tab/>
+      </w:r>
+      <w:r>
+        <w:rPr>
+          <w:rFonts w:ascii="Times New Roman" w:hAnsi="Times New Roman" w:cs="Times New Roman"/>
+          <w:b/>
+          <w:bCs/>
+        </w:rPr>
+        <w:tab/>
+      </w:r>
+      <w:r>
+        <w:rPr>
+          <w:rFonts w:ascii="Times New Roman" w:hAnsi="Times New Roman" w:cs="Times New Roman"/>
+          <w:b/>
+          <w:bCs/>
+        </w:rPr>
+        <w:tab/>
+      </w:r>
+      <w:r>
+        <w:rPr>
+          <w:rFonts w:ascii="Times New Roman" w:hAnsi="Times New Roman" w:cs="Times New Roman"/>
+          <w:b/>
+          <w:bCs/>
+        </w:rPr>
+        <w:tab/>
+      </w:r>
+      <w:r>
+        <w:rPr>
+          <w:rFonts w:ascii="Times New Roman" w:hAnsi="Times New Roman" w:cs="Times New Roman"/>
+          <w:b/>
+          <w:bCs/>
+        </w:rPr>
+        <w:tab/>
+      </w:r>
+      <w:r>
+        <w:rPr>
+          <w:rFonts w:ascii="Times New Roman" w:hAnsi="Times New Roman" w:cs="Times New Roman"/>
+          <w:b/>
+          <w:bCs/>
+        </w:rPr>
+        <w:t>├── Scoreboard</w:t>
+      </w:r>
+    </w:p>
+    <w:p>
+      <w:pPr>
+        <w:rPr>
+          <w:rFonts w:ascii="Times New Roman" w:hAnsi="Times New Roman" w:cs="Times New Roman"/>
+          <w:b/>
+          <w:bCs/>
+        </w:rPr>
+      </w:pPr>
+      <w:r>
+        <w:rPr>
+          <w:rFonts w:ascii="Times New Roman" w:hAnsi="Times New Roman" w:cs="Times New Roman"/>
+          <w:b/>
+          <w:bCs/>
+        </w:rPr>
+        <w:tab/>
+      </w:r>
+      <w:r>
+        <w:rPr>
+          <w:rFonts w:ascii="Times New Roman" w:hAnsi="Times New Roman" w:cs="Times New Roman"/>
+          <w:b/>
+          <w:bCs/>
+        </w:rPr>
+        <w:tab/>
+      </w:r>
+      <w:r>
+        <w:rPr>
+          <w:rFonts w:ascii="Times New Roman" w:hAnsi="Times New Roman" w:cs="Times New Roman"/>
+          <w:b/>
+          <w:bCs/>
+        </w:rPr>
+        <w:tab/>
+      </w:r>
+      <w:r>
+        <w:rPr>
+          <w:rFonts w:ascii="Times New Roman" w:hAnsi="Times New Roman" w:cs="Times New Roman"/>
+          <w:b/>
+          <w:bCs/>
+        </w:rPr>
+        <w:tab/>
+      </w:r>
+      <w:r>
+        <w:rPr>
+          <w:rFonts w:ascii="Times New Roman" w:hAnsi="Times New Roman" w:cs="Times New Roman"/>
+          <w:b/>
+          <w:bCs/>
+        </w:rPr>
+        <w:tab/>
+      </w:r>
+      <w:r>
+        <w:rPr>
+          <w:rFonts w:ascii="Times New Roman" w:hAnsi="Times New Roman" w:cs="Times New Roman"/>
+          <w:b/>
+          <w:bCs/>
+        </w:rPr>
+        <w:t>└── Coverage</w:t>
+      </w:r>
     </w:p>
     <w:p>
       <w:pPr>
@@ -3520,6 +8295,304 @@
     </w:lvl>
   </w:abstractNum>
   <w:abstractNum w:abstractNumId="2" w15:restartNumberingAfterBreak="0">
+    <w:nsid w:val="17647CE0"/>
+    <w:multiLevelType w:val="multilevel"/>
+    <w:tmpl w:val="C3E01138"/>
+    <w:lvl w:ilvl="0">
+      <w:start w:val="1"/>
+      <w:numFmt w:val="bullet"/>
+      <w:lvlText w:val=""/>
+      <w:lvlJc w:val="left"/>
+      <w:pPr>
+        <w:tabs>
+          <w:tab w:val="num" w:pos="720"/>
+        </w:tabs>
+        <w:ind w:left="720" w:hanging="360"/>
+      </w:pPr>
+      <w:rPr>
+        <w:rFonts w:ascii="Symbol" w:hAnsi="Symbol" w:hint="default"/>
+        <w:sz w:val="20"/>
+      </w:rPr>
+    </w:lvl>
+    <w:lvl w:ilvl="1" w:tentative="1">
+      <w:start w:val="1"/>
+      <w:numFmt w:val="bullet"/>
+      <w:lvlText w:val="o"/>
+      <w:lvlJc w:val="left"/>
+      <w:pPr>
+        <w:tabs>
+          <w:tab w:val="num" w:pos="1440"/>
+        </w:tabs>
+        <w:ind w:left="1440" w:hanging="360"/>
+      </w:pPr>
+      <w:rPr>
+        <w:rFonts w:ascii="Courier New" w:hAnsi="Courier New" w:hint="default"/>
+        <w:sz w:val="20"/>
+      </w:rPr>
+    </w:lvl>
+    <w:lvl w:ilvl="2" w:tentative="1">
+      <w:start w:val="1"/>
+      <w:numFmt w:val="bullet"/>
+      <w:lvlText w:val=""/>
+      <w:lvlJc w:val="left"/>
+      <w:pPr>
+        <w:tabs>
+          <w:tab w:val="num" w:pos="2160"/>
+        </w:tabs>
+        <w:ind w:left="2160" w:hanging="360"/>
+      </w:pPr>
+      <w:rPr>
+        <w:rFonts w:ascii="Wingdings" w:hAnsi="Wingdings" w:hint="default"/>
+        <w:sz w:val="20"/>
+      </w:rPr>
+    </w:lvl>
+    <w:lvl w:ilvl="3" w:tentative="1">
+      <w:start w:val="1"/>
+      <w:numFmt w:val="bullet"/>
+      <w:lvlText w:val=""/>
+      <w:lvlJc w:val="left"/>
+      <w:pPr>
+        <w:tabs>
+          <w:tab w:val="num" w:pos="2880"/>
+        </w:tabs>
+        <w:ind w:left="2880" w:hanging="360"/>
+      </w:pPr>
+      <w:rPr>
+        <w:rFonts w:ascii="Wingdings" w:hAnsi="Wingdings" w:hint="default"/>
+        <w:sz w:val="20"/>
+      </w:rPr>
+    </w:lvl>
+    <w:lvl w:ilvl="4" w:tentative="1">
+      <w:start w:val="1"/>
+      <w:numFmt w:val="bullet"/>
+      <w:lvlText w:val=""/>
+      <w:lvlJc w:val="left"/>
+      <w:pPr>
+        <w:tabs>
+          <w:tab w:val="num" w:pos="3600"/>
+        </w:tabs>
+        <w:ind w:left="3600" w:hanging="360"/>
+      </w:pPr>
+      <w:rPr>
+        <w:rFonts w:ascii="Wingdings" w:hAnsi="Wingdings" w:hint="default"/>
+        <w:sz w:val="20"/>
+      </w:rPr>
+    </w:lvl>
+    <w:lvl w:ilvl="5" w:tentative="1">
+      <w:start w:val="1"/>
+      <w:numFmt w:val="bullet"/>
+      <w:lvlText w:val=""/>
+      <w:lvlJc w:val="left"/>
+      <w:pPr>
+        <w:tabs>
+          <w:tab w:val="num" w:pos="4320"/>
+        </w:tabs>
+        <w:ind w:left="4320" w:hanging="360"/>
+      </w:pPr>
+      <w:rPr>
+        <w:rFonts w:ascii="Wingdings" w:hAnsi="Wingdings" w:hint="default"/>
+        <w:sz w:val="20"/>
+      </w:rPr>
+    </w:lvl>
+    <w:lvl w:ilvl="6" w:tentative="1">
+      <w:start w:val="1"/>
+      <w:numFmt w:val="bullet"/>
+      <w:lvlText w:val=""/>
+      <w:lvlJc w:val="left"/>
+      <w:pPr>
+        <w:tabs>
+          <w:tab w:val="num" w:pos="5040"/>
+        </w:tabs>
+        <w:ind w:left="5040" w:hanging="360"/>
+      </w:pPr>
+      <w:rPr>
+        <w:rFonts w:ascii="Wingdings" w:hAnsi="Wingdings" w:hint="default"/>
+        <w:sz w:val="20"/>
+      </w:rPr>
+    </w:lvl>
+    <w:lvl w:ilvl="7" w:tentative="1">
+      <w:start w:val="1"/>
+      <w:numFmt w:val="bullet"/>
+      <w:lvlText w:val=""/>
+      <w:lvlJc w:val="left"/>
+      <w:pPr>
+        <w:tabs>
+          <w:tab w:val="num" w:pos="5760"/>
+        </w:tabs>
+        <w:ind w:left="5760" w:hanging="360"/>
+      </w:pPr>
+      <w:rPr>
+        <w:rFonts w:ascii="Wingdings" w:hAnsi="Wingdings" w:hint="default"/>
+        <w:sz w:val="20"/>
+      </w:rPr>
+    </w:lvl>
+    <w:lvl w:ilvl="8" w:tentative="1">
+      <w:start w:val="1"/>
+      <w:numFmt w:val="bullet"/>
+      <w:lvlText w:val=""/>
+      <w:lvlJc w:val="left"/>
+      <w:pPr>
+        <w:tabs>
+          <w:tab w:val="num" w:pos="6480"/>
+        </w:tabs>
+        <w:ind w:left="6480" w:hanging="360"/>
+      </w:pPr>
+      <w:rPr>
+        <w:rFonts w:ascii="Wingdings" w:hAnsi="Wingdings" w:hint="default"/>
+        <w:sz w:val="20"/>
+      </w:rPr>
+    </w:lvl>
+  </w:abstractNum>
+  <w:abstractNum w:abstractNumId="3" w15:restartNumberingAfterBreak="0">
+    <w:nsid w:val="17FC53F1"/>
+    <w:multiLevelType w:val="multilevel"/>
+    <w:tmpl w:val="FF4821BE"/>
+    <w:lvl w:ilvl="0">
+      <w:start w:val="1"/>
+      <w:numFmt w:val="bullet"/>
+      <w:lvlText w:val=""/>
+      <w:lvlJc w:val="left"/>
+      <w:pPr>
+        <w:tabs>
+          <w:tab w:val="num" w:pos="720"/>
+        </w:tabs>
+        <w:ind w:left="720" w:hanging="360"/>
+      </w:pPr>
+      <w:rPr>
+        <w:rFonts w:ascii="Symbol" w:hAnsi="Symbol" w:hint="default"/>
+        <w:sz w:val="20"/>
+      </w:rPr>
+    </w:lvl>
+    <w:lvl w:ilvl="1">
+      <w:start w:val="1"/>
+      <w:numFmt w:val="bullet"/>
+      <w:lvlText w:val="o"/>
+      <w:lvlJc w:val="left"/>
+      <w:pPr>
+        <w:tabs>
+          <w:tab w:val="num" w:pos="1440"/>
+        </w:tabs>
+        <w:ind w:left="1440" w:hanging="360"/>
+      </w:pPr>
+      <w:rPr>
+        <w:rFonts w:ascii="Courier New" w:hAnsi="Courier New" w:hint="default"/>
+        <w:sz w:val="20"/>
+      </w:rPr>
+    </w:lvl>
+    <w:lvl w:ilvl="2" w:tentative="1">
+      <w:start w:val="1"/>
+      <w:numFmt w:val="bullet"/>
+      <w:lvlText w:val=""/>
+      <w:lvlJc w:val="left"/>
+      <w:pPr>
+        <w:tabs>
+          <w:tab w:val="num" w:pos="2160"/>
+        </w:tabs>
+        <w:ind w:left="2160" w:hanging="360"/>
+      </w:pPr>
+      <w:rPr>
+        <w:rFonts w:ascii="Wingdings" w:hAnsi="Wingdings" w:hint="default"/>
+        <w:sz w:val="20"/>
+      </w:rPr>
+    </w:lvl>
+    <w:lvl w:ilvl="3" w:tentative="1">
+      <w:start w:val="1"/>
+      <w:numFmt w:val="bullet"/>
+      <w:lvlText w:val=""/>
+      <w:lvlJc w:val="left"/>
+      <w:pPr>
+        <w:tabs>
+          <w:tab w:val="num" w:pos="2880"/>
+        </w:tabs>
+        <w:ind w:left="2880" w:hanging="360"/>
+      </w:pPr>
+      <w:rPr>
+        <w:rFonts w:ascii="Wingdings" w:hAnsi="Wingdings" w:hint="default"/>
+        <w:sz w:val="20"/>
+      </w:rPr>
+    </w:lvl>
+    <w:lvl w:ilvl="4" w:tentative="1">
+      <w:start w:val="1"/>
+      <w:numFmt w:val="bullet"/>
+      <w:lvlText w:val=""/>
+      <w:lvlJc w:val="left"/>
+      <w:pPr>
+        <w:tabs>
+          <w:tab w:val="num" w:pos="3600"/>
+        </w:tabs>
+        <w:ind w:left="3600" w:hanging="360"/>
+      </w:pPr>
+      <w:rPr>
+        <w:rFonts w:ascii="Wingdings" w:hAnsi="Wingdings" w:hint="default"/>
+        <w:sz w:val="20"/>
+      </w:rPr>
+    </w:lvl>
+    <w:lvl w:ilvl="5" w:tentative="1">
+      <w:start w:val="1"/>
+      <w:numFmt w:val="bullet"/>
+      <w:lvlText w:val=""/>
+      <w:lvlJc w:val="left"/>
+      <w:pPr>
+        <w:tabs>
+          <w:tab w:val="num" w:pos="4320"/>
+        </w:tabs>
+        <w:ind w:left="4320" w:hanging="360"/>
+      </w:pPr>
+      <w:rPr>
+        <w:rFonts w:ascii="Wingdings" w:hAnsi="Wingdings" w:hint="default"/>
+        <w:sz w:val="20"/>
+      </w:rPr>
+    </w:lvl>
+    <w:lvl w:ilvl="6" w:tentative="1">
+      <w:start w:val="1"/>
+      <w:numFmt w:val="bullet"/>
+      <w:lvlText w:val=""/>
+      <w:lvlJc w:val="left"/>
+      <w:pPr>
+        <w:tabs>
+          <w:tab w:val="num" w:pos="5040"/>
+        </w:tabs>
+        <w:ind w:left="5040" w:hanging="360"/>
+      </w:pPr>
+      <w:rPr>
+        <w:rFonts w:ascii="Wingdings" w:hAnsi="Wingdings" w:hint="default"/>
+        <w:sz w:val="20"/>
+      </w:rPr>
+    </w:lvl>
+    <w:lvl w:ilvl="7" w:tentative="1">
+      <w:start w:val="1"/>
+      <w:numFmt w:val="bullet"/>
+      <w:lvlText w:val=""/>
+      <w:lvlJc w:val="left"/>
+      <w:pPr>
+        <w:tabs>
+          <w:tab w:val="num" w:pos="5760"/>
+        </w:tabs>
+        <w:ind w:left="5760" w:hanging="360"/>
+      </w:pPr>
+      <w:rPr>
+        <w:rFonts w:ascii="Wingdings" w:hAnsi="Wingdings" w:hint="default"/>
+        <w:sz w:val="20"/>
+      </w:rPr>
+    </w:lvl>
+    <w:lvl w:ilvl="8" w:tentative="1">
+      <w:start w:val="1"/>
+      <w:numFmt w:val="bullet"/>
+      <w:lvlText w:val=""/>
+      <w:lvlJc w:val="left"/>
+      <w:pPr>
+        <w:tabs>
+          <w:tab w:val="num" w:pos="6480"/>
+        </w:tabs>
+        <w:ind w:left="6480" w:hanging="360"/>
+      </w:pPr>
+      <w:rPr>
+        <w:rFonts w:ascii="Wingdings" w:hAnsi="Wingdings" w:hint="default"/>
+        <w:sz w:val="20"/>
+      </w:rPr>
+    </w:lvl>
+  </w:abstractNum>
+  <w:abstractNum w:abstractNumId="4" w15:restartNumberingAfterBreak="0">
     <w:nsid w:val="20BD297B"/>
     <w:multiLevelType w:val="multilevel"/>
     <w:tmpl w:val="04B63D44"/>
@@ -3632,7 +8705,156 @@
       </w:pPr>
     </w:lvl>
   </w:abstractNum>
-  <w:abstractNum w:abstractNumId="3" w15:restartNumberingAfterBreak="0">
+  <w:abstractNum w:abstractNumId="5" w15:restartNumberingAfterBreak="0">
+    <w:nsid w:val="378C3030"/>
+    <w:multiLevelType w:val="multilevel"/>
+    <w:tmpl w:val="A74473C4"/>
+    <w:lvl w:ilvl="0">
+      <w:start w:val="1"/>
+      <w:numFmt w:val="bullet"/>
+      <w:lvlText w:val=""/>
+      <w:lvlJc w:val="left"/>
+      <w:pPr>
+        <w:tabs>
+          <w:tab w:val="num" w:pos="720"/>
+        </w:tabs>
+        <w:ind w:left="720" w:hanging="360"/>
+      </w:pPr>
+      <w:rPr>
+        <w:rFonts w:ascii="Symbol" w:hAnsi="Symbol" w:hint="default"/>
+        <w:sz w:val="20"/>
+      </w:rPr>
+    </w:lvl>
+    <w:lvl w:ilvl="1" w:tentative="1">
+      <w:start w:val="1"/>
+      <w:numFmt w:val="bullet"/>
+      <w:lvlText w:val="o"/>
+      <w:lvlJc w:val="left"/>
+      <w:pPr>
+        <w:tabs>
+          <w:tab w:val="num" w:pos="1440"/>
+        </w:tabs>
+        <w:ind w:left="1440" w:hanging="360"/>
+      </w:pPr>
+      <w:rPr>
+        <w:rFonts w:ascii="Courier New" w:hAnsi="Courier New" w:hint="default"/>
+        <w:sz w:val="20"/>
+      </w:rPr>
+    </w:lvl>
+    <w:lvl w:ilvl="2" w:tentative="1">
+      <w:start w:val="1"/>
+      <w:numFmt w:val="bullet"/>
+      <w:lvlText w:val=""/>
+      <w:lvlJc w:val="left"/>
+      <w:pPr>
+        <w:tabs>
+          <w:tab w:val="num" w:pos="2160"/>
+        </w:tabs>
+        <w:ind w:left="2160" w:hanging="360"/>
+      </w:pPr>
+      <w:rPr>
+        <w:rFonts w:ascii="Wingdings" w:hAnsi="Wingdings" w:hint="default"/>
+        <w:sz w:val="20"/>
+      </w:rPr>
+    </w:lvl>
+    <w:lvl w:ilvl="3" w:tentative="1">
+      <w:start w:val="1"/>
+      <w:numFmt w:val="bullet"/>
+      <w:lvlText w:val=""/>
+      <w:lvlJc w:val="left"/>
+      <w:pPr>
+        <w:tabs>
+          <w:tab w:val="num" w:pos="2880"/>
+        </w:tabs>
+        <w:ind w:left="2880" w:hanging="360"/>
+      </w:pPr>
+      <w:rPr>
+        <w:rFonts w:ascii="Wingdings" w:hAnsi="Wingdings" w:hint="default"/>
+        <w:sz w:val="20"/>
+      </w:rPr>
+    </w:lvl>
+    <w:lvl w:ilvl="4" w:tentative="1">
+      <w:start w:val="1"/>
+      <w:numFmt w:val="bullet"/>
+      <w:lvlText w:val=""/>
+      <w:lvlJc w:val="left"/>
+      <w:pPr>
+        <w:tabs>
+          <w:tab w:val="num" w:pos="3600"/>
+        </w:tabs>
+        <w:ind w:left="3600" w:hanging="360"/>
+      </w:pPr>
+      <w:rPr>
+        <w:rFonts w:ascii="Wingdings" w:hAnsi="Wingdings" w:hint="default"/>
+        <w:sz w:val="20"/>
+      </w:rPr>
+    </w:lvl>
+    <w:lvl w:ilvl="5" w:tentative="1">
+      <w:start w:val="1"/>
+      <w:numFmt w:val="bullet"/>
+      <w:lvlText w:val=""/>
+      <w:lvlJc w:val="left"/>
+      <w:pPr>
+        <w:tabs>
+          <w:tab w:val="num" w:pos="4320"/>
+        </w:tabs>
+        <w:ind w:left="4320" w:hanging="360"/>
+      </w:pPr>
+      <w:rPr>
+        <w:rFonts w:ascii="Wingdings" w:hAnsi="Wingdings" w:hint="default"/>
+        <w:sz w:val="20"/>
+      </w:rPr>
+    </w:lvl>
+    <w:lvl w:ilvl="6" w:tentative="1">
+      <w:start w:val="1"/>
+      <w:numFmt w:val="bullet"/>
+      <w:lvlText w:val=""/>
+      <w:lvlJc w:val="left"/>
+      <w:pPr>
+        <w:tabs>
+          <w:tab w:val="num" w:pos="5040"/>
+        </w:tabs>
+        <w:ind w:left="5040" w:hanging="360"/>
+      </w:pPr>
+      <w:rPr>
+        <w:rFonts w:ascii="Wingdings" w:hAnsi="Wingdings" w:hint="default"/>
+        <w:sz w:val="20"/>
+      </w:rPr>
+    </w:lvl>
+    <w:lvl w:ilvl="7" w:tentative="1">
+      <w:start w:val="1"/>
+      <w:numFmt w:val="bullet"/>
+      <w:lvlText w:val=""/>
+      <w:lvlJc w:val="left"/>
+      <w:pPr>
+        <w:tabs>
+          <w:tab w:val="num" w:pos="5760"/>
+        </w:tabs>
+        <w:ind w:left="5760" w:hanging="360"/>
+      </w:pPr>
+      <w:rPr>
+        <w:rFonts w:ascii="Wingdings" w:hAnsi="Wingdings" w:hint="default"/>
+        <w:sz w:val="20"/>
+      </w:rPr>
+    </w:lvl>
+    <w:lvl w:ilvl="8" w:tentative="1">
+      <w:start w:val="1"/>
+      <w:numFmt w:val="bullet"/>
+      <w:lvlText w:val=""/>
+      <w:lvlJc w:val="left"/>
+      <w:pPr>
+        <w:tabs>
+          <w:tab w:val="num" w:pos="6480"/>
+        </w:tabs>
+        <w:ind w:left="6480" w:hanging="360"/>
+      </w:pPr>
+      <w:rPr>
+        <w:rFonts w:ascii="Wingdings" w:hAnsi="Wingdings" w:hint="default"/>
+        <w:sz w:val="20"/>
+      </w:rPr>
+    </w:lvl>
+  </w:abstractNum>
+  <w:abstractNum w:abstractNumId="6" w15:restartNumberingAfterBreak="0">
     <w:nsid w:val="3C584975"/>
     <w:multiLevelType w:val="multilevel"/>
     <w:tmpl w:val="8FDEC5EE"/>
@@ -3781,7 +9003,269 @@
       </w:rPr>
     </w:lvl>
   </w:abstractNum>
-  <w:abstractNum w:abstractNumId="4" w15:restartNumberingAfterBreak="0">
+  <w:abstractNum w:abstractNumId="7" w15:restartNumberingAfterBreak="0">
+    <w:nsid w:val="47233C56"/>
+    <w:multiLevelType w:val="multilevel"/>
+    <w:tmpl w:val="C59096E0"/>
+    <w:lvl w:ilvl="0">
+      <w:start w:val="1"/>
+      <w:numFmt w:val="bullet"/>
+      <w:lvlText w:val=""/>
+      <w:lvlJc w:val="left"/>
+      <w:pPr>
+        <w:tabs>
+          <w:tab w:val="num" w:pos="720"/>
+        </w:tabs>
+        <w:ind w:left="720" w:hanging="360"/>
+      </w:pPr>
+      <w:rPr>
+        <w:rFonts w:ascii="Symbol" w:hAnsi="Symbol" w:hint="default"/>
+        <w:sz w:val="20"/>
+      </w:rPr>
+    </w:lvl>
+    <w:lvl w:ilvl="1">
+      <w:start w:val="1"/>
+      <w:numFmt w:val="bullet"/>
+      <w:lvlText w:val="o"/>
+      <w:lvlJc w:val="left"/>
+      <w:pPr>
+        <w:tabs>
+          <w:tab w:val="num" w:pos="1440"/>
+        </w:tabs>
+        <w:ind w:left="1440" w:hanging="360"/>
+      </w:pPr>
+      <w:rPr>
+        <w:rFonts w:ascii="Courier New" w:hAnsi="Courier New" w:hint="default"/>
+        <w:sz w:val="20"/>
+      </w:rPr>
+    </w:lvl>
+    <w:lvl w:ilvl="2" w:tentative="1">
+      <w:start w:val="1"/>
+      <w:numFmt w:val="bullet"/>
+      <w:lvlText w:val=""/>
+      <w:lvlJc w:val="left"/>
+      <w:pPr>
+        <w:tabs>
+          <w:tab w:val="num" w:pos="2160"/>
+        </w:tabs>
+        <w:ind w:left="2160" w:hanging="360"/>
+      </w:pPr>
+      <w:rPr>
+        <w:rFonts w:ascii="Wingdings" w:hAnsi="Wingdings" w:hint="default"/>
+        <w:sz w:val="20"/>
+      </w:rPr>
+    </w:lvl>
+    <w:lvl w:ilvl="3" w:tentative="1">
+      <w:start w:val="1"/>
+      <w:numFmt w:val="bullet"/>
+      <w:lvlText w:val=""/>
+      <w:lvlJc w:val="left"/>
+      <w:pPr>
+        <w:tabs>
+          <w:tab w:val="num" w:pos="2880"/>
+        </w:tabs>
+        <w:ind w:left="2880" w:hanging="360"/>
+      </w:pPr>
+      <w:rPr>
+        <w:rFonts w:ascii="Wingdings" w:hAnsi="Wingdings" w:hint="default"/>
+        <w:sz w:val="20"/>
+      </w:rPr>
+    </w:lvl>
+    <w:lvl w:ilvl="4" w:tentative="1">
+      <w:start w:val="1"/>
+      <w:numFmt w:val="bullet"/>
+      <w:lvlText w:val=""/>
+      <w:lvlJc w:val="left"/>
+      <w:pPr>
+        <w:tabs>
+          <w:tab w:val="num" w:pos="3600"/>
+        </w:tabs>
+        <w:ind w:left="3600" w:hanging="360"/>
+      </w:pPr>
+      <w:rPr>
+        <w:rFonts w:ascii="Wingdings" w:hAnsi="Wingdings" w:hint="default"/>
+        <w:sz w:val="20"/>
+      </w:rPr>
+    </w:lvl>
+    <w:lvl w:ilvl="5" w:tentative="1">
+      <w:start w:val="1"/>
+      <w:numFmt w:val="bullet"/>
+      <w:lvlText w:val=""/>
+      <w:lvlJc w:val="left"/>
+      <w:pPr>
+        <w:tabs>
+          <w:tab w:val="num" w:pos="4320"/>
+        </w:tabs>
+        <w:ind w:left="4320" w:hanging="360"/>
+      </w:pPr>
+      <w:rPr>
+        <w:rFonts w:ascii="Wingdings" w:hAnsi="Wingdings" w:hint="default"/>
+        <w:sz w:val="20"/>
+      </w:rPr>
+    </w:lvl>
+    <w:lvl w:ilvl="6" w:tentative="1">
+      <w:start w:val="1"/>
+      <w:numFmt w:val="bullet"/>
+      <w:lvlText w:val=""/>
+      <w:lvlJc w:val="left"/>
+      <w:pPr>
+        <w:tabs>
+          <w:tab w:val="num" w:pos="5040"/>
+        </w:tabs>
+        <w:ind w:left="5040" w:hanging="360"/>
+      </w:pPr>
+      <w:rPr>
+        <w:rFonts w:ascii="Wingdings" w:hAnsi="Wingdings" w:hint="default"/>
+        <w:sz w:val="20"/>
+      </w:rPr>
+    </w:lvl>
+    <w:lvl w:ilvl="7" w:tentative="1">
+      <w:start w:val="1"/>
+      <w:numFmt w:val="bullet"/>
+      <w:lvlText w:val=""/>
+      <w:lvlJc w:val="left"/>
+      <w:pPr>
+        <w:tabs>
+          <w:tab w:val="num" w:pos="5760"/>
+        </w:tabs>
+        <w:ind w:left="5760" w:hanging="360"/>
+      </w:pPr>
+      <w:rPr>
+        <w:rFonts w:ascii="Wingdings" w:hAnsi="Wingdings" w:hint="default"/>
+        <w:sz w:val="20"/>
+      </w:rPr>
+    </w:lvl>
+    <w:lvl w:ilvl="8" w:tentative="1">
+      <w:start w:val="1"/>
+      <w:numFmt w:val="bullet"/>
+      <w:lvlText w:val=""/>
+      <w:lvlJc w:val="left"/>
+      <w:pPr>
+        <w:tabs>
+          <w:tab w:val="num" w:pos="6480"/>
+        </w:tabs>
+        <w:ind w:left="6480" w:hanging="360"/>
+      </w:pPr>
+      <w:rPr>
+        <w:rFonts w:ascii="Wingdings" w:hAnsi="Wingdings" w:hint="default"/>
+        <w:sz w:val="20"/>
+      </w:rPr>
+    </w:lvl>
+  </w:abstractNum>
+  <w:abstractNum w:abstractNumId="8" w15:restartNumberingAfterBreak="0">
+    <w:nsid w:val="4ECF2CBC"/>
+    <w:multiLevelType w:val="multilevel"/>
+    <w:tmpl w:val="04B63D44"/>
+    <w:lvl w:ilvl="0">
+      <w:start w:val="1"/>
+      <w:numFmt w:val="decimal"/>
+      <w:lvlText w:val="%1."/>
+      <w:lvlJc w:val="left"/>
+      <w:pPr>
+        <w:tabs>
+          <w:tab w:val="num" w:pos="720"/>
+        </w:tabs>
+        <w:ind w:left="720" w:hanging="360"/>
+      </w:pPr>
+    </w:lvl>
+    <w:lvl w:ilvl="1" w:tentative="1">
+      <w:start w:val="1"/>
+      <w:numFmt w:val="decimal"/>
+      <w:lvlText w:val="%2."/>
+      <w:lvlJc w:val="left"/>
+      <w:pPr>
+        <w:tabs>
+          <w:tab w:val="num" w:pos="1440"/>
+        </w:tabs>
+        <w:ind w:left="1440" w:hanging="360"/>
+      </w:pPr>
+    </w:lvl>
+    <w:lvl w:ilvl="2" w:tentative="1">
+      <w:start w:val="1"/>
+      <w:numFmt w:val="decimal"/>
+      <w:lvlText w:val="%3."/>
+      <w:lvlJc w:val="left"/>
+      <w:pPr>
+        <w:tabs>
+          <w:tab w:val="num" w:pos="2160"/>
+        </w:tabs>
+        <w:ind w:left="2160" w:hanging="360"/>
+      </w:pPr>
+    </w:lvl>
+    <w:lvl w:ilvl="3" w:tentative="1">
+      <w:start w:val="1"/>
+      <w:numFmt w:val="decimal"/>
+      <w:lvlText w:val="%4."/>
+      <w:lvlJc w:val="left"/>
+      <w:pPr>
+        <w:tabs>
+          <w:tab w:val="num" w:pos="2880"/>
+        </w:tabs>
+        <w:ind w:left="2880" w:hanging="360"/>
+      </w:pPr>
+    </w:lvl>
+    <w:lvl w:ilvl="4" w:tentative="1">
+      <w:start w:val="1"/>
+      <w:numFmt w:val="decimal"/>
+      <w:lvlText w:val="%5."/>
+      <w:lvlJc w:val="left"/>
+      <w:pPr>
+        <w:tabs>
+          <w:tab w:val="num" w:pos="3600"/>
+        </w:tabs>
+        <w:ind w:left="3600" w:hanging="360"/>
+      </w:pPr>
+    </w:lvl>
+    <w:lvl w:ilvl="5" w:tentative="1">
+      <w:start w:val="1"/>
+      <w:numFmt w:val="decimal"/>
+      <w:lvlText w:val="%6."/>
+      <w:lvlJc w:val="left"/>
+      <w:pPr>
+        <w:tabs>
+          <w:tab w:val="num" w:pos="4320"/>
+        </w:tabs>
+        <w:ind w:left="4320" w:hanging="360"/>
+      </w:pPr>
+    </w:lvl>
+    <w:lvl w:ilvl="6" w:tentative="1">
+      <w:start w:val="1"/>
+      <w:numFmt w:val="decimal"/>
+      <w:lvlText w:val="%7."/>
+      <w:lvlJc w:val="left"/>
+      <w:pPr>
+        <w:tabs>
+          <w:tab w:val="num" w:pos="5040"/>
+        </w:tabs>
+        <w:ind w:left="5040" w:hanging="360"/>
+      </w:pPr>
+    </w:lvl>
+    <w:lvl w:ilvl="7" w:tentative="1">
+      <w:start w:val="1"/>
+      <w:numFmt w:val="decimal"/>
+      <w:lvlText w:val="%8."/>
+      <w:lvlJc w:val="left"/>
+      <w:pPr>
+        <w:tabs>
+          <w:tab w:val="num" w:pos="5760"/>
+        </w:tabs>
+        <w:ind w:left="5760" w:hanging="360"/>
+      </w:pPr>
+    </w:lvl>
+    <w:lvl w:ilvl="8" w:tentative="1">
+      <w:start w:val="1"/>
+      <w:numFmt w:val="decimal"/>
+      <w:lvlText w:val="%9."/>
+      <w:lvlJc w:val="left"/>
+      <w:pPr>
+        <w:tabs>
+          <w:tab w:val="num" w:pos="6480"/>
+        </w:tabs>
+        <w:ind w:left="6480" w:hanging="360"/>
+      </w:pPr>
+    </w:lvl>
+  </w:abstractNum>
+  <w:abstractNum w:abstractNumId="9" w15:restartNumberingAfterBreak="0">
     <w:nsid w:val="4EFC5B76"/>
     <w:multiLevelType w:val="hybridMultilevel"/>
     <w:tmpl w:val="279E1AD8"/>
@@ -3894,7 +9378,156 @@
       </w:rPr>
     </w:lvl>
   </w:abstractNum>
-  <w:abstractNum w:abstractNumId="5" w15:restartNumberingAfterBreak="0">
+  <w:abstractNum w:abstractNumId="10" w15:restartNumberingAfterBreak="0">
+    <w:nsid w:val="5D827DEF"/>
+    <w:multiLevelType w:val="multilevel"/>
+    <w:tmpl w:val="0BD2C40E"/>
+    <w:lvl w:ilvl="0">
+      <w:start w:val="1"/>
+      <w:numFmt w:val="bullet"/>
+      <w:lvlText w:val=""/>
+      <w:lvlJc w:val="left"/>
+      <w:pPr>
+        <w:tabs>
+          <w:tab w:val="num" w:pos="720"/>
+        </w:tabs>
+        <w:ind w:left="720" w:hanging="360"/>
+      </w:pPr>
+      <w:rPr>
+        <w:rFonts w:ascii="Symbol" w:hAnsi="Symbol" w:hint="default"/>
+        <w:sz w:val="20"/>
+      </w:rPr>
+    </w:lvl>
+    <w:lvl w:ilvl="1" w:tentative="1">
+      <w:start w:val="1"/>
+      <w:numFmt w:val="bullet"/>
+      <w:lvlText w:val="o"/>
+      <w:lvlJc w:val="left"/>
+      <w:pPr>
+        <w:tabs>
+          <w:tab w:val="num" w:pos="1440"/>
+        </w:tabs>
+        <w:ind w:left="1440" w:hanging="360"/>
+      </w:pPr>
+      <w:rPr>
+        <w:rFonts w:ascii="Courier New" w:hAnsi="Courier New" w:hint="default"/>
+        <w:sz w:val="20"/>
+      </w:rPr>
+    </w:lvl>
+    <w:lvl w:ilvl="2" w:tentative="1">
+      <w:start w:val="1"/>
+      <w:numFmt w:val="bullet"/>
+      <w:lvlText w:val=""/>
+      <w:lvlJc w:val="left"/>
+      <w:pPr>
+        <w:tabs>
+          <w:tab w:val="num" w:pos="2160"/>
+        </w:tabs>
+        <w:ind w:left="2160" w:hanging="360"/>
+      </w:pPr>
+      <w:rPr>
+        <w:rFonts w:ascii="Wingdings" w:hAnsi="Wingdings" w:hint="default"/>
+        <w:sz w:val="20"/>
+      </w:rPr>
+    </w:lvl>
+    <w:lvl w:ilvl="3" w:tentative="1">
+      <w:start w:val="1"/>
+      <w:numFmt w:val="bullet"/>
+      <w:lvlText w:val=""/>
+      <w:lvlJc w:val="left"/>
+      <w:pPr>
+        <w:tabs>
+          <w:tab w:val="num" w:pos="2880"/>
+        </w:tabs>
+        <w:ind w:left="2880" w:hanging="360"/>
+      </w:pPr>
+      <w:rPr>
+        <w:rFonts w:ascii="Wingdings" w:hAnsi="Wingdings" w:hint="default"/>
+        <w:sz w:val="20"/>
+      </w:rPr>
+    </w:lvl>
+    <w:lvl w:ilvl="4" w:tentative="1">
+      <w:start w:val="1"/>
+      <w:numFmt w:val="bullet"/>
+      <w:lvlText w:val=""/>
+      <w:lvlJc w:val="left"/>
+      <w:pPr>
+        <w:tabs>
+          <w:tab w:val="num" w:pos="3600"/>
+        </w:tabs>
+        <w:ind w:left="3600" w:hanging="360"/>
+      </w:pPr>
+      <w:rPr>
+        <w:rFonts w:ascii="Wingdings" w:hAnsi="Wingdings" w:hint="default"/>
+        <w:sz w:val="20"/>
+      </w:rPr>
+    </w:lvl>
+    <w:lvl w:ilvl="5" w:tentative="1">
+      <w:start w:val="1"/>
+      <w:numFmt w:val="bullet"/>
+      <w:lvlText w:val=""/>
+      <w:lvlJc w:val="left"/>
+      <w:pPr>
+        <w:tabs>
+          <w:tab w:val="num" w:pos="4320"/>
+        </w:tabs>
+        <w:ind w:left="4320" w:hanging="360"/>
+      </w:pPr>
+      <w:rPr>
+        <w:rFonts w:ascii="Wingdings" w:hAnsi="Wingdings" w:hint="default"/>
+        <w:sz w:val="20"/>
+      </w:rPr>
+    </w:lvl>
+    <w:lvl w:ilvl="6" w:tentative="1">
+      <w:start w:val="1"/>
+      <w:numFmt w:val="bullet"/>
+      <w:lvlText w:val=""/>
+      <w:lvlJc w:val="left"/>
+      <w:pPr>
+        <w:tabs>
+          <w:tab w:val="num" w:pos="5040"/>
+        </w:tabs>
+        <w:ind w:left="5040" w:hanging="360"/>
+      </w:pPr>
+      <w:rPr>
+        <w:rFonts w:ascii="Wingdings" w:hAnsi="Wingdings" w:hint="default"/>
+        <w:sz w:val="20"/>
+      </w:rPr>
+    </w:lvl>
+    <w:lvl w:ilvl="7" w:tentative="1">
+      <w:start w:val="1"/>
+      <w:numFmt w:val="bullet"/>
+      <w:lvlText w:val=""/>
+      <w:lvlJc w:val="left"/>
+      <w:pPr>
+        <w:tabs>
+          <w:tab w:val="num" w:pos="5760"/>
+        </w:tabs>
+        <w:ind w:left="5760" w:hanging="360"/>
+      </w:pPr>
+      <w:rPr>
+        <w:rFonts w:ascii="Wingdings" w:hAnsi="Wingdings" w:hint="default"/>
+        <w:sz w:val="20"/>
+      </w:rPr>
+    </w:lvl>
+    <w:lvl w:ilvl="8" w:tentative="1">
+      <w:start w:val="1"/>
+      <w:numFmt w:val="bullet"/>
+      <w:lvlText w:val=""/>
+      <w:lvlJc w:val="left"/>
+      <w:pPr>
+        <w:tabs>
+          <w:tab w:val="num" w:pos="6480"/>
+        </w:tabs>
+        <w:ind w:left="6480" w:hanging="360"/>
+      </w:pPr>
+      <w:rPr>
+        <w:rFonts w:ascii="Wingdings" w:hAnsi="Wingdings" w:hint="default"/>
+        <w:sz w:val="20"/>
+      </w:rPr>
+    </w:lvl>
+  </w:abstractNum>
+  <w:abstractNum w:abstractNumId="11" w15:restartNumberingAfterBreak="0">
     <w:nsid w:val="68177D20"/>
     <w:multiLevelType w:val="multilevel"/>
     <w:tmpl w:val="18EA2BD2"/>
@@ -4043,7 +9676,156 @@
       </w:rPr>
     </w:lvl>
   </w:abstractNum>
-  <w:abstractNum w:abstractNumId="6" w15:restartNumberingAfterBreak="0">
+  <w:abstractNum w:abstractNumId="12" w15:restartNumberingAfterBreak="0">
+    <w:nsid w:val="743554DC"/>
+    <w:multiLevelType w:val="multilevel"/>
+    <w:tmpl w:val="A8289CF4"/>
+    <w:lvl w:ilvl="0">
+      <w:start w:val="1"/>
+      <w:numFmt w:val="bullet"/>
+      <w:lvlText w:val=""/>
+      <w:lvlJc w:val="left"/>
+      <w:pPr>
+        <w:tabs>
+          <w:tab w:val="num" w:pos="720"/>
+        </w:tabs>
+        <w:ind w:left="720" w:hanging="360"/>
+      </w:pPr>
+      <w:rPr>
+        <w:rFonts w:ascii="Symbol" w:hAnsi="Symbol" w:hint="default"/>
+        <w:sz w:val="20"/>
+      </w:rPr>
+    </w:lvl>
+    <w:lvl w:ilvl="1" w:tentative="1">
+      <w:start w:val="1"/>
+      <w:numFmt w:val="bullet"/>
+      <w:lvlText w:val="o"/>
+      <w:lvlJc w:val="left"/>
+      <w:pPr>
+        <w:tabs>
+          <w:tab w:val="num" w:pos="1440"/>
+        </w:tabs>
+        <w:ind w:left="1440" w:hanging="360"/>
+      </w:pPr>
+      <w:rPr>
+        <w:rFonts w:ascii="Courier New" w:hAnsi="Courier New" w:hint="default"/>
+        <w:sz w:val="20"/>
+      </w:rPr>
+    </w:lvl>
+    <w:lvl w:ilvl="2" w:tentative="1">
+      <w:start w:val="1"/>
+      <w:numFmt w:val="bullet"/>
+      <w:lvlText w:val=""/>
+      <w:lvlJc w:val="left"/>
+      <w:pPr>
+        <w:tabs>
+          <w:tab w:val="num" w:pos="2160"/>
+        </w:tabs>
+        <w:ind w:left="2160" w:hanging="360"/>
+      </w:pPr>
+      <w:rPr>
+        <w:rFonts w:ascii="Wingdings" w:hAnsi="Wingdings" w:hint="default"/>
+        <w:sz w:val="20"/>
+      </w:rPr>
+    </w:lvl>
+    <w:lvl w:ilvl="3" w:tentative="1">
+      <w:start w:val="1"/>
+      <w:numFmt w:val="bullet"/>
+      <w:lvlText w:val=""/>
+      <w:lvlJc w:val="left"/>
+      <w:pPr>
+        <w:tabs>
+          <w:tab w:val="num" w:pos="2880"/>
+        </w:tabs>
+        <w:ind w:left="2880" w:hanging="360"/>
+      </w:pPr>
+      <w:rPr>
+        <w:rFonts w:ascii="Wingdings" w:hAnsi="Wingdings" w:hint="default"/>
+        <w:sz w:val="20"/>
+      </w:rPr>
+    </w:lvl>
+    <w:lvl w:ilvl="4" w:tentative="1">
+      <w:start w:val="1"/>
+      <w:numFmt w:val="bullet"/>
+      <w:lvlText w:val=""/>
+      <w:lvlJc w:val="left"/>
+      <w:pPr>
+        <w:tabs>
+          <w:tab w:val="num" w:pos="3600"/>
+        </w:tabs>
+        <w:ind w:left="3600" w:hanging="360"/>
+      </w:pPr>
+      <w:rPr>
+        <w:rFonts w:ascii="Wingdings" w:hAnsi="Wingdings" w:hint="default"/>
+        <w:sz w:val="20"/>
+      </w:rPr>
+    </w:lvl>
+    <w:lvl w:ilvl="5" w:tentative="1">
+      <w:start w:val="1"/>
+      <w:numFmt w:val="bullet"/>
+      <w:lvlText w:val=""/>
+      <w:lvlJc w:val="left"/>
+      <w:pPr>
+        <w:tabs>
+          <w:tab w:val="num" w:pos="4320"/>
+        </w:tabs>
+        <w:ind w:left="4320" w:hanging="360"/>
+      </w:pPr>
+      <w:rPr>
+        <w:rFonts w:ascii="Wingdings" w:hAnsi="Wingdings" w:hint="default"/>
+        <w:sz w:val="20"/>
+      </w:rPr>
+    </w:lvl>
+    <w:lvl w:ilvl="6" w:tentative="1">
+      <w:start w:val="1"/>
+      <w:numFmt w:val="bullet"/>
+      <w:lvlText w:val=""/>
+      <w:lvlJc w:val="left"/>
+      <w:pPr>
+        <w:tabs>
+          <w:tab w:val="num" w:pos="5040"/>
+        </w:tabs>
+        <w:ind w:left="5040" w:hanging="360"/>
+      </w:pPr>
+      <w:rPr>
+        <w:rFonts w:ascii="Wingdings" w:hAnsi="Wingdings" w:hint="default"/>
+        <w:sz w:val="20"/>
+      </w:rPr>
+    </w:lvl>
+    <w:lvl w:ilvl="7" w:tentative="1">
+      <w:start w:val="1"/>
+      <w:numFmt w:val="bullet"/>
+      <w:lvlText w:val=""/>
+      <w:lvlJc w:val="left"/>
+      <w:pPr>
+        <w:tabs>
+          <w:tab w:val="num" w:pos="5760"/>
+        </w:tabs>
+        <w:ind w:left="5760" w:hanging="360"/>
+      </w:pPr>
+      <w:rPr>
+        <w:rFonts w:ascii="Wingdings" w:hAnsi="Wingdings" w:hint="default"/>
+        <w:sz w:val="20"/>
+      </w:rPr>
+    </w:lvl>
+    <w:lvl w:ilvl="8" w:tentative="1">
+      <w:start w:val="1"/>
+      <w:numFmt w:val="bullet"/>
+      <w:lvlText w:val=""/>
+      <w:lvlJc w:val="left"/>
+      <w:pPr>
+        <w:tabs>
+          <w:tab w:val="num" w:pos="6480"/>
+        </w:tabs>
+        <w:ind w:left="6480" w:hanging="360"/>
+      </w:pPr>
+      <w:rPr>
+        <w:rFonts w:ascii="Wingdings" w:hAnsi="Wingdings" w:hint="default"/>
+        <w:sz w:val="20"/>
+      </w:rPr>
+    </w:lvl>
+  </w:abstractNum>
+  <w:abstractNum w:abstractNumId="13" w15:restartNumberingAfterBreak="0">
     <w:nsid w:val="78F0714F"/>
     <w:multiLevelType w:val="multilevel"/>
     <w:tmpl w:val="8A68525E"/>
@@ -4196,22 +9978,43 @@
     <w:abstractNumId w:val="0"/>
   </w:num>
   <w:num w:numId="2" w16cid:durableId="1660042315">
-    <w:abstractNumId w:val="2"/>
+    <w:abstractNumId w:val="4"/>
   </w:num>
   <w:num w:numId="3" w16cid:durableId="1209151166">
-    <w:abstractNumId w:val="5"/>
+    <w:abstractNumId w:val="11"/>
   </w:num>
   <w:num w:numId="4" w16cid:durableId="702243830">
+    <w:abstractNumId w:val="13"/>
+  </w:num>
+  <w:num w:numId="5" w16cid:durableId="1810904177">
     <w:abstractNumId w:val="6"/>
   </w:num>
-  <w:num w:numId="5" w16cid:durableId="1810904177">
-    <w:abstractNumId w:val="3"/>
-  </w:num>
   <w:num w:numId="6" w16cid:durableId="2012682099">
-    <w:abstractNumId w:val="4"/>
+    <w:abstractNumId w:val="9"/>
   </w:num>
   <w:num w:numId="7" w16cid:durableId="189074248">
     <w:abstractNumId w:val="1"/>
+  </w:num>
+  <w:num w:numId="8" w16cid:durableId="1574700095">
+    <w:abstractNumId w:val="12"/>
+  </w:num>
+  <w:num w:numId="9" w16cid:durableId="1621299866">
+    <w:abstractNumId w:val="10"/>
+  </w:num>
+  <w:num w:numId="10" w16cid:durableId="1294483538">
+    <w:abstractNumId w:val="8"/>
+  </w:num>
+  <w:num w:numId="11" w16cid:durableId="1586307767">
+    <w:abstractNumId w:val="5"/>
+  </w:num>
+  <w:num w:numId="12" w16cid:durableId="1152648012">
+    <w:abstractNumId w:val="7"/>
+  </w:num>
+  <w:num w:numId="13" w16cid:durableId="2025551096">
+    <w:abstractNumId w:val="3"/>
+  </w:num>
+  <w:num w:numId="14" w16cid:durableId="172376469">
+    <w:abstractNumId w:val="2"/>
   </w:num>
 </w:numbering>
 </file>
@@ -4614,7 +10417,7 @@
   <w:style w:type="paragraph" w:default="1" w:styleId="Normal">
     <w:name w:val="Normal"/>
     <w:qFormat/>
-    <w:rsid w:val="00F71005"/>
+    <w:rsid w:val="00AA6E45"/>
   </w:style>
   <w:style w:type="paragraph" w:styleId="Heading1">
     <w:name w:val="heading 1"/>
@@ -4818,7 +10621,6 @@
   <w:style w:type="character" w:default="1" w:styleId="DefaultParagraphFont">
     <w:name w:val="Default Paragraph Font"/>
     <w:uiPriority w:val="1"/>
-    <w:semiHidden/>
     <w:unhideWhenUsed/>
   </w:style>
   <w:style w:type="table" w:default="1" w:styleId="TableNormal">

--- a/NOTES.docx
+++ b/NOTES.docx
@@ -760,7 +760,7 @@
               <m:sty m:val="p"/>
             </m:rPr>
             <w:rPr>
-              <w:rFonts w:ascii="Times New Roman" w:hAnsi="Times New Roman" w:cs="Times New Roman"/>
+              <w:rFonts w:ascii="Cambria Math" w:hAnsi="Cambria Math" w:cs="Times New Roman"/>
               <w:sz w:val="24"/>
               <w:szCs w:val="24"/>
             </w:rPr>
@@ -776,17 +776,7 @@
           <w:sz w:val="24"/>
           <w:szCs w:val="24"/>
         </w:rPr>
-        <w:t>Example:</w:t>
-      </w:r>
-      <w:r>
-        <w:rPr>
-          <w:rFonts w:ascii="Times New Roman" w:hAnsi="Times New Roman" w:cs="Times New Roman"/>
-          <w:b/>
-          <w:bCs/>
-          <w:sz w:val="24"/>
-          <w:szCs w:val="24"/>
-        </w:rPr>
-        <w:t xml:space="preserve"> </w:t>
+        <w:t xml:space="preserve">Example: </w:t>
       </w:r>
       <w:r>
         <w:rPr>
@@ -977,7 +967,7 @@
               <m:sty m:val="p"/>
             </m:rPr>
             <w:rPr>
-              <w:rFonts w:ascii="Times New Roman" w:hAnsi="Times New Roman" w:cs="Times New Roman"/>
+              <w:rFonts w:ascii="Cambria Math" w:hAnsi="Cambria Math" w:cs="Times New Roman"/>
               <w:sz w:val="24"/>
               <w:szCs w:val="24"/>
             </w:rPr>
@@ -1069,7 +1059,7 @@
               <m:sty m:val="p"/>
             </m:rPr>
             <w:rPr>
-              <w:rFonts w:ascii="Times New Roman" w:hAnsi="Times New Roman" w:cs="Times New Roman"/>
+              <w:rFonts w:ascii="Cambria Math" w:hAnsi="Cambria Math" w:cs="Times New Roman"/>
               <w:sz w:val="24"/>
               <w:szCs w:val="24"/>
             </w:rPr>
@@ -1101,7 +1091,7 @@
               <m:sty m:val="p"/>
             </m:rPr>
             <w:rPr>
-              <w:rFonts w:ascii="Times New Roman" w:hAnsi="Times New Roman" w:cs="Times New Roman"/>
+              <w:rFonts w:ascii="Cambria Math" w:hAnsi="Cambria Math" w:cs="Times New Roman"/>
               <w:sz w:val="24"/>
               <w:szCs w:val="24"/>
             </w:rPr>
@@ -1133,7 +1123,7 @@
               <m:sty m:val="p"/>
             </m:rPr>
             <w:rPr>
-              <w:rFonts w:ascii="Times New Roman" w:hAnsi="Times New Roman" w:cs="Times New Roman"/>
+              <w:rFonts w:ascii="Cambria Math" w:hAnsi="Cambria Math" w:cs="Times New Roman"/>
               <w:sz w:val="24"/>
               <w:szCs w:val="24"/>
             </w:rPr>
@@ -1146,7 +1136,7 @@
               <m:sty m:val="p"/>
             </m:rPr>
             <w:rPr>
-              <w:rFonts w:ascii="Times New Roman" w:hAnsi="Times New Roman" w:cs="Times New Roman"/>
+              <w:rFonts w:ascii="Cambria Math" w:hAnsi="Cambria Math" w:cs="Times New Roman"/>
               <w:sz w:val="24"/>
               <w:szCs w:val="24"/>
             </w:rPr>
@@ -1469,11 +1459,6 @@
           <w:rFonts w:ascii="Times New Roman" w:hAnsi="Times New Roman" w:cs="Times New Roman"/>
         </w:rPr>
         <w:tab/>
-      </w:r>
-      <w:r>
-        <w:rPr>
-          <w:rFonts w:ascii="Times New Roman" w:hAnsi="Times New Roman" w:cs="Times New Roman"/>
-        </w:rPr>
         <w:t>OR</w:t>
       </w:r>
     </w:p>
@@ -1536,7 +1521,7 @@
               <m:sty m:val="p"/>
             </m:rPr>
             <w:rPr>
-              <w:rFonts w:ascii="Times New Roman" w:hAnsi="Times New Roman" w:cs="Times New Roman"/>
+              <w:rFonts w:ascii="Cambria Math" w:hAnsi="Cambria Math" w:cs="Times New Roman"/>
             </w:rPr>
             <w:br/>
           </m:r>
@@ -1647,7 +1632,7 @@
               <m:sty m:val="p"/>
             </m:rPr>
             <w:rPr>
-              <w:rFonts w:ascii="Times New Roman" w:hAnsi="Times New Roman" w:cs="Times New Roman"/>
+              <w:rFonts w:ascii="Cambria Math" w:hAnsi="Cambria Math" w:cs="Times New Roman"/>
             </w:rPr>
             <w:br/>
           </m:r>
@@ -1673,7 +1658,7 @@
               <m:sty m:val="p"/>
             </m:rPr>
             <w:rPr>
-              <w:rFonts w:ascii="Times New Roman" w:hAnsi="Times New Roman" w:cs="Times New Roman"/>
+              <w:rFonts w:ascii="Cambria Math" w:hAnsi="Cambria Math" w:cs="Times New Roman"/>
             </w:rPr>
             <w:br/>
           </m:r>
@@ -1815,7 +1800,7 @@
               <m:sty m:val="p"/>
             </m:rPr>
             <w:rPr>
-              <w:rFonts w:ascii="Times New Roman" w:hAnsi="Times New Roman" w:cs="Times New Roman"/>
+              <w:rFonts w:ascii="Cambria Math" w:hAnsi="Cambria Math" w:cs="Times New Roman"/>
             </w:rPr>
             <w:br/>
           </m:r>
@@ -1841,7 +1826,7 @@
               <m:sty m:val="p"/>
             </m:rPr>
             <w:rPr>
-              <w:rFonts w:ascii="Times New Roman" w:hAnsi="Times New Roman" w:cs="Times New Roman"/>
+              <w:rFonts w:ascii="Cambria Math" w:hAnsi="Cambria Math" w:cs="Times New Roman"/>
             </w:rPr>
             <w:br/>
           </m:r>
@@ -1867,7 +1852,7 @@
               <m:sty m:val="p"/>
             </m:rPr>
             <w:rPr>
-              <w:rFonts w:ascii="Times New Roman" w:hAnsi="Times New Roman" w:cs="Times New Roman"/>
+              <w:rFonts w:ascii="Cambria Math" w:hAnsi="Cambria Math" w:cs="Times New Roman"/>
               <w:sz w:val="32"/>
               <w:szCs w:val="32"/>
               <w:u w:val="single"/>
@@ -2589,16 +2574,7 @@
           <w:bCs/>
           <w:i/>
         </w:rPr>
-        <w:t xml:space="preserve">Counter max value = </w:t>
-      </w:r>
-      <w:r>
-        <w:rPr>
-          <w:rFonts w:ascii="Times New Roman" w:hAnsi="Times New Roman" w:cs="Times New Roman"/>
-          <w:b/>
-          <w:bCs/>
-          <w:i/>
-        </w:rPr>
-        <w:t>324</w:t>
+        <w:t>Counter max value = 324</w:t>
       </w:r>
     </w:p>
     <w:tbl>
@@ -3121,18 +3097,7 @@
           <w:u w:val="single"/>
         </w:rPr>
         <w:lastRenderedPageBreak/>
-        <w:t>Transmitter</w:t>
-      </w:r>
-      <w:r>
-        <w:rPr>
-          <w:rFonts w:ascii="Times New Roman" w:hAnsi="Times New Roman" w:cs="Times New Roman"/>
-          <w:b/>
-          <w:bCs/>
-          <w:sz w:val="32"/>
-          <w:szCs w:val="32"/>
-          <w:u w:val="single"/>
-        </w:rPr>
-        <w:t xml:space="preserve"> design</w:t>
+        <w:t>Transmitter design</w:t>
       </w:r>
     </w:p>
     <w:p>
@@ -7460,78 +7425,85 @@
           <w:u w:val="single"/>
         </w:rPr>
         <w:lastRenderedPageBreak/>
-        <w:t>UVM</w:t>
-      </w:r>
-    </w:p>
-    <w:p>
-      <w:pPr>
-        <w:rPr>
-          <w:rFonts w:ascii="Times New Roman" w:hAnsi="Times New Roman" w:cs="Times New Roman"/>
-        </w:rPr>
-      </w:pPr>
-      <w:r>
-        <w:rPr>
-          <w:rFonts w:ascii="Times New Roman" w:hAnsi="Times New Roman" w:cs="Times New Roman"/>
-          <w:b/>
-          <w:bCs/>
-        </w:rPr>
-        <w:t>UVM (Universal Verification Methodology)</w:t>
-      </w:r>
-      <w:r>
-        <w:rPr>
-          <w:rFonts w:ascii="Times New Roman" w:hAnsi="Times New Roman" w:cs="Times New Roman"/>
-        </w:rPr>
-        <w:t xml:space="preserve"> is a standard verification framework built on top of </w:t>
-      </w:r>
-      <w:proofErr w:type="spellStart"/>
-      <w:r>
-        <w:rPr>
-          <w:rFonts w:ascii="Times New Roman" w:hAnsi="Times New Roman" w:cs="Times New Roman"/>
-        </w:rPr>
-        <w:t>SystemVerilog</w:t>
-      </w:r>
-      <w:proofErr w:type="spellEnd"/>
-      <w:r>
-        <w:rPr>
-          <w:rFonts w:ascii="Times New Roman" w:hAnsi="Times New Roman" w:cs="Times New Roman"/>
-        </w:rPr>
-        <w:t>.</w:t>
-      </w:r>
-      <w:r>
+        <w:t>Verification</w:t>
+      </w:r>
+    </w:p>
+    <w:p>
+      <w:pPr>
+        <w:rPr>
+          <w:rFonts w:ascii="Times New Roman" w:hAnsi="Times New Roman" w:cs="Times New Roman"/>
+          <w:b/>
+          <w:bCs/>
+        </w:rPr>
+      </w:pPr>
+      <w:r>
+        <w:rPr>
+          <w:rFonts w:ascii="Times New Roman" w:hAnsi="Times New Roman" w:cs="Times New Roman"/>
+          <w:b/>
+          <w:bCs/>
+        </w:rPr>
+        <w:tab/>
+      </w:r>
+      <w:r>
+        <w:rPr>
+          <w:rFonts w:ascii="Times New Roman" w:hAnsi="Times New Roman" w:cs="Times New Roman"/>
+          <w:b/>
+          <w:bCs/>
+        </w:rPr>
+        <w:tab/>
+      </w:r>
+      <w:r>
+        <w:rPr>
+          <w:rFonts w:ascii="Times New Roman" w:hAnsi="Times New Roman" w:cs="Times New Roman"/>
+          <w:b/>
+          <w:bCs/>
+        </w:rPr>
+        <w:tab/>
+      </w:r>
+      <w:r>
+        <w:rPr>
+          <w:rFonts w:ascii="Times New Roman" w:hAnsi="Times New Roman" w:cs="Times New Roman"/>
+          <w:b/>
+          <w:bCs/>
+        </w:rPr>
+        <w:tab/>
+      </w:r>
+      <w:r>
+        <w:rPr>
+          <w:rFonts w:ascii="Times New Roman" w:hAnsi="Times New Roman" w:cs="Times New Roman"/>
+          <w:b/>
+          <w:bCs/>
+        </w:rPr>
+        <w:t xml:space="preserve">            </w:t>
+      </w:r>
+      <w:r>
+        <w:rPr>
+          <w:rFonts w:ascii="Times New Roman" w:hAnsi="Times New Roman" w:cs="Times New Roman"/>
+          <w:b/>
+          <w:bCs/>
+        </w:rPr>
+        <w:t>Testbench</w:t>
+      </w:r>
+    </w:p>
+    <w:p>
+      <w:pPr>
+        <w:rPr>
+          <w:rFonts w:ascii="Times New Roman" w:hAnsi="Times New Roman" w:cs="Times New Roman"/>
+          <w:b/>
+          <w:bCs/>
+        </w:rPr>
+      </w:pPr>
+      <w:r>
+        <w:rPr>
+          <w:rFonts w:ascii="Times New Roman" w:hAnsi="Times New Roman" w:cs="Times New Roman"/>
+          <w:b/>
+          <w:bCs/>
+        </w:rPr>
         <w:t xml:space="preserve"> </w:t>
       </w:r>
       <w:r>
         <w:rPr>
           <w:rFonts w:ascii="Times New Roman" w:hAnsi="Times New Roman" w:cs="Times New Roman"/>
-        </w:rPr>
-        <w:t xml:space="preserve">It provides a </w:t>
-      </w:r>
-      <w:r>
-        <w:rPr>
-          <w:rFonts w:ascii="Times New Roman" w:hAnsi="Times New Roman" w:cs="Times New Roman"/>
-          <w:b/>
-          <w:bCs/>
-        </w:rPr>
-        <w:t>standard structure</w:t>
-      </w:r>
-      <w:r>
-        <w:rPr>
-          <w:rFonts w:ascii="Times New Roman" w:hAnsi="Times New Roman" w:cs="Times New Roman"/>
-        </w:rPr>
-        <w:t xml:space="preserve"> to build reusable testbenches.</w:t>
-      </w:r>
-    </w:p>
-    <w:p>
-      <w:pPr>
-        <w:rPr>
-          <w:rFonts w:ascii="Times New Roman" w:hAnsi="Times New Roman" w:cs="Times New Roman"/>
-          <w:b/>
-          <w:bCs/>
-        </w:rPr>
-      </w:pPr>
-      <w:r>
-        <w:rPr>
-          <w:rFonts w:ascii="Times New Roman" w:hAnsi="Times New Roman" w:cs="Times New Roman"/>
           <w:b/>
           <w:bCs/>
         </w:rPr>
@@ -7575,17 +7547,25 @@
           <w:b/>
           <w:bCs/>
         </w:rPr>
-        <w:t>Test</w:t>
-      </w:r>
-    </w:p>
-    <w:p>
-      <w:pPr>
-        <w:rPr>
-          <w:rFonts w:ascii="Times New Roman" w:hAnsi="Times New Roman" w:cs="Times New Roman"/>
-          <w:b/>
-          <w:bCs/>
-        </w:rPr>
-      </w:pPr>
+        <w:t>├── Generator</w:t>
+      </w:r>
+    </w:p>
+    <w:p>
+      <w:pPr>
+        <w:rPr>
+          <w:rFonts w:ascii="Times New Roman" w:hAnsi="Times New Roman" w:cs="Times New Roman"/>
+          <w:b/>
+          <w:bCs/>
+        </w:rPr>
+      </w:pPr>
+      <w:r>
+        <w:rPr>
+          <w:rFonts w:ascii="Times New Roman" w:hAnsi="Times New Roman" w:cs="Times New Roman"/>
+          <w:b/>
+          <w:bCs/>
+        </w:rPr>
+        <w:t xml:space="preserve"> </w:t>
+      </w:r>
       <w:r>
         <w:rPr>
           <w:rFonts w:ascii="Times New Roman" w:hAnsi="Times New Roman" w:cs="Times New Roman"/>
@@ -7632,17 +7612,25 @@
           <w:b/>
           <w:bCs/>
         </w:rPr>
-        <w:t>└── Environment (env)</w:t>
-      </w:r>
-    </w:p>
-    <w:p>
-      <w:pPr>
-        <w:rPr>
-          <w:rFonts w:ascii="Times New Roman" w:hAnsi="Times New Roman" w:cs="Times New Roman"/>
-          <w:b/>
-          <w:bCs/>
-        </w:rPr>
-      </w:pPr>
+        <w:t>├── Driver</w:t>
+      </w:r>
+    </w:p>
+    <w:p>
+      <w:pPr>
+        <w:rPr>
+          <w:rFonts w:ascii="Times New Roman" w:hAnsi="Times New Roman" w:cs="Times New Roman"/>
+          <w:b/>
+          <w:bCs/>
+        </w:rPr>
+      </w:pPr>
+      <w:r>
+        <w:rPr>
+          <w:rFonts w:ascii="Times New Roman" w:hAnsi="Times New Roman" w:cs="Times New Roman"/>
+          <w:b/>
+          <w:bCs/>
+        </w:rPr>
+        <w:t xml:space="preserve"> </w:t>
+      </w:r>
       <w:r>
         <w:rPr>
           <w:rFonts w:ascii="Times New Roman" w:hAnsi="Times New Roman" w:cs="Times New Roman"/>
@@ -7689,17 +7677,25 @@
           <w:b/>
           <w:bCs/>
         </w:rPr>
-        <w:t>├── Agent</w:t>
-      </w:r>
-    </w:p>
-    <w:p>
-      <w:pPr>
-        <w:rPr>
-          <w:rFonts w:ascii="Times New Roman" w:hAnsi="Times New Roman" w:cs="Times New Roman"/>
-          <w:b/>
-          <w:bCs/>
-        </w:rPr>
-      </w:pPr>
+        <w:t>├── Monitor</w:t>
+      </w:r>
+    </w:p>
+    <w:p>
+      <w:pPr>
+        <w:rPr>
+          <w:rFonts w:ascii="Times New Roman" w:hAnsi="Times New Roman" w:cs="Times New Roman"/>
+          <w:b/>
+          <w:bCs/>
+        </w:rPr>
+      </w:pPr>
+      <w:r>
+        <w:rPr>
+          <w:rFonts w:ascii="Times New Roman" w:hAnsi="Times New Roman" w:cs="Times New Roman"/>
+          <w:b/>
+          <w:bCs/>
+        </w:rPr>
+        <w:t xml:space="preserve"> </w:t>
+      </w:r>
       <w:r>
         <w:rPr>
           <w:rFonts w:ascii="Times New Roman" w:hAnsi="Times New Roman" w:cs="Times New Roman"/>
@@ -7746,17 +7742,25 @@
           <w:b/>
           <w:bCs/>
         </w:rPr>
-        <w:t>│     ├── Driver</w:t>
-      </w:r>
-    </w:p>
-    <w:p>
-      <w:pPr>
-        <w:rPr>
-          <w:rFonts w:ascii="Times New Roman" w:hAnsi="Times New Roman" w:cs="Times New Roman"/>
-          <w:b/>
-          <w:bCs/>
-        </w:rPr>
-      </w:pPr>
+        <w:t>├── Scoreboard</w:t>
+      </w:r>
+    </w:p>
+    <w:p>
+      <w:pPr>
+        <w:rPr>
+          <w:rFonts w:ascii="Times New Roman" w:hAnsi="Times New Roman" w:cs="Times New Roman"/>
+          <w:b/>
+          <w:bCs/>
+        </w:rPr>
+      </w:pPr>
+      <w:r>
+        <w:rPr>
+          <w:rFonts w:ascii="Times New Roman" w:hAnsi="Times New Roman" w:cs="Times New Roman"/>
+          <w:b/>
+          <w:bCs/>
+        </w:rPr>
+        <w:t xml:space="preserve"> </w:t>
+      </w:r>
       <w:r>
         <w:rPr>
           <w:rFonts w:ascii="Times New Roman" w:hAnsi="Times New Roman" w:cs="Times New Roman"/>
@@ -7803,179 +7807,733 @@
           <w:b/>
           <w:bCs/>
         </w:rPr>
-        <w:t>│     ├── Sequencer</w:t>
-      </w:r>
-    </w:p>
-    <w:p>
-      <w:pPr>
-        <w:rPr>
-          <w:rFonts w:ascii="Times New Roman" w:hAnsi="Times New Roman" w:cs="Times New Roman"/>
-          <w:b/>
-          <w:bCs/>
-        </w:rPr>
-      </w:pPr>
-      <w:r>
-        <w:rPr>
-          <w:rFonts w:ascii="Times New Roman" w:hAnsi="Times New Roman" w:cs="Times New Roman"/>
-          <w:b/>
-          <w:bCs/>
-        </w:rPr>
-        <w:tab/>
-      </w:r>
-      <w:r>
-        <w:rPr>
-          <w:rFonts w:ascii="Times New Roman" w:hAnsi="Times New Roman" w:cs="Times New Roman"/>
-          <w:b/>
-          <w:bCs/>
-        </w:rPr>
-        <w:tab/>
-      </w:r>
-      <w:r>
-        <w:rPr>
-          <w:rFonts w:ascii="Times New Roman" w:hAnsi="Times New Roman" w:cs="Times New Roman"/>
-          <w:b/>
-          <w:bCs/>
-        </w:rPr>
-        <w:tab/>
-      </w:r>
-      <w:r>
-        <w:rPr>
-          <w:rFonts w:ascii="Times New Roman" w:hAnsi="Times New Roman" w:cs="Times New Roman"/>
-          <w:b/>
-          <w:bCs/>
-        </w:rPr>
-        <w:tab/>
-      </w:r>
-      <w:r>
-        <w:rPr>
-          <w:rFonts w:ascii="Times New Roman" w:hAnsi="Times New Roman" w:cs="Times New Roman"/>
-          <w:b/>
-          <w:bCs/>
-        </w:rPr>
-        <w:tab/>
-      </w:r>
-      <w:r>
-        <w:rPr>
-          <w:rFonts w:ascii="Times New Roman" w:hAnsi="Times New Roman" w:cs="Times New Roman"/>
-          <w:b/>
-          <w:bCs/>
-        </w:rPr>
-        <w:t>│     └── Monitor</w:t>
-      </w:r>
-    </w:p>
-    <w:p>
-      <w:pPr>
-        <w:rPr>
-          <w:rFonts w:ascii="Times New Roman" w:hAnsi="Times New Roman" w:cs="Times New Roman"/>
-          <w:b/>
-          <w:bCs/>
-        </w:rPr>
-      </w:pPr>
-      <w:r>
-        <w:rPr>
-          <w:rFonts w:ascii="Times New Roman" w:hAnsi="Times New Roman" w:cs="Times New Roman"/>
-          <w:b/>
-          <w:bCs/>
-        </w:rPr>
-        <w:tab/>
-      </w:r>
-      <w:r>
-        <w:rPr>
-          <w:rFonts w:ascii="Times New Roman" w:hAnsi="Times New Roman" w:cs="Times New Roman"/>
-          <w:b/>
-          <w:bCs/>
-        </w:rPr>
-        <w:tab/>
-      </w:r>
-      <w:r>
-        <w:rPr>
-          <w:rFonts w:ascii="Times New Roman" w:hAnsi="Times New Roman" w:cs="Times New Roman"/>
-          <w:b/>
-          <w:bCs/>
-        </w:rPr>
-        <w:tab/>
-      </w:r>
-      <w:r>
-        <w:rPr>
-          <w:rFonts w:ascii="Times New Roman" w:hAnsi="Times New Roman" w:cs="Times New Roman"/>
-          <w:b/>
-          <w:bCs/>
-        </w:rPr>
-        <w:tab/>
-      </w:r>
-      <w:r>
-        <w:rPr>
-          <w:rFonts w:ascii="Times New Roman" w:hAnsi="Times New Roman" w:cs="Times New Roman"/>
-          <w:b/>
-          <w:bCs/>
-        </w:rPr>
-        <w:tab/>
-      </w:r>
-      <w:r>
-        <w:rPr>
-          <w:rFonts w:ascii="Times New Roman" w:hAnsi="Times New Roman" w:cs="Times New Roman"/>
-          <w:b/>
-          <w:bCs/>
-        </w:rPr>
-        <w:t>├── Scoreboard</w:t>
-      </w:r>
-    </w:p>
-    <w:p>
-      <w:pPr>
-        <w:rPr>
-          <w:rFonts w:ascii="Times New Roman" w:hAnsi="Times New Roman" w:cs="Times New Roman"/>
-          <w:b/>
-          <w:bCs/>
-        </w:rPr>
-      </w:pPr>
-      <w:r>
-        <w:rPr>
-          <w:rFonts w:ascii="Times New Roman" w:hAnsi="Times New Roman" w:cs="Times New Roman"/>
-          <w:b/>
-          <w:bCs/>
-        </w:rPr>
-        <w:tab/>
-      </w:r>
-      <w:r>
-        <w:rPr>
-          <w:rFonts w:ascii="Times New Roman" w:hAnsi="Times New Roman" w:cs="Times New Roman"/>
-          <w:b/>
-          <w:bCs/>
-        </w:rPr>
-        <w:tab/>
-      </w:r>
-      <w:r>
-        <w:rPr>
-          <w:rFonts w:ascii="Times New Roman" w:hAnsi="Times New Roman" w:cs="Times New Roman"/>
-          <w:b/>
-          <w:bCs/>
-        </w:rPr>
-        <w:tab/>
-      </w:r>
-      <w:r>
-        <w:rPr>
-          <w:rFonts w:ascii="Times New Roman" w:hAnsi="Times New Roman" w:cs="Times New Roman"/>
-          <w:b/>
-          <w:bCs/>
-        </w:rPr>
-        <w:tab/>
-      </w:r>
-      <w:r>
-        <w:rPr>
-          <w:rFonts w:ascii="Times New Roman" w:hAnsi="Times New Roman" w:cs="Times New Roman"/>
-          <w:b/>
-          <w:bCs/>
-        </w:rPr>
-        <w:tab/>
-      </w:r>
-      <w:r>
-        <w:rPr>
-          <w:rFonts w:ascii="Times New Roman" w:hAnsi="Times New Roman" w:cs="Times New Roman"/>
-          <w:b/>
-          <w:bCs/>
-        </w:rPr>
-        <w:t>└── Coverage</w:t>
-      </w:r>
+        <w:t>└── DUT</w:t>
+      </w:r>
+    </w:p>
+    <w:p>
+      <w:pPr>
+        <w:rPr>
+          <w:rFonts w:ascii="Times New Roman" w:hAnsi="Times New Roman" w:cs="Times New Roman"/>
+        </w:rPr>
+      </w:pPr>
+      <w:r>
+        <w:rPr>
+          <w:rFonts w:ascii="Times New Roman" w:hAnsi="Times New Roman" w:cs="Times New Roman"/>
+          <w:b/>
+          <w:bCs/>
+          <w:sz w:val="28"/>
+          <w:szCs w:val="28"/>
+        </w:rPr>
+        <w:t>Transaction</w:t>
+      </w:r>
+      <w:r>
+        <w:rPr>
+          <w:rFonts w:ascii="Times New Roman" w:hAnsi="Times New Roman" w:cs="Times New Roman"/>
+          <w:b/>
+          <w:bCs/>
+        </w:rPr>
+        <w:t xml:space="preserve">/: </w:t>
+      </w:r>
+      <w:r>
+        <w:rPr>
+          <w:rFonts w:ascii="Times New Roman" w:hAnsi="Times New Roman" w:cs="Times New Roman"/>
+        </w:rPr>
+        <w:t>A transaction is a data packet.</w:t>
+      </w:r>
+    </w:p>
+    <w:p>
+      <w:pPr>
+        <w:rPr>
+          <w:rFonts w:ascii="Times New Roman" w:hAnsi="Times New Roman" w:cs="Times New Roman"/>
+        </w:rPr>
+      </w:pPr>
+      <w:r>
+        <w:rPr>
+          <w:rFonts w:ascii="Times New Roman" w:hAnsi="Times New Roman" w:cs="Times New Roman"/>
+        </w:rPr>
+        <w:t>Transaction = One packet of information</w:t>
+      </w:r>
+    </w:p>
+    <w:p>
+      <w:pPr>
+        <w:rPr>
+          <w:rFonts w:ascii="Times New Roman" w:hAnsi="Times New Roman" w:cs="Times New Roman"/>
+        </w:rPr>
+      </w:pPr>
+      <w:r>
+        <w:rPr>
+          <w:rFonts w:ascii="Times New Roman" w:hAnsi="Times New Roman" w:cs="Times New Roman"/>
+        </w:rPr>
+        <w:t>It represents:</w:t>
+      </w:r>
+    </w:p>
+    <w:p>
+      <w:pPr>
+        <w:numPr>
+          <w:ilvl w:val="0"/>
+          <w:numId w:val="15"/>
+        </w:numPr>
+        <w:rPr>
+          <w:rFonts w:ascii="Times New Roman" w:hAnsi="Times New Roman" w:cs="Times New Roman"/>
+        </w:rPr>
+      </w:pPr>
+      <w:r>
+        <w:rPr>
+          <w:rFonts w:ascii="Times New Roman" w:hAnsi="Times New Roman" w:cs="Times New Roman"/>
+        </w:rPr>
+        <w:t>Input stimulus (like data, control signals)</w:t>
+      </w:r>
+    </w:p>
+    <w:p>
+      <w:pPr>
+        <w:numPr>
+          <w:ilvl w:val="0"/>
+          <w:numId w:val="15"/>
+        </w:numPr>
+        <w:rPr>
+          <w:rFonts w:ascii="Times New Roman" w:hAnsi="Times New Roman" w:cs="Times New Roman"/>
+        </w:rPr>
+      </w:pPr>
+      <w:r>
+        <w:rPr>
+          <w:rFonts w:ascii="Times New Roman" w:hAnsi="Times New Roman" w:cs="Times New Roman"/>
+        </w:rPr>
+        <w:t>Or output results</w:t>
+      </w:r>
+    </w:p>
+    <w:p>
+      <w:pPr>
+        <w:rPr>
+          <w:rFonts w:ascii="Times New Roman" w:hAnsi="Times New Roman" w:cs="Times New Roman"/>
+          <w:b/>
+          <w:bCs/>
+          <w:sz w:val="28"/>
+          <w:szCs w:val="28"/>
+        </w:rPr>
+      </w:pPr>
+      <w:r>
+        <w:rPr>
+          <w:rFonts w:ascii="Times New Roman" w:hAnsi="Times New Roman" w:cs="Times New Roman"/>
+          <w:b/>
+          <w:bCs/>
+          <w:sz w:val="28"/>
+          <w:szCs w:val="28"/>
+        </w:rPr>
+        <w:t>Generator</w:t>
+      </w:r>
+      <w:r>
+        <w:rPr>
+          <w:rFonts w:ascii="Times New Roman" w:hAnsi="Times New Roman" w:cs="Times New Roman"/>
+          <w:b/>
+          <w:bCs/>
+          <w:sz w:val="28"/>
+          <w:szCs w:val="28"/>
+        </w:rPr>
+        <w:t>:</w:t>
+      </w:r>
+    </w:p>
+    <w:p>
+      <w:pPr>
+        <w:rPr>
+          <w:rFonts w:ascii="Times New Roman" w:hAnsi="Times New Roman" w:cs="Times New Roman"/>
+        </w:rPr>
+      </w:pPr>
+      <w:r>
+        <w:rPr>
+          <w:rFonts w:ascii="Times New Roman" w:hAnsi="Times New Roman" w:cs="Times New Roman"/>
+        </w:rPr>
+        <w:t>The generator creates stimulus.</w:t>
+      </w:r>
+    </w:p>
+    <w:p>
+      <w:pPr>
+        <w:rPr>
+          <w:rFonts w:ascii="Times New Roman" w:hAnsi="Times New Roman" w:cs="Times New Roman"/>
+        </w:rPr>
+      </w:pPr>
+      <w:r>
+        <w:rPr>
+          <w:rFonts w:ascii="Times New Roman" w:hAnsi="Times New Roman" w:cs="Times New Roman"/>
+        </w:rPr>
+        <w:t>Its job:</w:t>
+      </w:r>
+    </w:p>
+    <w:p>
+      <w:pPr>
+        <w:numPr>
+          <w:ilvl w:val="0"/>
+          <w:numId w:val="16"/>
+        </w:numPr>
+        <w:rPr>
+          <w:rFonts w:ascii="Times New Roman" w:hAnsi="Times New Roman" w:cs="Times New Roman"/>
+        </w:rPr>
+      </w:pPr>
+      <w:r>
+        <w:rPr>
+          <w:rFonts w:ascii="Times New Roman" w:hAnsi="Times New Roman" w:cs="Times New Roman"/>
+        </w:rPr>
+        <w:t>Create transactions</w:t>
+      </w:r>
+    </w:p>
+    <w:p>
+      <w:pPr>
+        <w:numPr>
+          <w:ilvl w:val="0"/>
+          <w:numId w:val="16"/>
+        </w:numPr>
+        <w:rPr>
+          <w:rFonts w:ascii="Times New Roman" w:hAnsi="Times New Roman" w:cs="Times New Roman"/>
+        </w:rPr>
+      </w:pPr>
+      <w:r>
+        <w:rPr>
+          <w:rFonts w:ascii="Times New Roman" w:hAnsi="Times New Roman" w:cs="Times New Roman"/>
+        </w:rPr>
+        <w:t>Randomize values</w:t>
+      </w:r>
+    </w:p>
+    <w:p>
+      <w:pPr>
+        <w:numPr>
+          <w:ilvl w:val="0"/>
+          <w:numId w:val="16"/>
+        </w:numPr>
+        <w:rPr>
+          <w:rFonts w:ascii="Times New Roman" w:hAnsi="Times New Roman" w:cs="Times New Roman"/>
+        </w:rPr>
+      </w:pPr>
+      <w:r>
+        <w:rPr>
+          <w:rFonts w:ascii="Times New Roman" w:hAnsi="Times New Roman" w:cs="Times New Roman"/>
+        </w:rPr>
+        <w:t>Send them to the driver</w:t>
+      </w:r>
+    </w:p>
+    <w:p>
+      <w:pPr>
+        <w:rPr>
+          <w:rFonts w:ascii="Times New Roman" w:hAnsi="Times New Roman" w:cs="Times New Roman"/>
+        </w:rPr>
+      </w:pPr>
+      <w:r>
+        <w:rPr>
+          <w:rFonts w:ascii="Times New Roman" w:hAnsi="Times New Roman" w:cs="Times New Roman"/>
+        </w:rPr>
+        <w:t>It does NOT know about signals.</w:t>
+      </w:r>
+      <w:r>
+        <w:rPr>
+          <w:rFonts w:ascii="Times New Roman" w:hAnsi="Times New Roman" w:cs="Times New Roman"/>
+        </w:rPr>
+        <w:br/>
+        <w:t>It only works with data packets.</w:t>
+      </w:r>
+    </w:p>
+    <w:p>
+      <w:pPr>
+        <w:rPr>
+          <w:rFonts w:ascii="Times New Roman" w:hAnsi="Times New Roman" w:cs="Times New Roman"/>
+        </w:rPr>
+      </w:pPr>
+    </w:p>
+    <w:p>
+      <w:pPr>
+        <w:rPr>
+          <w:rFonts w:ascii="Times New Roman" w:hAnsi="Times New Roman" w:cs="Times New Roman"/>
+          <w:b/>
+          <w:bCs/>
+          <w:sz w:val="28"/>
+          <w:szCs w:val="28"/>
+        </w:rPr>
+      </w:pPr>
+      <w:r>
+        <w:rPr>
+          <w:rFonts w:ascii="Times New Roman" w:hAnsi="Times New Roman" w:cs="Times New Roman"/>
+          <w:b/>
+          <w:bCs/>
+          <w:sz w:val="28"/>
+          <w:szCs w:val="28"/>
+        </w:rPr>
+        <w:t>Driver</w:t>
+      </w:r>
+    </w:p>
+    <w:p>
+      <w:pPr>
+        <w:rPr>
+          <w:rFonts w:ascii="Times New Roman" w:hAnsi="Times New Roman" w:cs="Times New Roman"/>
+        </w:rPr>
+      </w:pPr>
+      <w:r>
+        <w:rPr>
+          <w:rFonts w:ascii="Times New Roman" w:hAnsi="Times New Roman" w:cs="Times New Roman"/>
+        </w:rPr>
+        <w:t xml:space="preserve">The </w:t>
+      </w:r>
+      <w:r>
+        <w:rPr>
+          <w:rFonts w:ascii="Times New Roman" w:hAnsi="Times New Roman" w:cs="Times New Roman"/>
+          <w:b/>
+          <w:bCs/>
+        </w:rPr>
+        <w:t>driver</w:t>
+      </w:r>
+      <w:r>
+        <w:rPr>
+          <w:rFonts w:ascii="Times New Roman" w:hAnsi="Times New Roman" w:cs="Times New Roman"/>
+        </w:rPr>
+        <w:t xml:space="preserve"> converts transactions into actual signal-level activity.</w:t>
+      </w:r>
+    </w:p>
+    <w:p>
+      <w:pPr>
+        <w:rPr>
+          <w:rFonts w:ascii="Times New Roman" w:hAnsi="Times New Roman" w:cs="Times New Roman"/>
+        </w:rPr>
+      </w:pPr>
+      <w:r>
+        <w:rPr>
+          <w:rFonts w:ascii="Times New Roman" w:hAnsi="Times New Roman" w:cs="Times New Roman"/>
+        </w:rPr>
+        <w:t>Its job:</w:t>
+      </w:r>
+    </w:p>
+    <w:p>
+      <w:pPr>
+        <w:numPr>
+          <w:ilvl w:val="0"/>
+          <w:numId w:val="17"/>
+        </w:numPr>
+        <w:rPr>
+          <w:rFonts w:ascii="Times New Roman" w:hAnsi="Times New Roman" w:cs="Times New Roman"/>
+        </w:rPr>
+      </w:pPr>
+      <w:r>
+        <w:rPr>
+          <w:rFonts w:ascii="Times New Roman" w:hAnsi="Times New Roman" w:cs="Times New Roman"/>
+        </w:rPr>
+        <w:t>Receive transaction from generator</w:t>
+      </w:r>
+    </w:p>
+    <w:p>
+      <w:pPr>
+        <w:numPr>
+          <w:ilvl w:val="0"/>
+          <w:numId w:val="17"/>
+        </w:numPr>
+        <w:rPr>
+          <w:rFonts w:ascii="Times New Roman" w:hAnsi="Times New Roman" w:cs="Times New Roman"/>
+        </w:rPr>
+      </w:pPr>
+      <w:r>
+        <w:rPr>
+          <w:rFonts w:ascii="Times New Roman" w:hAnsi="Times New Roman" w:cs="Times New Roman"/>
+        </w:rPr>
+        <w:t>Apply signals to DUT</w:t>
+      </w:r>
+    </w:p>
+    <w:p>
+      <w:pPr>
+        <w:numPr>
+          <w:ilvl w:val="0"/>
+          <w:numId w:val="17"/>
+        </w:numPr>
+        <w:rPr>
+          <w:rFonts w:ascii="Times New Roman" w:hAnsi="Times New Roman" w:cs="Times New Roman"/>
+        </w:rPr>
+      </w:pPr>
+      <w:r>
+        <w:rPr>
+          <w:rFonts w:ascii="Times New Roman" w:hAnsi="Times New Roman" w:cs="Times New Roman"/>
+        </w:rPr>
+        <w:lastRenderedPageBreak/>
+        <w:t>Handle clock timing</w:t>
+      </w:r>
+    </w:p>
+    <w:p>
+      <w:pPr>
+        <w:numPr>
+          <w:ilvl w:val="0"/>
+          <w:numId w:val="17"/>
+        </w:numPr>
+        <w:rPr>
+          <w:rFonts w:ascii="Times New Roman" w:hAnsi="Times New Roman" w:cs="Times New Roman"/>
+        </w:rPr>
+      </w:pPr>
+      <w:r>
+        <w:rPr>
+          <w:rFonts w:ascii="Times New Roman" w:hAnsi="Times New Roman" w:cs="Times New Roman"/>
+        </w:rPr>
+        <w:t>Respect protocol rules</w:t>
+      </w:r>
+    </w:p>
+    <w:p>
+      <w:pPr>
+        <w:rPr>
+          <w:rFonts w:ascii="Times New Roman" w:hAnsi="Times New Roman" w:cs="Times New Roman"/>
+          <w:b/>
+          <w:bCs/>
+          <w:sz w:val="28"/>
+          <w:szCs w:val="28"/>
+        </w:rPr>
+      </w:pPr>
+      <w:r>
+        <w:rPr>
+          <w:rFonts w:ascii="Times New Roman" w:hAnsi="Times New Roman" w:cs="Times New Roman"/>
+          <w:b/>
+          <w:bCs/>
+          <w:sz w:val="28"/>
+          <w:szCs w:val="28"/>
+        </w:rPr>
+        <w:t>DUT (Design Under Test)</w:t>
+      </w:r>
+    </w:p>
+    <w:p>
+      <w:pPr>
+        <w:rPr>
+          <w:rFonts w:ascii="Times New Roman" w:hAnsi="Times New Roman" w:cs="Times New Roman"/>
+        </w:rPr>
+      </w:pPr>
+      <w:r>
+        <w:rPr>
+          <w:rFonts w:ascii="Times New Roman" w:hAnsi="Times New Roman" w:cs="Times New Roman"/>
+        </w:rPr>
+        <w:t>The DUT processes input signals and produces output signals.</w:t>
+      </w:r>
+    </w:p>
+    <w:p>
+      <w:pPr>
+        <w:rPr>
+          <w:rFonts w:ascii="Times New Roman" w:hAnsi="Times New Roman" w:cs="Times New Roman"/>
+          <w:b/>
+          <w:bCs/>
+          <w:sz w:val="28"/>
+          <w:szCs w:val="28"/>
+        </w:rPr>
+      </w:pPr>
+      <w:r>
+        <w:rPr>
+          <w:rFonts w:ascii="Times New Roman" w:hAnsi="Times New Roman" w:cs="Times New Roman"/>
+          <w:b/>
+          <w:bCs/>
+          <w:sz w:val="28"/>
+          <w:szCs w:val="28"/>
+        </w:rPr>
+        <w:t>Monitor</w:t>
+      </w:r>
+    </w:p>
+    <w:p>
+      <w:pPr>
+        <w:rPr>
+          <w:rFonts w:ascii="Times New Roman" w:hAnsi="Times New Roman" w:cs="Times New Roman"/>
+        </w:rPr>
+      </w:pPr>
+      <w:r>
+        <w:rPr>
+          <w:rFonts w:ascii="Times New Roman" w:hAnsi="Times New Roman" w:cs="Times New Roman"/>
+        </w:rPr>
+        <w:t>The monitor observes DUT signals.</w:t>
+      </w:r>
+    </w:p>
+    <w:p>
+      <w:pPr>
+        <w:rPr>
+          <w:rFonts w:ascii="Times New Roman" w:hAnsi="Times New Roman" w:cs="Times New Roman"/>
+        </w:rPr>
+      </w:pPr>
+      <w:r>
+        <w:rPr>
+          <w:rFonts w:ascii="Times New Roman" w:hAnsi="Times New Roman" w:cs="Times New Roman"/>
+        </w:rPr>
+        <w:t>Its job:</w:t>
+      </w:r>
+    </w:p>
+    <w:p>
+      <w:pPr>
+        <w:numPr>
+          <w:ilvl w:val="0"/>
+          <w:numId w:val="18"/>
+        </w:numPr>
+        <w:rPr>
+          <w:rFonts w:ascii="Times New Roman" w:hAnsi="Times New Roman" w:cs="Times New Roman"/>
+        </w:rPr>
+      </w:pPr>
+      <w:r>
+        <w:rPr>
+          <w:rFonts w:ascii="Times New Roman" w:hAnsi="Times New Roman" w:cs="Times New Roman"/>
+        </w:rPr>
+        <w:t>Watch output signals</w:t>
+      </w:r>
+    </w:p>
+    <w:p>
+      <w:pPr>
+        <w:numPr>
+          <w:ilvl w:val="0"/>
+          <w:numId w:val="18"/>
+        </w:numPr>
+        <w:rPr>
+          <w:rFonts w:ascii="Times New Roman" w:hAnsi="Times New Roman" w:cs="Times New Roman"/>
+        </w:rPr>
+      </w:pPr>
+      <w:r>
+        <w:rPr>
+          <w:rFonts w:ascii="Times New Roman" w:hAnsi="Times New Roman" w:cs="Times New Roman"/>
+        </w:rPr>
+        <w:t>Convert signals back into transaction format</w:t>
+      </w:r>
+    </w:p>
+    <w:p>
+      <w:pPr>
+        <w:numPr>
+          <w:ilvl w:val="0"/>
+          <w:numId w:val="18"/>
+        </w:numPr>
+        <w:rPr>
+          <w:rFonts w:ascii="Times New Roman" w:hAnsi="Times New Roman" w:cs="Times New Roman"/>
+        </w:rPr>
+      </w:pPr>
+      <w:r>
+        <w:rPr>
+          <w:rFonts w:ascii="Times New Roman" w:hAnsi="Times New Roman" w:cs="Times New Roman"/>
+        </w:rPr>
+        <w:t>Send them to scoreboard</w:t>
+      </w:r>
+    </w:p>
+    <w:p>
+      <w:pPr>
+        <w:rPr>
+          <w:rFonts w:ascii="Times New Roman" w:hAnsi="Times New Roman" w:cs="Times New Roman"/>
+        </w:rPr>
+      </w:pPr>
+    </w:p>
+    <w:p>
+      <w:pPr>
+        <w:rPr>
+          <w:rFonts w:ascii="Times New Roman" w:hAnsi="Times New Roman" w:cs="Times New Roman"/>
+          <w:b/>
+          <w:bCs/>
+          <w:sz w:val="28"/>
+          <w:szCs w:val="28"/>
+        </w:rPr>
+      </w:pPr>
+      <w:r>
+        <w:rPr>
+          <w:rFonts w:ascii="Times New Roman" w:hAnsi="Times New Roman" w:cs="Times New Roman"/>
+          <w:b/>
+          <w:bCs/>
+          <w:sz w:val="28"/>
+          <w:szCs w:val="28"/>
+        </w:rPr>
+        <w:t>Scoreboard</w:t>
+      </w:r>
+    </w:p>
+    <w:p>
+      <w:pPr>
+        <w:rPr>
+          <w:rFonts w:ascii="Times New Roman" w:hAnsi="Times New Roman" w:cs="Times New Roman"/>
+        </w:rPr>
+      </w:pPr>
+      <w:r>
+        <w:rPr>
+          <w:rFonts w:ascii="Times New Roman" w:hAnsi="Times New Roman" w:cs="Times New Roman"/>
+        </w:rPr>
+        <w:t xml:space="preserve">The </w:t>
+      </w:r>
+      <w:r>
+        <w:rPr>
+          <w:rFonts w:ascii="Times New Roman" w:hAnsi="Times New Roman" w:cs="Times New Roman"/>
+          <w:b/>
+          <w:bCs/>
+        </w:rPr>
+        <w:t>scoreboard</w:t>
+      </w:r>
+      <w:r>
+        <w:rPr>
+          <w:rFonts w:ascii="Times New Roman" w:hAnsi="Times New Roman" w:cs="Times New Roman"/>
+        </w:rPr>
+        <w:t xml:space="preserve"> checks correctness.</w:t>
+      </w:r>
+    </w:p>
+    <w:p>
+      <w:pPr>
+        <w:rPr>
+          <w:rFonts w:ascii="Times New Roman" w:hAnsi="Times New Roman" w:cs="Times New Roman"/>
+        </w:rPr>
+      </w:pPr>
+      <w:r>
+        <w:rPr>
+          <w:rFonts w:ascii="Times New Roman" w:hAnsi="Times New Roman" w:cs="Times New Roman"/>
+        </w:rPr>
+        <w:t>Its job:</w:t>
+      </w:r>
+    </w:p>
+    <w:p>
+      <w:pPr>
+        <w:numPr>
+          <w:ilvl w:val="0"/>
+          <w:numId w:val="19"/>
+        </w:numPr>
+        <w:rPr>
+          <w:rFonts w:ascii="Times New Roman" w:hAnsi="Times New Roman" w:cs="Times New Roman"/>
+        </w:rPr>
+      </w:pPr>
+      <w:r>
+        <w:rPr>
+          <w:rFonts w:ascii="Times New Roman" w:hAnsi="Times New Roman" w:cs="Times New Roman"/>
+        </w:rPr>
+        <w:t>Compare expected data vs actual data</w:t>
+      </w:r>
+    </w:p>
+    <w:p>
+      <w:pPr>
+        <w:numPr>
+          <w:ilvl w:val="0"/>
+          <w:numId w:val="19"/>
+        </w:numPr>
+        <w:rPr>
+          <w:rFonts w:ascii="Times New Roman" w:hAnsi="Times New Roman" w:cs="Times New Roman"/>
+        </w:rPr>
+      </w:pPr>
+      <w:r>
+        <w:rPr>
+          <w:rFonts w:ascii="Times New Roman" w:hAnsi="Times New Roman" w:cs="Times New Roman"/>
+        </w:rPr>
+        <w:t>Report PASS or FAIL</w:t>
+      </w:r>
+    </w:p>
+    <w:p>
+      <w:pPr>
+        <w:numPr>
+          <w:ilvl w:val="0"/>
+          <w:numId w:val="19"/>
+        </w:numPr>
+        <w:rPr>
+          <w:rFonts w:ascii="Times New Roman" w:hAnsi="Times New Roman" w:cs="Times New Roman"/>
+        </w:rPr>
+      </w:pPr>
+      <w:r>
+        <w:rPr>
+          <w:rFonts w:ascii="Times New Roman" w:hAnsi="Times New Roman" w:cs="Times New Roman"/>
+        </w:rPr>
+        <w:t>Detect errors</w:t>
+      </w:r>
+    </w:p>
+    <w:p>
+      <w:pPr>
+        <w:rPr>
+          <w:rFonts w:ascii="Times New Roman" w:hAnsi="Times New Roman" w:cs="Times New Roman"/>
+        </w:rPr>
+      </w:pPr>
+      <w:r>
+        <w:rPr>
+          <w:rFonts w:ascii="Times New Roman" w:hAnsi="Times New Roman" w:cs="Times New Roman"/>
+        </w:rPr>
+        <w:t>It ensures the DUT behaves correctly.</w:t>
+      </w:r>
+    </w:p>
+    <w:p>
+      <w:pPr>
+        <w:rPr>
+          <w:rFonts w:ascii="Times New Roman" w:hAnsi="Times New Roman" w:cs="Times New Roman"/>
+        </w:rPr>
+      </w:pPr>
+    </w:p>
+    <w:p>
+      <w:pPr>
+        <w:rPr>
+          <w:rFonts w:ascii="Times New Roman" w:hAnsi="Times New Roman" w:cs="Times New Roman"/>
+          <w:b/>
+          <w:bCs/>
+          <w:sz w:val="28"/>
+          <w:szCs w:val="28"/>
+        </w:rPr>
+      </w:pPr>
+      <w:r>
+        <w:rPr>
+          <w:rFonts w:ascii="Times New Roman" w:hAnsi="Times New Roman" w:cs="Times New Roman"/>
+          <w:b/>
+          <w:bCs/>
+          <w:sz w:val="28"/>
+          <w:szCs w:val="28"/>
+        </w:rPr>
+        <w:t>Mailbox</w:t>
+      </w:r>
+    </w:p>
+    <w:p>
+      <w:pPr>
+        <w:rPr>
+          <w:rFonts w:ascii="Times New Roman" w:hAnsi="Times New Roman" w:cs="Times New Roman"/>
+        </w:rPr>
+      </w:pPr>
+      <w:r>
+        <w:rPr>
+          <w:rFonts w:ascii="Times New Roman" w:hAnsi="Times New Roman" w:cs="Times New Roman"/>
+        </w:rPr>
+        <w:t xml:space="preserve">A </w:t>
+      </w:r>
+      <w:r>
+        <w:rPr>
+          <w:rFonts w:ascii="Times New Roman" w:hAnsi="Times New Roman" w:cs="Times New Roman"/>
+          <w:b/>
+          <w:bCs/>
+        </w:rPr>
+        <w:t>mailbox</w:t>
+      </w:r>
+      <w:r>
+        <w:rPr>
+          <w:rFonts w:ascii="Times New Roman" w:hAnsi="Times New Roman" w:cs="Times New Roman"/>
+        </w:rPr>
+        <w:t xml:space="preserve"> is a communication mechanism used to pass data between processes.</w:t>
+      </w:r>
+    </w:p>
+    <w:p>
+      <w:pPr>
+        <w:rPr>
+          <w:rFonts w:ascii="Times New Roman" w:hAnsi="Times New Roman" w:cs="Times New Roman"/>
+        </w:rPr>
+      </w:pPr>
+    </w:p>
+    <w:p>
+      <w:pPr>
+        <w:rPr>
+          <w:rFonts w:ascii="Times New Roman" w:hAnsi="Times New Roman" w:cs="Times New Roman"/>
+          <w:b/>
+          <w:bCs/>
+        </w:rPr>
+      </w:pPr>
+    </w:p>
+    <w:p>
+      <w:pPr>
+        <w:rPr>
+          <w:rFonts w:ascii="Times New Roman" w:hAnsi="Times New Roman" w:cs="Times New Roman"/>
+          <w:b/>
+          <w:bCs/>
+        </w:rPr>
+      </w:pPr>
+    </w:p>
+    <w:p>
+      <w:pPr>
+        <w:rPr>
+          <w:rFonts w:ascii="Times New Roman" w:hAnsi="Times New Roman" w:cs="Times New Roman"/>
+        </w:rPr>
+      </w:pPr>
+    </w:p>
+    <w:p>
+      <w:pPr>
+        <w:rPr>
+          <w:rFonts w:ascii="Times New Roman" w:hAnsi="Times New Roman" w:cs="Times New Roman"/>
+          <w:b/>
+          <w:bCs/>
+        </w:rPr>
+      </w:pPr>
+    </w:p>
+    <w:p>
+      <w:pPr>
+        <w:rPr>
+          <w:rFonts w:ascii="Times New Roman" w:hAnsi="Times New Roman" w:cs="Times New Roman"/>
+          <w:b/>
+          <w:bCs/>
+        </w:rPr>
+      </w:pPr>
     </w:p>
     <w:p>
       <w:pPr>
@@ -8706,6 +9264,155 @@
     </w:lvl>
   </w:abstractNum>
   <w:abstractNum w:abstractNumId="5" w15:restartNumberingAfterBreak="0">
+    <w:nsid w:val="2A67716F"/>
+    <w:multiLevelType w:val="multilevel"/>
+    <w:tmpl w:val="237839E8"/>
+    <w:lvl w:ilvl="0">
+      <w:start w:val="1"/>
+      <w:numFmt w:val="bullet"/>
+      <w:lvlText w:val=""/>
+      <w:lvlJc w:val="left"/>
+      <w:pPr>
+        <w:tabs>
+          <w:tab w:val="num" w:pos="720"/>
+        </w:tabs>
+        <w:ind w:left="720" w:hanging="360"/>
+      </w:pPr>
+      <w:rPr>
+        <w:rFonts w:ascii="Symbol" w:hAnsi="Symbol" w:hint="default"/>
+        <w:sz w:val="20"/>
+      </w:rPr>
+    </w:lvl>
+    <w:lvl w:ilvl="1" w:tentative="1">
+      <w:start w:val="1"/>
+      <w:numFmt w:val="bullet"/>
+      <w:lvlText w:val="o"/>
+      <w:lvlJc w:val="left"/>
+      <w:pPr>
+        <w:tabs>
+          <w:tab w:val="num" w:pos="1440"/>
+        </w:tabs>
+        <w:ind w:left="1440" w:hanging="360"/>
+      </w:pPr>
+      <w:rPr>
+        <w:rFonts w:ascii="Courier New" w:hAnsi="Courier New" w:hint="default"/>
+        <w:sz w:val="20"/>
+      </w:rPr>
+    </w:lvl>
+    <w:lvl w:ilvl="2" w:tentative="1">
+      <w:start w:val="1"/>
+      <w:numFmt w:val="bullet"/>
+      <w:lvlText w:val=""/>
+      <w:lvlJc w:val="left"/>
+      <w:pPr>
+        <w:tabs>
+          <w:tab w:val="num" w:pos="2160"/>
+        </w:tabs>
+        <w:ind w:left="2160" w:hanging="360"/>
+      </w:pPr>
+      <w:rPr>
+        <w:rFonts w:ascii="Wingdings" w:hAnsi="Wingdings" w:hint="default"/>
+        <w:sz w:val="20"/>
+      </w:rPr>
+    </w:lvl>
+    <w:lvl w:ilvl="3" w:tentative="1">
+      <w:start w:val="1"/>
+      <w:numFmt w:val="bullet"/>
+      <w:lvlText w:val=""/>
+      <w:lvlJc w:val="left"/>
+      <w:pPr>
+        <w:tabs>
+          <w:tab w:val="num" w:pos="2880"/>
+        </w:tabs>
+        <w:ind w:left="2880" w:hanging="360"/>
+      </w:pPr>
+      <w:rPr>
+        <w:rFonts w:ascii="Wingdings" w:hAnsi="Wingdings" w:hint="default"/>
+        <w:sz w:val="20"/>
+      </w:rPr>
+    </w:lvl>
+    <w:lvl w:ilvl="4" w:tentative="1">
+      <w:start w:val="1"/>
+      <w:numFmt w:val="bullet"/>
+      <w:lvlText w:val=""/>
+      <w:lvlJc w:val="left"/>
+      <w:pPr>
+        <w:tabs>
+          <w:tab w:val="num" w:pos="3600"/>
+        </w:tabs>
+        <w:ind w:left="3600" w:hanging="360"/>
+      </w:pPr>
+      <w:rPr>
+        <w:rFonts w:ascii="Wingdings" w:hAnsi="Wingdings" w:hint="default"/>
+        <w:sz w:val="20"/>
+      </w:rPr>
+    </w:lvl>
+    <w:lvl w:ilvl="5" w:tentative="1">
+      <w:start w:val="1"/>
+      <w:numFmt w:val="bullet"/>
+      <w:lvlText w:val=""/>
+      <w:lvlJc w:val="left"/>
+      <w:pPr>
+        <w:tabs>
+          <w:tab w:val="num" w:pos="4320"/>
+        </w:tabs>
+        <w:ind w:left="4320" w:hanging="360"/>
+      </w:pPr>
+      <w:rPr>
+        <w:rFonts w:ascii="Wingdings" w:hAnsi="Wingdings" w:hint="default"/>
+        <w:sz w:val="20"/>
+      </w:rPr>
+    </w:lvl>
+    <w:lvl w:ilvl="6" w:tentative="1">
+      <w:start w:val="1"/>
+      <w:numFmt w:val="bullet"/>
+      <w:lvlText w:val=""/>
+      <w:lvlJc w:val="left"/>
+      <w:pPr>
+        <w:tabs>
+          <w:tab w:val="num" w:pos="5040"/>
+        </w:tabs>
+        <w:ind w:left="5040" w:hanging="360"/>
+      </w:pPr>
+      <w:rPr>
+        <w:rFonts w:ascii="Wingdings" w:hAnsi="Wingdings" w:hint="default"/>
+        <w:sz w:val="20"/>
+      </w:rPr>
+    </w:lvl>
+    <w:lvl w:ilvl="7" w:tentative="1">
+      <w:start w:val="1"/>
+      <w:numFmt w:val="bullet"/>
+      <w:lvlText w:val=""/>
+      <w:lvlJc w:val="left"/>
+      <w:pPr>
+        <w:tabs>
+          <w:tab w:val="num" w:pos="5760"/>
+        </w:tabs>
+        <w:ind w:left="5760" w:hanging="360"/>
+      </w:pPr>
+      <w:rPr>
+        <w:rFonts w:ascii="Wingdings" w:hAnsi="Wingdings" w:hint="default"/>
+        <w:sz w:val="20"/>
+      </w:rPr>
+    </w:lvl>
+    <w:lvl w:ilvl="8" w:tentative="1">
+      <w:start w:val="1"/>
+      <w:numFmt w:val="bullet"/>
+      <w:lvlText w:val=""/>
+      <w:lvlJc w:val="left"/>
+      <w:pPr>
+        <w:tabs>
+          <w:tab w:val="num" w:pos="6480"/>
+        </w:tabs>
+        <w:ind w:left="6480" w:hanging="360"/>
+      </w:pPr>
+      <w:rPr>
+        <w:rFonts w:ascii="Wingdings" w:hAnsi="Wingdings" w:hint="default"/>
+        <w:sz w:val="20"/>
+      </w:rPr>
+    </w:lvl>
+  </w:abstractNum>
+  <w:abstractNum w:abstractNumId="6" w15:restartNumberingAfterBreak="0">
     <w:nsid w:val="378C3030"/>
     <w:multiLevelType w:val="multilevel"/>
     <w:tmpl w:val="A74473C4"/>
@@ -8854,7 +9561,7 @@
       </w:rPr>
     </w:lvl>
   </w:abstractNum>
-  <w:abstractNum w:abstractNumId="6" w15:restartNumberingAfterBreak="0">
+  <w:abstractNum w:abstractNumId="7" w15:restartNumberingAfterBreak="0">
     <w:nsid w:val="3C584975"/>
     <w:multiLevelType w:val="multilevel"/>
     <w:tmpl w:val="8FDEC5EE"/>
@@ -9003,7 +9710,7 @@
       </w:rPr>
     </w:lvl>
   </w:abstractNum>
-  <w:abstractNum w:abstractNumId="7" w15:restartNumberingAfterBreak="0">
+  <w:abstractNum w:abstractNumId="8" w15:restartNumberingAfterBreak="0">
     <w:nsid w:val="47233C56"/>
     <w:multiLevelType w:val="multilevel"/>
     <w:tmpl w:val="C59096E0"/>
@@ -9152,7 +9859,305 @@
       </w:rPr>
     </w:lvl>
   </w:abstractNum>
-  <w:abstractNum w:abstractNumId="8" w15:restartNumberingAfterBreak="0">
+  <w:abstractNum w:abstractNumId="9" w15:restartNumberingAfterBreak="0">
+    <w:nsid w:val="49660649"/>
+    <w:multiLevelType w:val="multilevel"/>
+    <w:tmpl w:val="771CED2E"/>
+    <w:lvl w:ilvl="0">
+      <w:start w:val="1"/>
+      <w:numFmt w:val="bullet"/>
+      <w:lvlText w:val=""/>
+      <w:lvlJc w:val="left"/>
+      <w:pPr>
+        <w:tabs>
+          <w:tab w:val="num" w:pos="720"/>
+        </w:tabs>
+        <w:ind w:left="720" w:hanging="360"/>
+      </w:pPr>
+      <w:rPr>
+        <w:rFonts w:ascii="Symbol" w:hAnsi="Symbol" w:hint="default"/>
+        <w:sz w:val="20"/>
+      </w:rPr>
+    </w:lvl>
+    <w:lvl w:ilvl="1" w:tentative="1">
+      <w:start w:val="1"/>
+      <w:numFmt w:val="bullet"/>
+      <w:lvlText w:val="o"/>
+      <w:lvlJc w:val="left"/>
+      <w:pPr>
+        <w:tabs>
+          <w:tab w:val="num" w:pos="1440"/>
+        </w:tabs>
+        <w:ind w:left="1440" w:hanging="360"/>
+      </w:pPr>
+      <w:rPr>
+        <w:rFonts w:ascii="Courier New" w:hAnsi="Courier New" w:hint="default"/>
+        <w:sz w:val="20"/>
+      </w:rPr>
+    </w:lvl>
+    <w:lvl w:ilvl="2" w:tentative="1">
+      <w:start w:val="1"/>
+      <w:numFmt w:val="bullet"/>
+      <w:lvlText w:val=""/>
+      <w:lvlJc w:val="left"/>
+      <w:pPr>
+        <w:tabs>
+          <w:tab w:val="num" w:pos="2160"/>
+        </w:tabs>
+        <w:ind w:left="2160" w:hanging="360"/>
+      </w:pPr>
+      <w:rPr>
+        <w:rFonts w:ascii="Wingdings" w:hAnsi="Wingdings" w:hint="default"/>
+        <w:sz w:val="20"/>
+      </w:rPr>
+    </w:lvl>
+    <w:lvl w:ilvl="3" w:tentative="1">
+      <w:start w:val="1"/>
+      <w:numFmt w:val="bullet"/>
+      <w:lvlText w:val=""/>
+      <w:lvlJc w:val="left"/>
+      <w:pPr>
+        <w:tabs>
+          <w:tab w:val="num" w:pos="2880"/>
+        </w:tabs>
+        <w:ind w:left="2880" w:hanging="360"/>
+      </w:pPr>
+      <w:rPr>
+        <w:rFonts w:ascii="Wingdings" w:hAnsi="Wingdings" w:hint="default"/>
+        <w:sz w:val="20"/>
+      </w:rPr>
+    </w:lvl>
+    <w:lvl w:ilvl="4" w:tentative="1">
+      <w:start w:val="1"/>
+      <w:numFmt w:val="bullet"/>
+      <w:lvlText w:val=""/>
+      <w:lvlJc w:val="left"/>
+      <w:pPr>
+        <w:tabs>
+          <w:tab w:val="num" w:pos="3600"/>
+        </w:tabs>
+        <w:ind w:left="3600" w:hanging="360"/>
+      </w:pPr>
+      <w:rPr>
+        <w:rFonts w:ascii="Wingdings" w:hAnsi="Wingdings" w:hint="default"/>
+        <w:sz w:val="20"/>
+      </w:rPr>
+    </w:lvl>
+    <w:lvl w:ilvl="5" w:tentative="1">
+      <w:start w:val="1"/>
+      <w:numFmt w:val="bullet"/>
+      <w:lvlText w:val=""/>
+      <w:lvlJc w:val="left"/>
+      <w:pPr>
+        <w:tabs>
+          <w:tab w:val="num" w:pos="4320"/>
+        </w:tabs>
+        <w:ind w:left="4320" w:hanging="360"/>
+      </w:pPr>
+      <w:rPr>
+        <w:rFonts w:ascii="Wingdings" w:hAnsi="Wingdings" w:hint="default"/>
+        <w:sz w:val="20"/>
+      </w:rPr>
+    </w:lvl>
+    <w:lvl w:ilvl="6" w:tentative="1">
+      <w:start w:val="1"/>
+      <w:numFmt w:val="bullet"/>
+      <w:lvlText w:val=""/>
+      <w:lvlJc w:val="left"/>
+      <w:pPr>
+        <w:tabs>
+          <w:tab w:val="num" w:pos="5040"/>
+        </w:tabs>
+        <w:ind w:left="5040" w:hanging="360"/>
+      </w:pPr>
+      <w:rPr>
+        <w:rFonts w:ascii="Wingdings" w:hAnsi="Wingdings" w:hint="default"/>
+        <w:sz w:val="20"/>
+      </w:rPr>
+    </w:lvl>
+    <w:lvl w:ilvl="7" w:tentative="1">
+      <w:start w:val="1"/>
+      <w:numFmt w:val="bullet"/>
+      <w:lvlText w:val=""/>
+      <w:lvlJc w:val="left"/>
+      <w:pPr>
+        <w:tabs>
+          <w:tab w:val="num" w:pos="5760"/>
+        </w:tabs>
+        <w:ind w:left="5760" w:hanging="360"/>
+      </w:pPr>
+      <w:rPr>
+        <w:rFonts w:ascii="Wingdings" w:hAnsi="Wingdings" w:hint="default"/>
+        <w:sz w:val="20"/>
+      </w:rPr>
+    </w:lvl>
+    <w:lvl w:ilvl="8" w:tentative="1">
+      <w:start w:val="1"/>
+      <w:numFmt w:val="bullet"/>
+      <w:lvlText w:val=""/>
+      <w:lvlJc w:val="left"/>
+      <w:pPr>
+        <w:tabs>
+          <w:tab w:val="num" w:pos="6480"/>
+        </w:tabs>
+        <w:ind w:left="6480" w:hanging="360"/>
+      </w:pPr>
+      <w:rPr>
+        <w:rFonts w:ascii="Wingdings" w:hAnsi="Wingdings" w:hint="default"/>
+        <w:sz w:val="20"/>
+      </w:rPr>
+    </w:lvl>
+  </w:abstractNum>
+  <w:abstractNum w:abstractNumId="10" w15:restartNumberingAfterBreak="0">
+    <w:nsid w:val="4AC0616C"/>
+    <w:multiLevelType w:val="multilevel"/>
+    <w:tmpl w:val="7870DC22"/>
+    <w:lvl w:ilvl="0">
+      <w:start w:val="1"/>
+      <w:numFmt w:val="bullet"/>
+      <w:lvlText w:val=""/>
+      <w:lvlJc w:val="left"/>
+      <w:pPr>
+        <w:tabs>
+          <w:tab w:val="num" w:pos="720"/>
+        </w:tabs>
+        <w:ind w:left="720" w:hanging="360"/>
+      </w:pPr>
+      <w:rPr>
+        <w:rFonts w:ascii="Symbol" w:hAnsi="Symbol" w:hint="default"/>
+        <w:sz w:val="20"/>
+      </w:rPr>
+    </w:lvl>
+    <w:lvl w:ilvl="1" w:tentative="1">
+      <w:start w:val="1"/>
+      <w:numFmt w:val="bullet"/>
+      <w:lvlText w:val="o"/>
+      <w:lvlJc w:val="left"/>
+      <w:pPr>
+        <w:tabs>
+          <w:tab w:val="num" w:pos="1440"/>
+        </w:tabs>
+        <w:ind w:left="1440" w:hanging="360"/>
+      </w:pPr>
+      <w:rPr>
+        <w:rFonts w:ascii="Courier New" w:hAnsi="Courier New" w:hint="default"/>
+        <w:sz w:val="20"/>
+      </w:rPr>
+    </w:lvl>
+    <w:lvl w:ilvl="2" w:tentative="1">
+      <w:start w:val="1"/>
+      <w:numFmt w:val="bullet"/>
+      <w:lvlText w:val=""/>
+      <w:lvlJc w:val="left"/>
+      <w:pPr>
+        <w:tabs>
+          <w:tab w:val="num" w:pos="2160"/>
+        </w:tabs>
+        <w:ind w:left="2160" w:hanging="360"/>
+      </w:pPr>
+      <w:rPr>
+        <w:rFonts w:ascii="Wingdings" w:hAnsi="Wingdings" w:hint="default"/>
+        <w:sz w:val="20"/>
+      </w:rPr>
+    </w:lvl>
+    <w:lvl w:ilvl="3" w:tentative="1">
+      <w:start w:val="1"/>
+      <w:numFmt w:val="bullet"/>
+      <w:lvlText w:val=""/>
+      <w:lvlJc w:val="left"/>
+      <w:pPr>
+        <w:tabs>
+          <w:tab w:val="num" w:pos="2880"/>
+        </w:tabs>
+        <w:ind w:left="2880" w:hanging="360"/>
+      </w:pPr>
+      <w:rPr>
+        <w:rFonts w:ascii="Wingdings" w:hAnsi="Wingdings" w:hint="default"/>
+        <w:sz w:val="20"/>
+      </w:rPr>
+    </w:lvl>
+    <w:lvl w:ilvl="4" w:tentative="1">
+      <w:start w:val="1"/>
+      <w:numFmt w:val="bullet"/>
+      <w:lvlText w:val=""/>
+      <w:lvlJc w:val="left"/>
+      <w:pPr>
+        <w:tabs>
+          <w:tab w:val="num" w:pos="3600"/>
+        </w:tabs>
+        <w:ind w:left="3600" w:hanging="360"/>
+      </w:pPr>
+      <w:rPr>
+        <w:rFonts w:ascii="Wingdings" w:hAnsi="Wingdings" w:hint="default"/>
+        <w:sz w:val="20"/>
+      </w:rPr>
+    </w:lvl>
+    <w:lvl w:ilvl="5" w:tentative="1">
+      <w:start w:val="1"/>
+      <w:numFmt w:val="bullet"/>
+      <w:lvlText w:val=""/>
+      <w:lvlJc w:val="left"/>
+      <w:pPr>
+        <w:tabs>
+          <w:tab w:val="num" w:pos="4320"/>
+        </w:tabs>
+        <w:ind w:left="4320" w:hanging="360"/>
+      </w:pPr>
+      <w:rPr>
+        <w:rFonts w:ascii="Wingdings" w:hAnsi="Wingdings" w:hint="default"/>
+        <w:sz w:val="20"/>
+      </w:rPr>
+    </w:lvl>
+    <w:lvl w:ilvl="6" w:tentative="1">
+      <w:start w:val="1"/>
+      <w:numFmt w:val="bullet"/>
+      <w:lvlText w:val=""/>
+      <w:lvlJc w:val="left"/>
+      <w:pPr>
+        <w:tabs>
+          <w:tab w:val="num" w:pos="5040"/>
+        </w:tabs>
+        <w:ind w:left="5040" w:hanging="360"/>
+      </w:pPr>
+      <w:rPr>
+        <w:rFonts w:ascii="Wingdings" w:hAnsi="Wingdings" w:hint="default"/>
+        <w:sz w:val="20"/>
+      </w:rPr>
+    </w:lvl>
+    <w:lvl w:ilvl="7" w:tentative="1">
+      <w:start w:val="1"/>
+      <w:numFmt w:val="bullet"/>
+      <w:lvlText w:val=""/>
+      <w:lvlJc w:val="left"/>
+      <w:pPr>
+        <w:tabs>
+          <w:tab w:val="num" w:pos="5760"/>
+        </w:tabs>
+        <w:ind w:left="5760" w:hanging="360"/>
+      </w:pPr>
+      <w:rPr>
+        <w:rFonts w:ascii="Wingdings" w:hAnsi="Wingdings" w:hint="default"/>
+        <w:sz w:val="20"/>
+      </w:rPr>
+    </w:lvl>
+    <w:lvl w:ilvl="8" w:tentative="1">
+      <w:start w:val="1"/>
+      <w:numFmt w:val="bullet"/>
+      <w:lvlText w:val=""/>
+      <w:lvlJc w:val="left"/>
+      <w:pPr>
+        <w:tabs>
+          <w:tab w:val="num" w:pos="6480"/>
+        </w:tabs>
+        <w:ind w:left="6480" w:hanging="360"/>
+      </w:pPr>
+      <w:rPr>
+        <w:rFonts w:ascii="Wingdings" w:hAnsi="Wingdings" w:hint="default"/>
+        <w:sz w:val="20"/>
+      </w:rPr>
+    </w:lvl>
+  </w:abstractNum>
+  <w:abstractNum w:abstractNumId="11" w15:restartNumberingAfterBreak="0">
     <w:nsid w:val="4ECF2CBC"/>
     <w:multiLevelType w:val="multilevel"/>
     <w:tmpl w:val="04B63D44"/>
@@ -9265,7 +10270,7 @@
       </w:pPr>
     </w:lvl>
   </w:abstractNum>
-  <w:abstractNum w:abstractNumId="9" w15:restartNumberingAfterBreak="0">
+  <w:abstractNum w:abstractNumId="12" w15:restartNumberingAfterBreak="0">
     <w:nsid w:val="4EFC5B76"/>
     <w:multiLevelType w:val="hybridMultilevel"/>
     <w:tmpl w:val="279E1AD8"/>
@@ -9378,7 +10383,7 @@
       </w:rPr>
     </w:lvl>
   </w:abstractNum>
-  <w:abstractNum w:abstractNumId="10" w15:restartNumberingAfterBreak="0">
+  <w:abstractNum w:abstractNumId="13" w15:restartNumberingAfterBreak="0">
     <w:nsid w:val="5D827DEF"/>
     <w:multiLevelType w:val="multilevel"/>
     <w:tmpl w:val="0BD2C40E"/>
@@ -9527,7 +10532,156 @@
       </w:rPr>
     </w:lvl>
   </w:abstractNum>
-  <w:abstractNum w:abstractNumId="11" w15:restartNumberingAfterBreak="0">
+  <w:abstractNum w:abstractNumId="14" w15:restartNumberingAfterBreak="0">
+    <w:nsid w:val="67125F8E"/>
+    <w:multiLevelType w:val="multilevel"/>
+    <w:tmpl w:val="192E3DC6"/>
+    <w:lvl w:ilvl="0">
+      <w:start w:val="1"/>
+      <w:numFmt w:val="bullet"/>
+      <w:lvlText w:val=""/>
+      <w:lvlJc w:val="left"/>
+      <w:pPr>
+        <w:tabs>
+          <w:tab w:val="num" w:pos="720"/>
+        </w:tabs>
+        <w:ind w:left="720" w:hanging="360"/>
+      </w:pPr>
+      <w:rPr>
+        <w:rFonts w:ascii="Symbol" w:hAnsi="Symbol" w:hint="default"/>
+        <w:sz w:val="20"/>
+      </w:rPr>
+    </w:lvl>
+    <w:lvl w:ilvl="1" w:tentative="1">
+      <w:start w:val="1"/>
+      <w:numFmt w:val="bullet"/>
+      <w:lvlText w:val="o"/>
+      <w:lvlJc w:val="left"/>
+      <w:pPr>
+        <w:tabs>
+          <w:tab w:val="num" w:pos="1440"/>
+        </w:tabs>
+        <w:ind w:left="1440" w:hanging="360"/>
+      </w:pPr>
+      <w:rPr>
+        <w:rFonts w:ascii="Courier New" w:hAnsi="Courier New" w:hint="default"/>
+        <w:sz w:val="20"/>
+      </w:rPr>
+    </w:lvl>
+    <w:lvl w:ilvl="2" w:tentative="1">
+      <w:start w:val="1"/>
+      <w:numFmt w:val="bullet"/>
+      <w:lvlText w:val=""/>
+      <w:lvlJc w:val="left"/>
+      <w:pPr>
+        <w:tabs>
+          <w:tab w:val="num" w:pos="2160"/>
+        </w:tabs>
+        <w:ind w:left="2160" w:hanging="360"/>
+      </w:pPr>
+      <w:rPr>
+        <w:rFonts w:ascii="Wingdings" w:hAnsi="Wingdings" w:hint="default"/>
+        <w:sz w:val="20"/>
+      </w:rPr>
+    </w:lvl>
+    <w:lvl w:ilvl="3" w:tentative="1">
+      <w:start w:val="1"/>
+      <w:numFmt w:val="bullet"/>
+      <w:lvlText w:val=""/>
+      <w:lvlJc w:val="left"/>
+      <w:pPr>
+        <w:tabs>
+          <w:tab w:val="num" w:pos="2880"/>
+        </w:tabs>
+        <w:ind w:left="2880" w:hanging="360"/>
+      </w:pPr>
+      <w:rPr>
+        <w:rFonts w:ascii="Wingdings" w:hAnsi="Wingdings" w:hint="default"/>
+        <w:sz w:val="20"/>
+      </w:rPr>
+    </w:lvl>
+    <w:lvl w:ilvl="4" w:tentative="1">
+      <w:start w:val="1"/>
+      <w:numFmt w:val="bullet"/>
+      <w:lvlText w:val=""/>
+      <w:lvlJc w:val="left"/>
+      <w:pPr>
+        <w:tabs>
+          <w:tab w:val="num" w:pos="3600"/>
+        </w:tabs>
+        <w:ind w:left="3600" w:hanging="360"/>
+      </w:pPr>
+      <w:rPr>
+        <w:rFonts w:ascii="Wingdings" w:hAnsi="Wingdings" w:hint="default"/>
+        <w:sz w:val="20"/>
+      </w:rPr>
+    </w:lvl>
+    <w:lvl w:ilvl="5" w:tentative="1">
+      <w:start w:val="1"/>
+      <w:numFmt w:val="bullet"/>
+      <w:lvlText w:val=""/>
+      <w:lvlJc w:val="left"/>
+      <w:pPr>
+        <w:tabs>
+          <w:tab w:val="num" w:pos="4320"/>
+        </w:tabs>
+        <w:ind w:left="4320" w:hanging="360"/>
+      </w:pPr>
+      <w:rPr>
+        <w:rFonts w:ascii="Wingdings" w:hAnsi="Wingdings" w:hint="default"/>
+        <w:sz w:val="20"/>
+      </w:rPr>
+    </w:lvl>
+    <w:lvl w:ilvl="6" w:tentative="1">
+      <w:start w:val="1"/>
+      <w:numFmt w:val="bullet"/>
+      <w:lvlText w:val=""/>
+      <w:lvlJc w:val="left"/>
+      <w:pPr>
+        <w:tabs>
+          <w:tab w:val="num" w:pos="5040"/>
+        </w:tabs>
+        <w:ind w:left="5040" w:hanging="360"/>
+      </w:pPr>
+      <w:rPr>
+        <w:rFonts w:ascii="Wingdings" w:hAnsi="Wingdings" w:hint="default"/>
+        <w:sz w:val="20"/>
+      </w:rPr>
+    </w:lvl>
+    <w:lvl w:ilvl="7" w:tentative="1">
+      <w:start w:val="1"/>
+      <w:numFmt w:val="bullet"/>
+      <w:lvlText w:val=""/>
+      <w:lvlJc w:val="left"/>
+      <w:pPr>
+        <w:tabs>
+          <w:tab w:val="num" w:pos="5760"/>
+        </w:tabs>
+        <w:ind w:left="5760" w:hanging="360"/>
+      </w:pPr>
+      <w:rPr>
+        <w:rFonts w:ascii="Wingdings" w:hAnsi="Wingdings" w:hint="default"/>
+        <w:sz w:val="20"/>
+      </w:rPr>
+    </w:lvl>
+    <w:lvl w:ilvl="8" w:tentative="1">
+      <w:start w:val="1"/>
+      <w:numFmt w:val="bullet"/>
+      <w:lvlText w:val=""/>
+      <w:lvlJc w:val="left"/>
+      <w:pPr>
+        <w:tabs>
+          <w:tab w:val="num" w:pos="6480"/>
+        </w:tabs>
+        <w:ind w:left="6480" w:hanging="360"/>
+      </w:pPr>
+      <w:rPr>
+        <w:rFonts w:ascii="Wingdings" w:hAnsi="Wingdings" w:hint="default"/>
+        <w:sz w:val="20"/>
+      </w:rPr>
+    </w:lvl>
+  </w:abstractNum>
+  <w:abstractNum w:abstractNumId="15" w15:restartNumberingAfterBreak="0">
     <w:nsid w:val="68177D20"/>
     <w:multiLevelType w:val="multilevel"/>
     <w:tmpl w:val="18EA2BD2"/>
@@ -9676,7 +10830,7 @@
       </w:rPr>
     </w:lvl>
   </w:abstractNum>
-  <w:abstractNum w:abstractNumId="12" w15:restartNumberingAfterBreak="0">
+  <w:abstractNum w:abstractNumId="16" w15:restartNumberingAfterBreak="0">
     <w:nsid w:val="743554DC"/>
     <w:multiLevelType w:val="multilevel"/>
     <w:tmpl w:val="A8289CF4"/>
@@ -9825,7 +10979,156 @@
       </w:rPr>
     </w:lvl>
   </w:abstractNum>
-  <w:abstractNum w:abstractNumId="13" w15:restartNumberingAfterBreak="0">
+  <w:abstractNum w:abstractNumId="17" w15:restartNumberingAfterBreak="0">
+    <w:nsid w:val="769B7286"/>
+    <w:multiLevelType w:val="multilevel"/>
+    <w:tmpl w:val="A5EAA6E4"/>
+    <w:lvl w:ilvl="0">
+      <w:start w:val="1"/>
+      <w:numFmt w:val="bullet"/>
+      <w:lvlText w:val=""/>
+      <w:lvlJc w:val="left"/>
+      <w:pPr>
+        <w:tabs>
+          <w:tab w:val="num" w:pos="720"/>
+        </w:tabs>
+        <w:ind w:left="720" w:hanging="360"/>
+      </w:pPr>
+      <w:rPr>
+        <w:rFonts w:ascii="Symbol" w:hAnsi="Symbol" w:hint="default"/>
+        <w:sz w:val="20"/>
+      </w:rPr>
+    </w:lvl>
+    <w:lvl w:ilvl="1" w:tentative="1">
+      <w:start w:val="1"/>
+      <w:numFmt w:val="bullet"/>
+      <w:lvlText w:val="o"/>
+      <w:lvlJc w:val="left"/>
+      <w:pPr>
+        <w:tabs>
+          <w:tab w:val="num" w:pos="1440"/>
+        </w:tabs>
+        <w:ind w:left="1440" w:hanging="360"/>
+      </w:pPr>
+      <w:rPr>
+        <w:rFonts w:ascii="Courier New" w:hAnsi="Courier New" w:hint="default"/>
+        <w:sz w:val="20"/>
+      </w:rPr>
+    </w:lvl>
+    <w:lvl w:ilvl="2" w:tentative="1">
+      <w:start w:val="1"/>
+      <w:numFmt w:val="bullet"/>
+      <w:lvlText w:val=""/>
+      <w:lvlJc w:val="left"/>
+      <w:pPr>
+        <w:tabs>
+          <w:tab w:val="num" w:pos="2160"/>
+        </w:tabs>
+        <w:ind w:left="2160" w:hanging="360"/>
+      </w:pPr>
+      <w:rPr>
+        <w:rFonts w:ascii="Wingdings" w:hAnsi="Wingdings" w:hint="default"/>
+        <w:sz w:val="20"/>
+      </w:rPr>
+    </w:lvl>
+    <w:lvl w:ilvl="3" w:tentative="1">
+      <w:start w:val="1"/>
+      <w:numFmt w:val="bullet"/>
+      <w:lvlText w:val=""/>
+      <w:lvlJc w:val="left"/>
+      <w:pPr>
+        <w:tabs>
+          <w:tab w:val="num" w:pos="2880"/>
+        </w:tabs>
+        <w:ind w:left="2880" w:hanging="360"/>
+      </w:pPr>
+      <w:rPr>
+        <w:rFonts w:ascii="Wingdings" w:hAnsi="Wingdings" w:hint="default"/>
+        <w:sz w:val="20"/>
+      </w:rPr>
+    </w:lvl>
+    <w:lvl w:ilvl="4" w:tentative="1">
+      <w:start w:val="1"/>
+      <w:numFmt w:val="bullet"/>
+      <w:lvlText w:val=""/>
+      <w:lvlJc w:val="left"/>
+      <w:pPr>
+        <w:tabs>
+          <w:tab w:val="num" w:pos="3600"/>
+        </w:tabs>
+        <w:ind w:left="3600" w:hanging="360"/>
+      </w:pPr>
+      <w:rPr>
+        <w:rFonts w:ascii="Wingdings" w:hAnsi="Wingdings" w:hint="default"/>
+        <w:sz w:val="20"/>
+      </w:rPr>
+    </w:lvl>
+    <w:lvl w:ilvl="5" w:tentative="1">
+      <w:start w:val="1"/>
+      <w:numFmt w:val="bullet"/>
+      <w:lvlText w:val=""/>
+      <w:lvlJc w:val="left"/>
+      <w:pPr>
+        <w:tabs>
+          <w:tab w:val="num" w:pos="4320"/>
+        </w:tabs>
+        <w:ind w:left="4320" w:hanging="360"/>
+      </w:pPr>
+      <w:rPr>
+        <w:rFonts w:ascii="Wingdings" w:hAnsi="Wingdings" w:hint="default"/>
+        <w:sz w:val="20"/>
+      </w:rPr>
+    </w:lvl>
+    <w:lvl w:ilvl="6" w:tentative="1">
+      <w:start w:val="1"/>
+      <w:numFmt w:val="bullet"/>
+      <w:lvlText w:val=""/>
+      <w:lvlJc w:val="left"/>
+      <w:pPr>
+        <w:tabs>
+          <w:tab w:val="num" w:pos="5040"/>
+        </w:tabs>
+        <w:ind w:left="5040" w:hanging="360"/>
+      </w:pPr>
+      <w:rPr>
+        <w:rFonts w:ascii="Wingdings" w:hAnsi="Wingdings" w:hint="default"/>
+        <w:sz w:val="20"/>
+      </w:rPr>
+    </w:lvl>
+    <w:lvl w:ilvl="7" w:tentative="1">
+      <w:start w:val="1"/>
+      <w:numFmt w:val="bullet"/>
+      <w:lvlText w:val=""/>
+      <w:lvlJc w:val="left"/>
+      <w:pPr>
+        <w:tabs>
+          <w:tab w:val="num" w:pos="5760"/>
+        </w:tabs>
+        <w:ind w:left="5760" w:hanging="360"/>
+      </w:pPr>
+      <w:rPr>
+        <w:rFonts w:ascii="Wingdings" w:hAnsi="Wingdings" w:hint="default"/>
+        <w:sz w:val="20"/>
+      </w:rPr>
+    </w:lvl>
+    <w:lvl w:ilvl="8" w:tentative="1">
+      <w:start w:val="1"/>
+      <w:numFmt w:val="bullet"/>
+      <w:lvlText w:val=""/>
+      <w:lvlJc w:val="left"/>
+      <w:pPr>
+        <w:tabs>
+          <w:tab w:val="num" w:pos="6480"/>
+        </w:tabs>
+        <w:ind w:left="6480" w:hanging="360"/>
+      </w:pPr>
+      <w:rPr>
+        <w:rFonts w:ascii="Wingdings" w:hAnsi="Wingdings" w:hint="default"/>
+        <w:sz w:val="20"/>
+      </w:rPr>
+    </w:lvl>
+  </w:abstractNum>
+  <w:abstractNum w:abstractNumId="18" w15:restartNumberingAfterBreak="0">
     <w:nsid w:val="78F0714F"/>
     <w:multiLevelType w:val="multilevel"/>
     <w:tmpl w:val="8A68525E"/>
@@ -9981,40 +11284,55 @@
     <w:abstractNumId w:val="4"/>
   </w:num>
   <w:num w:numId="3" w16cid:durableId="1209151166">
-    <w:abstractNumId w:val="11"/>
+    <w:abstractNumId w:val="15"/>
   </w:num>
   <w:num w:numId="4" w16cid:durableId="702243830">
-    <w:abstractNumId w:val="13"/>
+    <w:abstractNumId w:val="18"/>
   </w:num>
   <w:num w:numId="5" w16cid:durableId="1810904177">
-    <w:abstractNumId w:val="6"/>
+    <w:abstractNumId w:val="7"/>
   </w:num>
   <w:num w:numId="6" w16cid:durableId="2012682099">
-    <w:abstractNumId w:val="9"/>
+    <w:abstractNumId w:val="12"/>
   </w:num>
   <w:num w:numId="7" w16cid:durableId="189074248">
     <w:abstractNumId w:val="1"/>
   </w:num>
   <w:num w:numId="8" w16cid:durableId="1574700095">
-    <w:abstractNumId w:val="12"/>
+    <w:abstractNumId w:val="16"/>
   </w:num>
   <w:num w:numId="9" w16cid:durableId="1621299866">
-    <w:abstractNumId w:val="10"/>
+    <w:abstractNumId w:val="13"/>
   </w:num>
   <w:num w:numId="10" w16cid:durableId="1294483538">
-    <w:abstractNumId w:val="8"/>
+    <w:abstractNumId w:val="11"/>
   </w:num>
   <w:num w:numId="11" w16cid:durableId="1586307767">
-    <w:abstractNumId w:val="5"/>
+    <w:abstractNumId w:val="6"/>
   </w:num>
   <w:num w:numId="12" w16cid:durableId="1152648012">
-    <w:abstractNumId w:val="7"/>
+    <w:abstractNumId w:val="8"/>
   </w:num>
   <w:num w:numId="13" w16cid:durableId="2025551096">
     <w:abstractNumId w:val="3"/>
   </w:num>
   <w:num w:numId="14" w16cid:durableId="172376469">
     <w:abstractNumId w:val="2"/>
+  </w:num>
+  <w:num w:numId="15" w16cid:durableId="1653866906">
+    <w:abstractNumId w:val="9"/>
+  </w:num>
+  <w:num w:numId="16" w16cid:durableId="310721860">
+    <w:abstractNumId w:val="17"/>
+  </w:num>
+  <w:num w:numId="17" w16cid:durableId="1907835738">
+    <w:abstractNumId w:val="5"/>
+  </w:num>
+  <w:num w:numId="18" w16cid:durableId="1433286474">
+    <w:abstractNumId w:val="10"/>
+  </w:num>
+  <w:num w:numId="19" w16cid:durableId="686829304">
+    <w:abstractNumId w:val="14"/>
   </w:num>
 </w:numbering>
 </file>
